--- a/docs/phase 2/Projektdokumentation.docx
+++ b/docs/phase 2/Projektdokumentation.docx
@@ -281,19 +281,19 @@
         <w:rPr>
           <w:rFonts w:cs="Arial"/>
         </w:rPr>
-        <w:t>27</w:t>
+        <w:t>xx</w:t>
       </w:r>
       <w:r>
         <w:rPr>
           <w:rFonts w:cs="Arial"/>
         </w:rPr>
-        <w:t>.0</w:t>
+        <w:t>.</w:t>
       </w:r>
       <w:r>
         <w:rPr>
           <w:rFonts w:cs="Arial"/>
         </w:rPr>
-        <w:t>9</w:t>
+        <w:t>10</w:t>
       </w:r>
       <w:r>
         <w:rPr>
@@ -399,7 +399,7 @@
             </w:rPr>
             <w:fldChar w:fldCharType="separate"/>
           </w:r>
-          <w:hyperlink w:anchor="_Toc241412395" w:history="1">
+          <w:hyperlink w:anchor="_Toc243653453" w:history="1">
             <w:r>
               <w:rPr>
                 <w:rStyle w:val="Hyperlink"/>
@@ -427,7 +427,7 @@
                 <w:noProof/>
                 <w:webHidden/>
               </w:rPr>
-              <w:instrText xml:space="preserve"> PAGEREF _Toc241412395 \h </w:instrText>
+              <w:instrText xml:space="preserve"> PAGEREF _Toc243653453 \h </w:instrText>
             </w:r>
             <w:r>
               <w:rPr>
@@ -469,7 +469,7 @@
               <w:lang w:eastAsia="de-DE"/>
             </w:rPr>
           </w:pPr>
-          <w:hyperlink w:anchor="_Toc241412396" w:history="1">
+          <w:hyperlink w:anchor="_Toc243653454" w:history="1">
             <w:r>
               <w:rPr>
                 <w:rStyle w:val="Hyperlink"/>
@@ -497,7 +497,7 @@
                 <w:noProof/>
                 <w:webHidden/>
               </w:rPr>
-              <w:instrText xml:space="preserve"> PAGEREF _Toc241412396 \h </w:instrText>
+              <w:instrText xml:space="preserve"> PAGEREF _Toc243653454 \h </w:instrText>
             </w:r>
             <w:r>
               <w:rPr>
@@ -539,7 +539,7 @@
               <w:lang w:eastAsia="de-DE"/>
             </w:rPr>
           </w:pPr>
-          <w:hyperlink w:anchor="_Toc241412397" w:history="1">
+          <w:hyperlink w:anchor="_Toc243653455" w:history="1">
             <w:r>
               <w:rPr>
                 <w:rStyle w:val="Hyperlink"/>
@@ -566,7 +566,7 @@
                 <w:noProof/>
                 <w:webHidden/>
               </w:rPr>
-              <w:instrText xml:space="preserve"> PAGEREF _Toc241412397 \h </w:instrText>
+              <w:instrText xml:space="preserve"> PAGEREF _Toc243653455 \h </w:instrText>
             </w:r>
             <w:r>
               <w:rPr>
@@ -608,14 +608,152 @@
               <w:lang w:eastAsia="de-DE"/>
             </w:rPr>
           </w:pPr>
-          <w:hyperlink w:anchor="_Toc241412398" w:history="1">
+          <w:hyperlink w:anchor="_Toc243653456" w:history="1">
+            <w:r>
+              <w:rPr>
+                <w:rStyle w:val="Hyperlink"/>
+                <w:noProof/>
+              </w:rPr>
+              <w:t>2. Projektmotivation</w:t>
+            </w:r>
+            <w:r>
+              <w:rPr>
+                <w:noProof/>
+                <w:webHidden/>
+              </w:rPr>
+              <w:tab/>
+            </w:r>
+            <w:r>
+              <w:rPr>
+                <w:noProof/>
+                <w:webHidden/>
+              </w:rPr>
+              <w:fldChar w:fldCharType="begin"/>
+            </w:r>
+            <w:r>
+              <w:rPr>
+                <w:noProof/>
+                <w:webHidden/>
+              </w:rPr>
+              <w:instrText xml:space="preserve"> PAGEREF _Toc243653456 \h </w:instrText>
+            </w:r>
+            <w:r>
+              <w:rPr>
+                <w:noProof/>
+                <w:webHidden/>
+              </w:rPr>
+            </w:r>
+            <w:r>
+              <w:rPr>
+                <w:noProof/>
+                <w:webHidden/>
+              </w:rPr>
+              <w:fldChar w:fldCharType="separate"/>
+            </w:r>
+            <w:r>
+              <w:rPr>
+                <w:noProof/>
+                <w:webHidden/>
+              </w:rPr>
+              <w:t>1</w:t>
+            </w:r>
+            <w:r>
+              <w:rPr>
+                <w:noProof/>
+                <w:webHidden/>
+              </w:rPr>
+              <w:fldChar w:fldCharType="end"/>
+            </w:r>
+          </w:hyperlink>
+        </w:p>
+        <w:p>
+          <w:pPr>
+            <w:pStyle w:val="Verzeichnis1"/>
+            <w:rPr>
+              <w:rFonts w:asciiTheme="minorHAnsi" w:eastAsiaTheme="minorEastAsia" w:hAnsiTheme="minorHAnsi"/>
+              <w:noProof/>
+              <w:sz w:val="24"/>
+              <w:szCs w:val="24"/>
+              <w:lang w:eastAsia="de-DE"/>
+            </w:rPr>
+          </w:pPr>
+          <w:hyperlink w:anchor="_Toc243653457" w:history="1">
+            <w:r>
+              <w:rPr>
+                <w:rStyle w:val="Hyperlink"/>
+                <w:noProof/>
+              </w:rPr>
+              <w:t>3. Projektmethodik</w:t>
+            </w:r>
+            <w:r>
+              <w:rPr>
+                <w:noProof/>
+                <w:webHidden/>
+              </w:rPr>
+              <w:tab/>
+            </w:r>
+            <w:r>
+              <w:rPr>
+                <w:noProof/>
+                <w:webHidden/>
+              </w:rPr>
+              <w:fldChar w:fldCharType="begin"/>
+            </w:r>
+            <w:r>
+              <w:rPr>
+                <w:noProof/>
+                <w:webHidden/>
+              </w:rPr>
+              <w:instrText xml:space="preserve"> PAGEREF _Toc243653457 \h </w:instrText>
+            </w:r>
+            <w:r>
+              <w:rPr>
+                <w:noProof/>
+                <w:webHidden/>
+              </w:rPr>
+            </w:r>
+            <w:r>
+              <w:rPr>
+                <w:noProof/>
+                <w:webHidden/>
+              </w:rPr>
+              <w:fldChar w:fldCharType="separate"/>
+            </w:r>
+            <w:r>
+              <w:rPr>
+                <w:noProof/>
+                <w:webHidden/>
+              </w:rPr>
+              <w:t>1</w:t>
+            </w:r>
+            <w:r>
+              <w:rPr>
+                <w:noProof/>
+                <w:webHidden/>
+              </w:rPr>
+              <w:fldChar w:fldCharType="end"/>
+            </w:r>
+          </w:hyperlink>
+        </w:p>
+        <w:p>
+          <w:pPr>
+            <w:pStyle w:val="Verzeichnis1"/>
+            <w:rPr>
+              <w:rFonts w:asciiTheme="minorHAnsi" w:eastAsiaTheme="minorEastAsia" w:hAnsiTheme="minorHAnsi"/>
+              <w:noProof/>
+              <w:sz w:val="24"/>
+              <w:szCs w:val="24"/>
+              <w:lang w:eastAsia="de-DE"/>
+            </w:rPr>
+          </w:pPr>
+          <w:hyperlink w:anchor="_Toc243653458" w:history="1">
             <w:r>
               <w:rPr>
                 <w:rStyle w:val="Hyperlink"/>
                 <w:rFonts w:cs="Arial"/>
                 <w:noProof/>
               </w:rPr>
-              <w:t>2. Projektübersicht</w:t>
+              <w:t>4. Projektübersicht</w:t>
             </w:r>
             <w:r>
               <w:rPr>
@@ -636,7 +774,7 @@
                 <w:noProof/>
                 <w:webHidden/>
               </w:rPr>
-              <w:instrText xml:space="preserve"> PAGEREF _Toc241412398 \h </w:instrText>
+              <w:instrText xml:space="preserve"> PAGEREF _Toc243653458 \h </w:instrText>
             </w:r>
             <w:r>
               <w:rPr>
@@ -656,7 +794,97 @@
                 <w:noProof/>
                 <w:webHidden/>
               </w:rPr>
-              <w:t>1</w:t>
+              <w:t>3</w:t>
+            </w:r>
+            <w:r>
+              <w:rPr>
+                <w:noProof/>
+                <w:webHidden/>
+              </w:rPr>
+              <w:fldChar w:fldCharType="end"/>
+            </w:r>
+          </w:hyperlink>
+        </w:p>
+        <w:p>
+          <w:pPr>
+            <w:pStyle w:val="Verzeichnis2"/>
+            <w:tabs>
+              <w:tab w:val="left" w:pos="960"/>
+              <w:tab w:val="right" w:leader="dot" w:pos="9628"/>
+            </w:tabs>
+            <w:rPr>
+              <w:rFonts w:asciiTheme="minorHAnsi" w:eastAsiaTheme="minorEastAsia" w:hAnsiTheme="minorHAnsi"/>
+              <w:noProof/>
+              <w:sz w:val="24"/>
+              <w:szCs w:val="24"/>
+              <w:lang w:eastAsia="de-DE"/>
+            </w:rPr>
+          </w:pPr>
+          <w:hyperlink w:anchor="_Toc243653459" w:history="1">
+            <w:r>
+              <w:rPr>
+                <w:rStyle w:val="Hyperlink"/>
+                <w:noProof/>
+              </w:rPr>
+              <w:t>4.1</w:t>
+            </w:r>
+            <w:r>
+              <w:rPr>
+                <w:rFonts w:asciiTheme="minorHAnsi" w:eastAsiaTheme="minorEastAsia" w:hAnsiTheme="minorHAnsi"/>
+                <w:noProof/>
+                <w:sz w:val="24"/>
+                <w:szCs w:val="24"/>
+                <w:lang w:eastAsia="de-DE"/>
+              </w:rPr>
+              <w:t xml:space="preserve"> </w:t>
+            </w:r>
+            <w:r>
+              <w:rPr>
+                <w:rStyle w:val="Hyperlink"/>
+                <w:noProof/>
+              </w:rPr>
+              <w:t>Projektziel</w:t>
+            </w:r>
+            <w:r>
+              <w:rPr>
+                <w:noProof/>
+                <w:webHidden/>
+              </w:rPr>
+              <w:tab/>
+            </w:r>
+            <w:r>
+              <w:rPr>
+                <w:noProof/>
+                <w:webHidden/>
+              </w:rPr>
+              <w:fldChar w:fldCharType="begin"/>
+            </w:r>
+            <w:r>
+              <w:rPr>
+                <w:noProof/>
+                <w:webHidden/>
+              </w:rPr>
+              <w:instrText xml:space="preserve"> PAGEREF _Toc243653459 \h </w:instrText>
+            </w:r>
+            <w:r>
+              <w:rPr>
+                <w:noProof/>
+                <w:webHidden/>
+              </w:rPr>
+            </w:r>
+            <w:r>
+              <w:rPr>
+                <w:noProof/>
+                <w:webHidden/>
+              </w:rPr>
+              <w:fldChar w:fldCharType="separate"/>
+            </w:r>
+            <w:r>
+              <w:rPr>
+                <w:noProof/>
+                <w:webHidden/>
+              </w:rPr>
+              <w:t>3</w:t>
             </w:r>
             <w:r>
               <w:rPr>
@@ -681,13 +909,13 @@
               <w:lang w:eastAsia="de-DE"/>
             </w:rPr>
           </w:pPr>
-          <w:hyperlink w:anchor="_Toc241412399" w:history="1">
+          <w:hyperlink w:anchor="_Toc243653460" w:history="1">
             <w:r>
               <w:rPr>
                 <w:rStyle w:val="Hyperlink"/>
                 <w:noProof/>
               </w:rPr>
-              <w:t>2.1 Projektziel</w:t>
+              <w:t>4.2 Spielprinzip</w:t>
             </w:r>
             <w:r>
               <w:rPr>
@@ -708,7 +936,7 @@
                 <w:noProof/>
                 <w:webHidden/>
               </w:rPr>
-              <w:instrText xml:space="preserve"> PAGEREF _Toc241412399 \h </w:instrText>
+              <w:instrText xml:space="preserve"> PAGEREF _Toc243653460 \h </w:instrText>
             </w:r>
             <w:r>
               <w:rPr>
@@ -728,7 +956,7 @@
                 <w:noProof/>
                 <w:webHidden/>
               </w:rPr>
-              <w:t>1</w:t>
+              <w:t>3</w:t>
             </w:r>
             <w:r>
               <w:rPr>
@@ -753,13 +981,13 @@
               <w:lang w:eastAsia="de-DE"/>
             </w:rPr>
           </w:pPr>
-          <w:hyperlink w:anchor="_Toc241412400" w:history="1">
+          <w:hyperlink w:anchor="_Toc243653461" w:history="1">
             <w:r>
               <w:rPr>
                 <w:rStyle w:val="Hyperlink"/>
                 <w:noProof/>
               </w:rPr>
-              <w:t>2.2 Spielprinzip</w:t>
+              <w:t>4.3 Zielgruppe</w:t>
             </w:r>
             <w:r>
               <w:rPr>
@@ -780,7 +1008,7 @@
                 <w:noProof/>
                 <w:webHidden/>
               </w:rPr>
-              <w:instrText xml:space="preserve"> PAGEREF _Toc241412400 \h </w:instrText>
+              <w:instrText xml:space="preserve"> PAGEREF _Toc243653461 \h </w:instrText>
             </w:r>
             <w:r>
               <w:rPr>
@@ -800,7 +1028,7 @@
                 <w:noProof/>
                 <w:webHidden/>
               </w:rPr>
-              <w:t>1</w:t>
+              <w:t>4</w:t>
             </w:r>
             <w:r>
               <w:rPr>
@@ -825,13 +1053,13 @@
               <w:lang w:eastAsia="de-DE"/>
             </w:rPr>
           </w:pPr>
-          <w:hyperlink w:anchor="_Toc241412401" w:history="1">
+          <w:hyperlink w:anchor="_Toc243653462" w:history="1">
             <w:r>
               <w:rPr>
                 <w:rStyle w:val="Hyperlink"/>
                 <w:noProof/>
               </w:rPr>
-              <w:t>2.3 Zielgruppe</w:t>
+              <w:t>4.4 Kundennutzen</w:t>
             </w:r>
             <w:r>
               <w:rPr>
@@ -852,7 +1080,7 @@
                 <w:noProof/>
                 <w:webHidden/>
               </w:rPr>
-              <w:instrText xml:space="preserve"> PAGEREF _Toc241412401 \h </w:instrText>
+              <w:instrText xml:space="preserve"> PAGEREF _Toc243653462 \h </w:instrText>
             </w:r>
             <w:r>
               <w:rPr>
@@ -872,7 +1100,7 @@
                 <w:noProof/>
                 <w:webHidden/>
               </w:rPr>
-              <w:t>2</w:t>
+              <w:t>4</w:t>
             </w:r>
             <w:r>
               <w:rPr>
@@ -897,13 +1125,13 @@
               <w:lang w:eastAsia="de-DE"/>
             </w:rPr>
           </w:pPr>
-          <w:hyperlink w:anchor="_Toc241412402" w:history="1">
+          <w:hyperlink w:anchor="_Toc243653463" w:history="1">
             <w:r>
               <w:rPr>
                 <w:rStyle w:val="Hyperlink"/>
                 <w:noProof/>
               </w:rPr>
-              <w:t>2.4 Kundennutzen</w:t>
+              <w:t>4.5 Projektumfang</w:t>
             </w:r>
             <w:r>
               <w:rPr>
@@ -924,7 +1152,7 @@
                 <w:noProof/>
                 <w:webHidden/>
               </w:rPr>
-              <w:instrText xml:space="preserve"> PAGEREF _Toc241412402 \h </w:instrText>
+              <w:instrText xml:space="preserve"> PAGEREF _Toc243653463 \h </w:instrText>
             </w:r>
             <w:r>
               <w:rPr>
@@ -944,79 +1172,7 @@
                 <w:noProof/>
                 <w:webHidden/>
               </w:rPr>
-              <w:t>2</w:t>
-            </w:r>
-            <w:r>
-              <w:rPr>
-                <w:noProof/>
-                <w:webHidden/>
-              </w:rPr>
-              <w:fldChar w:fldCharType="end"/>
-            </w:r>
-          </w:hyperlink>
-        </w:p>
-        <w:p>
-          <w:pPr>
-            <w:pStyle w:val="Verzeichnis2"/>
-            <w:tabs>
-              <w:tab w:val="right" w:leader="dot" w:pos="9628"/>
-            </w:tabs>
-            <w:rPr>
-              <w:rFonts w:asciiTheme="minorHAnsi" w:eastAsiaTheme="minorEastAsia" w:hAnsiTheme="minorHAnsi"/>
-              <w:noProof/>
-              <w:sz w:val="24"/>
-              <w:szCs w:val="24"/>
-              <w:lang w:eastAsia="de-DE"/>
-            </w:rPr>
-          </w:pPr>
-          <w:hyperlink w:anchor="_Toc241412403" w:history="1">
-            <w:r>
-              <w:rPr>
-                <w:rStyle w:val="Hyperlink"/>
-                <w:noProof/>
-              </w:rPr>
-              <w:t>2.5 Projektumfang</w:t>
-            </w:r>
-            <w:r>
-              <w:rPr>
-                <w:noProof/>
-                <w:webHidden/>
-              </w:rPr>
-              <w:tab/>
-            </w:r>
-            <w:r>
-              <w:rPr>
-                <w:noProof/>
-                <w:webHidden/>
-              </w:rPr>
-              <w:fldChar w:fldCharType="begin"/>
-            </w:r>
-            <w:r>
-              <w:rPr>
-                <w:noProof/>
-                <w:webHidden/>
-              </w:rPr>
-              <w:instrText xml:space="preserve"> PAGEREF _Toc241412403 \h </w:instrText>
-            </w:r>
-            <w:r>
-              <w:rPr>
-                <w:noProof/>
-                <w:webHidden/>
-              </w:rPr>
-            </w:r>
-            <w:r>
-              <w:rPr>
-                <w:noProof/>
-                <w:webHidden/>
-              </w:rPr>
-              <w:fldChar w:fldCharType="separate"/>
-            </w:r>
-            <w:r>
-              <w:rPr>
-                <w:noProof/>
-                <w:webHidden/>
-              </w:rPr>
-              <w:t>3</w:t>
+              <w:t>4</w:t>
             </w:r>
             <w:r>
               <w:rPr>
@@ -1038,14 +1194,14 @@
               <w:lang w:eastAsia="de-DE"/>
             </w:rPr>
           </w:pPr>
-          <w:hyperlink w:anchor="_Toc241412404" w:history="1">
+          <w:hyperlink w:anchor="_Toc243653464" w:history="1">
             <w:r>
               <w:rPr>
                 <w:rStyle w:val="Hyperlink"/>
                 <w:rFonts w:cs="Arial"/>
                 <w:noProof/>
               </w:rPr>
-              <w:t>3. Risikomanagement</w:t>
+              <w:t>5. Risikomanagement</w:t>
             </w:r>
             <w:r>
               <w:rPr>
@@ -1066,7 +1222,7 @@
                 <w:noProof/>
                 <w:webHidden/>
               </w:rPr>
-              <w:instrText xml:space="preserve"> PAGEREF _Toc241412404 \h </w:instrText>
+              <w:instrText xml:space="preserve"> PAGEREF _Toc243653464 \h </w:instrText>
             </w:r>
             <w:r>
               <w:rPr>
@@ -1086,7 +1242,7 @@
                 <w:noProof/>
                 <w:webHidden/>
               </w:rPr>
-              <w:t>5</w:t>
+              <w:t>6</w:t>
             </w:r>
             <w:r>
               <w:rPr>
@@ -1108,14 +1264,14 @@
               <w:lang w:eastAsia="de-DE"/>
             </w:rPr>
           </w:pPr>
-          <w:hyperlink w:anchor="_Toc241412405" w:history="1">
+          <w:hyperlink w:anchor="_Toc243653465" w:history="1">
             <w:r>
               <w:rPr>
                 <w:rStyle w:val="Hyperlink"/>
                 <w:rFonts w:cs="Arial"/>
                 <w:noProof/>
               </w:rPr>
-              <w:t>4. Zeitplanung</w:t>
+              <w:t>6. Zeitplanung</w:t>
             </w:r>
             <w:r>
               <w:rPr>
@@ -1136,7 +1292,7 @@
                 <w:noProof/>
                 <w:webHidden/>
               </w:rPr>
-              <w:instrText xml:space="preserve"> PAGEREF _Toc241412405 \h </w:instrText>
+              <w:instrText xml:space="preserve"> PAGEREF _Toc243653465 \h </w:instrText>
             </w:r>
             <w:r>
               <w:rPr>
@@ -1156,7 +1312,7 @@
                 <w:noProof/>
                 <w:webHidden/>
               </w:rPr>
-              <w:t>7</w:t>
+              <w:t>8</w:t>
             </w:r>
             <w:r>
               <w:rPr>
@@ -1178,7 +1334,7 @@
               <w:lang w:eastAsia="de-DE"/>
             </w:rPr>
           </w:pPr>
-          <w:hyperlink w:anchor="_Toc241412406" w:history="1">
+          <w:hyperlink w:anchor="_Toc243653466" w:history="1">
             <w:r>
               <w:rPr>
                 <w:rStyle w:val="Hyperlink"/>
@@ -1205,7 +1361,7 @@
                 <w:noProof/>
                 <w:webHidden/>
               </w:rPr>
-              <w:instrText xml:space="preserve"> PAGEREF _Toc241412406 \h </w:instrText>
+              <w:instrText xml:space="preserve"> PAGEREF _Toc243653466 \h </w:instrText>
             </w:r>
             <w:r>
               <w:rPr>
@@ -1279,7 +1435,7 @@
           <w:rFonts w:cs="Arial"/>
         </w:rPr>
       </w:pPr>
-      <w:bookmarkStart w:id="0" w:name="_Toc241412395"/>
+      <w:bookmarkStart w:id="0" w:name="_Toc243653453"/>
       <w:r>
         <w:rPr>
           <w:rFonts w:cs="Arial"/>
@@ -1319,7 +1475,7 @@
       <w:r>
         <w:fldChar w:fldCharType="separate"/>
       </w:r>
-      <w:hyperlink w:anchor="_Toc241412407" w:history="1">
+      <w:hyperlink w:anchor="_Toc243653173" w:history="1">
         <w:r>
           <w:rPr>
             <w:rStyle w:val="Hyperlink"/>
@@ -1346,7 +1502,7 @@
             <w:noProof/>
             <w:webHidden/>
           </w:rPr>
-          <w:instrText xml:space="preserve"> PAGEREF _Toc241412407 \h </w:instrText>
+          <w:instrText xml:space="preserve"> PAGEREF _Toc243653173 \h </w:instrText>
         </w:r>
         <w:r>
           <w:rPr>
@@ -1366,7 +1522,7 @@
             <w:noProof/>
             <w:webHidden/>
           </w:rPr>
-          <w:t>5</w:t>
+          <w:t>6</w:t>
         </w:r>
         <w:r>
           <w:rPr>
@@ -1391,7 +1547,7 @@
           <w:lang w:eastAsia="de-DE"/>
         </w:rPr>
       </w:pPr>
-      <w:hyperlink w:anchor="_Toc241412408" w:history="1">
+      <w:hyperlink w:anchor="_Toc243653174" w:history="1">
         <w:r>
           <w:rPr>
             <w:rStyle w:val="Hyperlink"/>
@@ -1418,79 +1574,7 @@
             <w:noProof/>
             <w:webHidden/>
           </w:rPr>
-          <w:instrText xml:space="preserve"> PAGEREF _Toc241412408 \h </w:instrText>
-        </w:r>
-        <w:r>
-          <w:rPr>
-            <w:noProof/>
-            <w:webHidden/>
-          </w:rPr>
-        </w:r>
-        <w:r>
-          <w:rPr>
-            <w:noProof/>
-            <w:webHidden/>
-          </w:rPr>
-          <w:fldChar w:fldCharType="separate"/>
-        </w:r>
-        <w:r>
-          <w:rPr>
-            <w:noProof/>
-            <w:webHidden/>
-          </w:rPr>
-          <w:t>7</w:t>
-        </w:r>
-        <w:r>
-          <w:rPr>
-            <w:noProof/>
-            <w:webHidden/>
-          </w:rPr>
-          <w:fldChar w:fldCharType="end"/>
-        </w:r>
-      </w:hyperlink>
-    </w:p>
-    <w:p>
-      <w:pPr>
-        <w:pStyle w:val="Abbildungsverzeichnis"/>
-        <w:tabs>
-          <w:tab w:val="right" w:leader="dot" w:pos="9628"/>
-        </w:tabs>
-        <w:rPr>
-          <w:rFonts w:asciiTheme="minorHAnsi" w:eastAsiaTheme="minorEastAsia" w:hAnsiTheme="minorHAnsi"/>
-          <w:noProof/>
-          <w:sz w:val="24"/>
-          <w:szCs w:val="24"/>
-          <w:lang w:eastAsia="de-DE"/>
-        </w:rPr>
-      </w:pPr>
-      <w:hyperlink w:anchor="_Toc241412409" w:history="1">
-        <w:r>
-          <w:rPr>
-            <w:rStyle w:val="Hyperlink"/>
-            <w:noProof/>
-          </w:rPr>
-          <w:t>Tabelle 3: Zeitplan</w:t>
-        </w:r>
-        <w:r>
-          <w:rPr>
-            <w:noProof/>
-            <w:webHidden/>
-          </w:rPr>
-          <w:tab/>
-        </w:r>
-        <w:r>
-          <w:rPr>
-            <w:noProof/>
-            <w:webHidden/>
-          </w:rPr>
-          <w:fldChar w:fldCharType="begin"/>
-        </w:r>
-        <w:r>
-          <w:rPr>
-            <w:noProof/>
-            <w:webHidden/>
-          </w:rPr>
-          <w:instrText xml:space="preserve"> PAGEREF _Toc241412409 \h </w:instrText>
+          <w:instrText xml:space="preserve"> PAGEREF _Toc243653174 \h </w:instrText>
         </w:r>
         <w:r>
           <w:rPr>
@@ -1535,7 +1619,79 @@
           <w:lang w:eastAsia="de-DE"/>
         </w:rPr>
       </w:pPr>
-      <w:hyperlink w:anchor="_Toc241412410" w:history="1">
+      <w:hyperlink w:anchor="_Toc243653175" w:history="1">
+        <w:r>
+          <w:rPr>
+            <w:rStyle w:val="Hyperlink"/>
+            <w:noProof/>
+          </w:rPr>
+          <w:t>Tabelle 3: Zeitplan</w:t>
+        </w:r>
+        <w:r>
+          <w:rPr>
+            <w:noProof/>
+            <w:webHidden/>
+          </w:rPr>
+          <w:tab/>
+        </w:r>
+        <w:r>
+          <w:rPr>
+            <w:noProof/>
+            <w:webHidden/>
+          </w:rPr>
+          <w:fldChar w:fldCharType="begin"/>
+        </w:r>
+        <w:r>
+          <w:rPr>
+            <w:noProof/>
+            <w:webHidden/>
+          </w:rPr>
+          <w:instrText xml:space="preserve"> PAGEREF _Toc243653175 \h </w:instrText>
+        </w:r>
+        <w:r>
+          <w:rPr>
+            <w:noProof/>
+            <w:webHidden/>
+          </w:rPr>
+        </w:r>
+        <w:r>
+          <w:rPr>
+            <w:noProof/>
+            <w:webHidden/>
+          </w:rPr>
+          <w:fldChar w:fldCharType="separate"/>
+        </w:r>
+        <w:r>
+          <w:rPr>
+            <w:noProof/>
+            <w:webHidden/>
+          </w:rPr>
+          <w:t>9</w:t>
+        </w:r>
+        <w:r>
+          <w:rPr>
+            <w:noProof/>
+            <w:webHidden/>
+          </w:rPr>
+          <w:fldChar w:fldCharType="end"/>
+        </w:r>
+      </w:hyperlink>
+    </w:p>
+    <w:p>
+      <w:pPr>
+        <w:pStyle w:val="Abbildungsverzeichnis"/>
+        <w:tabs>
+          <w:tab w:val="right" w:leader="dot" w:pos="9628"/>
+        </w:tabs>
+        <w:rPr>
+          <w:rFonts w:asciiTheme="minorHAnsi" w:eastAsiaTheme="minorEastAsia" w:hAnsiTheme="minorHAnsi"/>
+          <w:noProof/>
+          <w:sz w:val="24"/>
+          <w:szCs w:val="24"/>
+          <w:lang w:eastAsia="de-DE"/>
+        </w:rPr>
+      </w:pPr>
+      <w:hyperlink w:anchor="_Toc243653176" w:history="1">
         <w:r>
           <w:rPr>
             <w:rStyle w:val="Hyperlink"/>
@@ -1562,7 +1718,7 @@
             <w:noProof/>
             <w:webHidden/>
           </w:rPr>
-          <w:instrText xml:space="preserve"> PAGEREF _Toc241412410 \h </w:instrText>
+          <w:instrText xml:space="preserve"> PAGEREF _Toc243653176 \h </w:instrText>
         </w:r>
         <w:r>
           <w:rPr>
@@ -1582,7 +1738,7 @@
             <w:noProof/>
             <w:webHidden/>
           </w:rPr>
-          <w:t>8</w:t>
+          <w:t>9</w:t>
         </w:r>
         <w:r>
           <w:rPr>
@@ -1623,7 +1779,7 @@
           <w:rFonts w:cs="Arial"/>
         </w:rPr>
       </w:pPr>
-      <w:bookmarkStart w:id="2" w:name="_Toc241412396"/>
+      <w:bookmarkStart w:id="2" w:name="_Toc243653454"/>
       <w:r>
         <w:rPr>
           <w:rFonts w:cs="Arial"/>
@@ -1718,14 +1874,14 @@
       <w:pPr>
         <w:pStyle w:val="berschrift1"/>
       </w:pPr>
-      <w:bookmarkStart w:id="3" w:name="_Toc241412397"/>
-      <w:bookmarkStart w:id="4" w:name="_Toc192768108"/>
-      <w:bookmarkStart w:id="5" w:name="_Toc202101948"/>
+      <w:bookmarkStart w:id="3" w:name="_Toc192768108"/>
+      <w:bookmarkStart w:id="4" w:name="_Toc202101948"/>
+      <w:bookmarkStart w:id="5" w:name="_Toc243653455"/>
       <w:r>
         <w:lastRenderedPageBreak/>
         <w:t>1. Projektidee</w:t>
       </w:r>
-      <w:bookmarkEnd w:id="3"/>
+      <w:bookmarkEnd w:id="5"/>
     </w:p>
     <w:p>
       <w:r>
@@ -1742,12 +1898,13 @@
       </w:r>
       <w:sdt>
         <w:sdtPr>
-          <w:tag w:val="MENDELEY_CITATION_v3_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"/>
+          <w:tag w:val="MENDELEY_CITATION_v3_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"/>
           <w:id w:val="-532185331"/>
           <w:placeholder>
             <w:docPart w:val="DefaultPlaceholder_-1854013440"/>
           </w:placeholder>
         </w:sdtPr>
+        <w:sdtEndPr/>
         <w:sdtContent>
           <w:r>
             <w:rPr>
@@ -1776,35 +1933,23 @@
       <w:pPr>
         <w:pStyle w:val="berschrift1"/>
       </w:pPr>
+      <w:bookmarkStart w:id="6" w:name="_Toc243653456"/>
       <w:r>
         <w:t>2. Projektmotivation</w:t>
       </w:r>
+      <w:bookmarkEnd w:id="6"/>
     </w:p>
     <w:p>
       <w:r>
         <w:t>Die Motivation für Mystic Maze ergibt sich aus dem persönlichen Interesse an strategischen Gesellschaftsspielen und dem Ziel, ein bereits bestehendes Spielprinzip durch eigene Ideen weiterzuentwickeln und dabei Kenntnisse des Software Engineerings praktisch anzuwenden</w:t>
       </w:r>
       <w:r>
-        <w:t xml:space="preserve">. Die Umsetzung als browserbasierte Mehrspieler-Anwendung bietet dabei die Möglichkeit, unterschiedliche Herausforderungen wie komplexe Spiellogik, Client-Server-Kommunikation, Synchronisation, Testbarkeit und eine klare Trennung von Logik und Benutzeroberfläche praktisch zu bearbeiten. Gleichzeitig können zentrale Methoden des </w:t>
-      </w:r>
-      <w:proofErr w:type="spellStart"/>
-      <w:r>
-        <w:t>Requirements</w:t>
-      </w:r>
-      <w:proofErr w:type="spellEnd"/>
-      <w:r>
-        <w:t xml:space="preserve"> Engineering, der UML-Modellierung, der Softwarearchitektur und der Qualitätssicherung in einem zusammenhängenden Projekt angewendet werden.</w:t>
-      </w:r>
-    </w:p>
-    <w:p>
-      <w:r>
-        <w:t xml:space="preserve">Aus der Projektidee und der </w:t>
-      </w:r>
-      <w:r>
-        <w:t>Projektm</w:t>
-      </w:r>
-      <w:r>
-        <w:t>otivation ergibt sich folgende übergeordnete Projektfrage:</w:t>
+        <w:t>. Die Umsetzung als browserbasierte Mehrspieler-Anwendung bietet dabei die Möglichkeit, unterschiedliche Herausforderungen wie komplexe Spiellogik, Client-Server-Kommunikation, Synchronisation, Testbarkeit und eine klare Trennung von Logik und Benutzeroberfläche praktisch zu bearbeiten. Gleichzeitig können zentrale Methoden des Requirements Engineering, der UML-Modellierung, der Softwarearchitektur und der Qualitätssicherung in einem zusammenhängenden Projekt angewendet werden.</w:t>
+      </w:r>
+    </w:p>
+    <w:p>
+      <w:r>
+        <w:t>Aus der Projektidee und der Projektmotivation ergibt sich folgende übergeordnete Projektfrage:</w:t>
       </w:r>
     </w:p>
     <w:p>
@@ -1819,21 +1964,7 @@
           <w:i/>
           <w:iCs/>
         </w:rPr>
-        <w:t xml:space="preserve">Wie kann </w:t>
-      </w:r>
-      <w:r>
-        <w:rPr>
-          <w:i/>
-          <w:iCs/>
-        </w:rPr>
-        <w:t xml:space="preserve">das beschriebene Spiel </w:t>
-      </w:r>
-      <w:r>
-        <w:rPr>
-          <w:i/>
-          <w:iCs/>
-        </w:rPr>
-        <w:t>Mystic Maze mithilfe geeigneter Methoden des Software Engineerings als wartbare, testbare und mehrspielerfähige Webanwendung konzipiert und umgesetzt werden?</w:t>
+        <w:t>Wie kann das beschriebene Spiel Mystic Maze mithilfe geeigneter Methoden des Software Engineerings als wartbare, testbare und mehrspielerfähige Webanwendung konzipiert und umgesetzt werden?</w:t>
       </w:r>
     </w:p>
     <w:p>
@@ -1843,45 +1974,340 @@
           <w:tab w:val="left" w:pos="3256"/>
         </w:tabs>
       </w:pPr>
+      <w:bookmarkStart w:id="7" w:name="_Toc243653457"/>
       <w:r>
         <w:t>3. Projektmethodik</w:t>
       </w:r>
-    </w:p>
-    <w:p>
-      <w:r>
-        <w:t>Für die Entwicklung von Mystic Maze wird ein hybrides Vorgehen im Software Engineering gewählt, das klassische und agile Elemente miteinander verbindet. Die übergeordneten Projektphasen, Meilensteine, Arbeitspakete sowie die Risiko- und Zeitplanung folgen einem überwiegend planorientierten Vorgehen. Innerhalb dieser Struktur erfolgt die technische Entwicklung iterativ, sodass Erkenntnisse aus Architektur, Implementierung und Tests fortlaufend in die weitere Entwicklung einfließen können.</w:t>
-      </w:r>
-    </w:p>
-    <w:p>
+      <w:bookmarkEnd w:id="7"/>
+    </w:p>
+    <w:p>
+      <w:r>
+        <w:t>Für die Entwicklung von Mystic Maze</w:t>
+      </w:r>
+      <w:r>
+        <w:t xml:space="preserve"> </w:t>
+      </w:r>
+      <w:r>
+        <w:t xml:space="preserve">werden sowohl </w:t>
+      </w:r>
+      <w:r>
+        <w:t>klassische</w:t>
+      </w:r>
+      <w:r>
+        <w:t xml:space="preserve"> als auch agile Methoden des Software Engineerings verwendet. </w:t>
+      </w:r>
+      <w:r>
+        <w:t>Klassische</w:t>
+      </w:r>
+      <w:r>
+        <w:t xml:space="preserve"> Vorgehensweisen zeichnen sich durch eine strukturierte Planung, definierte Entwicklungsaktivitäten und eine vergleichsweise umfangreiche Dokumentation aus. Agile Vorgehensweisen setzen dagegen stärker auf iterative Entwicklung, regelmäßiges Feedback und die Anpassung an neue Erkenntnisse </w:t>
+      </w:r>
+      <w:sdt>
+        <w:sdtPr>
+          <w:rPr>
+            <w:rFonts w:cs="Arial"/>
+            <w:color w:val="000000"/>
+          </w:rPr>
+          <w:tag w:val="MENDELEY_CITATION_v3_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"/>
+          <w:id w:val="-339236128"/>
+          <w:placeholder>
+            <w:docPart w:val="DefaultPlaceholder_-1854013440"/>
+          </w:placeholder>
+        </w:sdtPr>
+        <w:sdtEndPr/>
+        <w:sdtContent>
+          <w:r>
+            <w:rPr>
+              <w:rFonts w:eastAsia="Times New Roman" w:cs="Arial"/>
+              <w:color w:val="000000"/>
+            </w:rPr>
+            <w:t>(Mishra &amp; Alzoubi, 2023, S. 1504-1506)</w:t>
+          </w:r>
+        </w:sdtContent>
+      </w:sdt>
+      <w:r>
+        <w:t xml:space="preserve">. Die Kombination beider Ansätze wird als hybrides Vorgehen bezeichnet. Dabei können strukturierte </w:t>
+      </w:r>
       <w:r>
         <w:lastRenderedPageBreak/>
-        <w:t>Die Kombination klassischer und agiler Elemente wurde gewählt, um die Vorteile beider Ansätze für das Projekt zu nutzen. Die phasenorientierte Planung schafft durch definierte Arbeitspakete, Meilensteine und Projektergebnisse eine klare Struktur und erleichtert die Kontrolle des Projektfortschritts. Dies ist insbesondere aufgrund der vorgegebenen Projektphasen und Abgabetermine sinnvoll. Gleichzeitig lassen sich technische Details einer Softwareanwendung zu Beginn nicht vollständig vorhersehen. Ein iteratives Vorgehen ermöglicht daher, einzelne Funktionen schrittweise umzusetzen, frühzeitig zu überprüfen und bei Bedarf anzupassen. Dadurch können Fehler und ungeeignete technische Entscheidungen frühzeitig erkannt und notwendige Änderungen mit geringerem Aufwand vorgenommen werden. Für Mystic Maze ist diese Flexibilität insbesondere bei der Spiellogik, der Client-Server-Kommunikation und der Synchronisation des Spielzustands relevant.</w:t>
-      </w:r>
-    </w:p>
-    <w:p>
-      <w:r>
-        <w:t xml:space="preserve">In der Konzeptionsphase werden zunächst Projektumfang, Ziele, Risiken und Zeitplanung festgelegt. Darauf aufbauend werden die Anforderungen mithilfe einer </w:t>
-      </w:r>
-      <w:proofErr w:type="spellStart"/>
-      <w:r>
-        <w:t>Stakeholderanalyse</w:t>
-      </w:r>
-      <w:proofErr w:type="spellEnd"/>
-      <w:r>
-        <w:t>, funktionaler Anforderungen in Form von User Stories, Akzeptanzkriterien sowie nichtfunktionaler Anforderungen strukturiert erfasst. UML-Diagramme unterstützen die Modellierung von Anwendungsfällen, Geschäftsprozessen und fachlichen Zusammenhängen. Die anschließende Spezifikation konkretisiert die Anforderungen durch ein fachliches Datenmodell, Geschäftsregeln, Schnittstellen und Benutzerinteraktionen.</w:t>
-      </w:r>
-    </w:p>
-    <w:p>
-      <w:r>
-        <w:t>Die Architektur- und Implementierungsphase wird stärker iterativ durchgeführt. Einzelne Funktionen werden schrittweise umgesetzt, getestet und bei Bedarf angepasst. Erkenntnisse aus der Implementierung können dadurch zu einer Verfeinerung bereits bestehender Anforderungen, Spezifikationen oder Architekturentscheidungen führen. Dieses Vorgehen verbindet die Planungssicherheit klassischer Methoden mit der Flexibilität agiler Arbeitsweisen.</w:t>
-      </w:r>
-    </w:p>
-    <w:p>
-      <w:r>
-        <w:t>Die Qualitätssicherung erfolgt fortlaufend durch Tests der zentralen Spiellogik sowie durch Integrations- und Funktionstests. Technische Entscheidungen und Abweichungen von der ursprünglichen Planung werden im Projektverlauf dokumentiert. In der abschließenden Projektphase werden die Zielerreichung, das gewählte Vorgehen und die umgesetzte Lösung kritisch reflektiert.</w:t>
-      </w:r>
-      <w:r>
-        <w:tab/>
+        <w:t>Vorgehensmodelle als Rahmen dienen und durch agile Praktiken ergänzt werden</w:t>
+      </w:r>
+      <w:r>
+        <w:t xml:space="preserve"> </w:t>
+      </w:r>
+      <w:sdt>
+        <w:sdtPr>
+          <w:tag w:val="MENDELEY_CITATION_v3_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"/>
+          <w:id w:val="1135370349"/>
+          <w:placeholder>
+            <w:docPart w:val="DefaultPlaceholder_-1854013440"/>
+          </w:placeholder>
+        </w:sdtPr>
+        <w:sdtEndPr/>
+        <w:sdtContent>
+          <w:r>
+            <w:rPr>
+              <w:rFonts w:cs="Arial"/>
+              <w:color w:val="000000"/>
+            </w:rPr>
+            <w:t>(Kuhrmann et al., 2017, S. 30-31)</w:t>
+          </w:r>
+        </w:sdtContent>
+      </w:sdt>
+      <w:r>
+        <w:t xml:space="preserve"> </w:t>
+      </w:r>
+      <w:r>
+        <w:t>. Für Mystic Maze ermöglicht dieses Vorgehen, die Planungssicherheit der vorgegebenen Projektphasen mit der notwendigen Flexibilität während der technischen Entwicklung zu verbinden.</w:t>
+      </w:r>
+    </w:p>
+    <w:p>
+      <w:pPr>
+        <w:rPr>
+          <w:rFonts w:cs="Arial"/>
+          <w:color w:val="000000"/>
+        </w:rPr>
+      </w:pPr>
+      <w:r>
+        <w:t>Das Projekt gliedert sich in die Konzeptionsphas</w:t>
+      </w:r>
+      <w:r>
+        <w:t>e</w:t>
+      </w:r>
+      <w:r>
+        <w:t>, die Erarbeitungs- und Reflexionsphase</w:t>
+      </w:r>
+      <w:r>
+        <w:t xml:space="preserve"> </w:t>
+      </w:r>
+      <w:r>
+        <w:t xml:space="preserve">sowie die Finalisierungsphase. In der Konzeptionsphase werden Projektplanung, Anforderungsermittlung und Spezifikation durchgeführt. Die Projektplanung definiert unter anderem Projektumfang, Arbeitspakete, Meilensteine, Risiken und Zeitplanung. </w:t>
+      </w:r>
+      <w:r>
+        <w:t>Bei der Anforderungsanalyse</w:t>
+      </w:r>
+      <w:r>
+        <w:t xml:space="preserve"> werden anschließend die Anforderungen der relevanten Stakeholder ermittelt, analysiert und dokumentiert </w:t>
+      </w:r>
+      <w:sdt>
+        <w:sdtPr>
+          <w:rPr>
+            <w:rFonts w:cs="Arial"/>
+            <w:color w:val="000000"/>
+          </w:rPr>
+          <w:tag w:val="MENDELEY_CITATION_v3_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"/>
+          <w:id w:val="-936526379"/>
+          <w:placeholder>
+            <w:docPart w:val="DefaultPlaceholder_-1854013440"/>
+          </w:placeholder>
+        </w:sdtPr>
+        <w:sdtEndPr/>
+        <w:sdtContent>
+          <w:r>
+            <w:rPr>
+              <w:rFonts w:eastAsia="Times New Roman" w:cs="Arial"/>
+              <w:color w:val="000000"/>
+            </w:rPr>
+            <w:t>(Nuseibeh &amp; Easterbrook, 2000, S. 37)</w:t>
+          </w:r>
+        </w:sdtContent>
+      </w:sdt>
+      <w:r>
+        <w:t>. Die Spezifikation konkretisiert diese Anforderungen durch Geschäftsobjekte, Geschäftsprozesse, Geschäftsregeln und Schnittstellen.</w:t>
+      </w:r>
+      <w:r>
+        <w:t xml:space="preserve"> </w:t>
+      </w:r>
+      <w:r>
+        <w:t xml:space="preserve">Diese </w:t>
+      </w:r>
+      <w:r>
+        <w:t>klassische</w:t>
+      </w:r>
+      <w:r>
+        <w:t xml:space="preserve"> Grundlage wird bereits in der Konzeptionsphase durch agile Elemente ergänzt. Dazu gehört insbesondere die Beschreibung funktionaler Anforderungen durch User Storie</w:t>
+      </w:r>
+      <w:r>
+        <w:t>s</w:t>
+      </w:r>
+      <w:r>
+        <w:t xml:space="preserve">. Diese stellen Anforderungen aus Sicht einer bestimmten Rolle kompakt dar und werden durch Akzeptanzkriterien konkretisiert </w:t>
+      </w:r>
+      <w:r>
+        <w:t xml:space="preserve"> </w:t>
+      </w:r>
+      <w:sdt>
+        <w:sdtPr>
+          <w:tag w:val="MENDELEY_CITATION_v3_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"/>
+          <w:id w:val="-2038882705"/>
+          <w:placeholder>
+            <w:docPart w:val="DefaultPlaceholder_-1854013440"/>
+          </w:placeholder>
+        </w:sdtPr>
+        <w:sdtEndPr/>
+        <w:sdtContent>
+          <w:r>
+            <w:rPr>
+              <w:rFonts w:cs="Arial"/>
+              <w:color w:val="000000"/>
+            </w:rPr>
+            <w:t>(Lucassen et al., 2016, S. 383–384)</w:t>
+          </w:r>
+        </w:sdtContent>
+      </w:sdt>
+      <w:r>
+        <w:t>. Bei Mystic Maze werden daher alle User Stories um überprüfbare Akzeptanzkriterien ergänzt.</w:t>
+      </w:r>
+    </w:p>
+    <w:p>
+      <w:r>
+        <w:t xml:space="preserve">In der Erarbeitungs- und Reflexionsphase werden zunächst die Softwarearchitektur ausgearbeitet und anschließend einzelne Funktionen schrittweise implementiert, getestet und bei Bedarf angepasst. Erkenntnisse aus Implementierung und Tests können dadurch zu einer Verfeinerung bestehender Anforderungen, Spezifikationen oder Architekturentscheidungen führen. Iterationen sind ein wesentlicher Bestandteil der </w:t>
+      </w:r>
+      <w:r>
+        <w:t xml:space="preserve">agilen </w:t>
+      </w:r>
+      <w:r>
+        <w:t xml:space="preserve">Softwareentwicklung und können zur Verbesserung der Softwarequalität beitragen, verursachen bei unkontrolliertem Einsatz jedoch auch zusätzlichen Zeit- und Arbeitsaufwand </w:t>
+      </w:r>
+      <w:sdt>
+        <w:sdtPr>
+          <w:tag w:val="MENDELEY_CITATION_v3_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"/>
+          <w:id w:val="479969212"/>
+          <w:placeholder>
+            <w:docPart w:val="DefaultPlaceholder_-1854013440"/>
+          </w:placeholder>
+        </w:sdtPr>
+        <w:sdtEndPr/>
+        <w:sdtContent>
+          <w:r>
+            <w:rPr>
+              <w:rFonts w:cs="Arial"/>
+              <w:color w:val="000000"/>
+            </w:rPr>
+            <w:t>(Mumtaz et al., 2022, S. 65355–65356)</w:t>
+          </w:r>
+        </w:sdtContent>
+      </w:sdt>
+      <w:r>
+        <w:t>.</w:t>
+      </w:r>
+    </w:p>
+    <w:p>
+      <w:r>
+        <w:t xml:space="preserve">In der Finalisierungsphase wird überprüft, ob die entwickelte Anwendung die zuvor definierten Anforderungen und Akzeptanzkriterien erfüllt. Hierzu werden die durchgeführten Tests ausgewertet und die relevanten Teststufen betrachtet. Unit-Tests prüfen einzelne Komponenten </w:t>
+      </w:r>
+      <w:r>
+        <w:t>bzw.</w:t>
+      </w:r>
+      <w:r>
+        <w:t xml:space="preserve"> Funktionen isoliert, </w:t>
+      </w:r>
+      <w:r>
+        <w:t xml:space="preserve">während Integrationstests das Zusammenspiel mehrerer Komponenten </w:t>
+      </w:r>
+      <w:r>
+        <w:t>überprüfen</w:t>
+      </w:r>
+      <w:r>
+        <w:t>.</w:t>
+      </w:r>
+      <w:r>
+        <w:t xml:space="preserve"> Systemtests</w:t>
+      </w:r>
+      <w:r>
+        <w:t xml:space="preserve"> </w:t>
+      </w:r>
+      <w:r>
+        <w:t>betrachten das Verhalten der vollständigen Anwendung als Gesamtsystem</w:t>
+      </w:r>
+      <w:r>
+        <w:t xml:space="preserve"> </w:t>
+      </w:r>
+      <w:sdt>
+        <w:sdtPr>
+          <w:rPr>
+            <w:rFonts w:cs="Arial"/>
+            <w:color w:val="000000"/>
+          </w:rPr>
+          <w:tag w:val="MENDELEY_CITATION_v3_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"/>
+          <w:id w:val="1095374804"/>
+          <w:placeholder>
+            <w:docPart w:val="DefaultPlaceholder_-1854013440"/>
+          </w:placeholder>
+        </w:sdtPr>
+        <w:sdtEndPr/>
+        <w:sdtContent>
+          <w:r>
+            <w:rPr>
+              <w:rFonts w:eastAsia="Times New Roman" w:cs="Arial"/>
+              <w:color w:val="000000"/>
+            </w:rPr>
+            <w:t>(Di Lucca &amp; Fasolino, 2006</w:t>
+          </w:r>
+          <w:r>
+            <w:rPr>
+              <w:rFonts w:eastAsia="Times New Roman" w:cs="Arial"/>
+              <w:color w:val="000000"/>
+            </w:rPr>
+            <w:t>, S.1176</w:t>
+          </w:r>
+          <w:r>
+            <w:rPr>
+              <w:rFonts w:eastAsia="Times New Roman" w:cs="Arial"/>
+              <w:color w:val="000000"/>
+            </w:rPr>
+            <w:t>)</w:t>
+          </w:r>
+        </w:sdtContent>
+      </w:sdt>
+      <w:r>
+        <w:rPr>
+          <w:rFonts w:cs="Arial"/>
+          <w:color w:val="000000"/>
+        </w:rPr>
+        <w:t xml:space="preserve"> </w:t>
+      </w:r>
+      <w:r>
+        <w:t xml:space="preserve">. Die konkrete Durchführung und die Ergebnisse dieser Teststufen werden dokumentiert, um nachvollziehbar darzustellen, inwieweit die festgelegten Anforderungen erfüllt wurden. </w:t>
+      </w:r>
+      <w:r>
+        <w:t xml:space="preserve">Anschließend wird das Vorgehen, aufgetretene Abweichungen, Limitationen und die Zielerreichung kritisch reflektiert. Die dabei gewonnenen Erkenntnisse werden als Lessons Learned festgehalten, um Erfahrungen aus dem Projekt für zukünftige Entwicklungsprojekte nutzbar zu machen </w:t>
+      </w:r>
+      <w:sdt>
+        <w:sdtPr>
+          <w:tag w:val="MENDELEY_CITATION_v3_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"/>
+          <w:id w:val="-1466031321"/>
+          <w:placeholder>
+            <w:docPart w:val="DefaultPlaceholder_-1854013440"/>
+          </w:placeholder>
+        </w:sdtPr>
+        <w:sdtEndPr/>
+        <w:sdtContent>
+          <w:r>
+            <w:rPr>
+              <w:rFonts w:cs="Arial"/>
+              <w:color w:val="000000"/>
+            </w:rPr>
+            <w:t>(Abdellatif et al., 2019</w:t>
+          </w:r>
+          <w:r>
+            <w:rPr>
+              <w:rFonts w:cs="Arial"/>
+              <w:color w:val="000000"/>
+            </w:rPr>
+            <w:t>, S.44</w:t>
+          </w:r>
+          <w:r>
+            <w:rPr>
+              <w:rFonts w:cs="Arial"/>
+              <w:color w:val="000000"/>
+            </w:rPr>
+            <w:t>)</w:t>
+          </w:r>
+        </w:sdtContent>
+      </w:sdt>
+      <w:r>
+        <w:t>.</w:t>
       </w:r>
     </w:p>
     <w:p>
@@ -1891,12 +2317,13 @@
           <w:rFonts w:cs="Arial"/>
         </w:rPr>
       </w:pPr>
-      <w:bookmarkStart w:id="6" w:name="_Toc241412398"/>
+      <w:bookmarkStart w:id="8" w:name="_Toc243653458"/>
       <w:r>
         <w:rPr>
           <w:rFonts w:cs="Arial"/>
         </w:rPr>
-        <w:t>2</w:t>
+        <w:lastRenderedPageBreak/>
+        <w:t>4</w:t>
       </w:r>
       <w:r>
         <w:rPr>
@@ -1904,34 +2331,39 @@
         </w:rPr>
         <w:t xml:space="preserve">. </w:t>
       </w:r>
+      <w:bookmarkEnd w:id="3"/>
       <w:bookmarkEnd w:id="4"/>
-      <w:bookmarkEnd w:id="5"/>
+      <w:commentRangeStart w:id="9"/>
       <w:r>
         <w:rPr>
           <w:rFonts w:cs="Arial"/>
         </w:rPr>
         <w:t>Projektübersicht</w:t>
       </w:r>
-      <w:bookmarkEnd w:id="6"/>
+      <w:bookmarkEnd w:id="8"/>
+      <w:commentRangeEnd w:id="9"/>
+      <w:r>
+        <w:rPr>
+          <w:rStyle w:val="Kommentarzeichen"/>
+          <w:rFonts w:cs="Arial"/>
+          <w:sz w:val="32"/>
+          <w:szCs w:val="40"/>
+        </w:rPr>
+        <w:commentReference w:id="9"/>
+      </w:r>
     </w:p>
     <w:p>
       <w:pPr>
         <w:pStyle w:val="berschrift2"/>
       </w:pPr>
-      <w:bookmarkStart w:id="7" w:name="_Toc241412399"/>
-      <w:r>
-        <w:t>2</w:t>
-      </w:r>
-      <w:r>
-        <w:t>.</w:t>
-      </w:r>
-      <w:r>
-        <w:t>1</w:t>
-      </w:r>
-      <w:r>
-        <w:t xml:space="preserve"> Projektziel</w:t>
-      </w:r>
-      <w:bookmarkEnd w:id="7"/>
+      <w:bookmarkStart w:id="10" w:name="_Toc243653459"/>
+      <w:r>
+        <w:t xml:space="preserve">4.1 </w:t>
+      </w:r>
+      <w:r>
+        <w:t>Projektziel</w:t>
+      </w:r>
+      <w:bookmarkEnd w:id="10"/>
     </w:p>
     <w:p>
       <w:r>
@@ -1947,15 +2379,13 @@
         <w:t>das beschriebene</w:t>
       </w:r>
       <w:r>
+        <w:t xml:space="preserve"> Labyrinthspiel bereitstellt.</w:t>
+      </w:r>
+      <w:r>
         <w:t xml:space="preserve"> </w:t>
       </w:r>
-      <w:proofErr w:type="spellStart"/>
-      <w:r>
-        <w:t>Labyrinthspiel</w:t>
-      </w:r>
-      <w:proofErr w:type="spellEnd"/>
-      <w:r>
-        <w:t xml:space="preserve"> bereitstellt.</w:t>
+      <w:r>
+        <w:t>Im Mittelpunkt stehen folgende Ziele:</w:t>
       </w:r>
     </w:p>
     <w:p>
@@ -1968,7 +2398,7 @@
         <w:spacing w:line="276" w:lineRule="auto"/>
       </w:pPr>
       <w:r>
-        <w:t>Im Mittelpunkt stehen folgende Ziele:</w:t>
+        <w:t xml:space="preserve">Entwicklung eines dynamisch veränderbaren Labyrinths auf einem rasterbasierten Spielfeld </w:t>
       </w:r>
     </w:p>
     <w:p>
@@ -1981,7 +2411,7 @@
         <w:spacing w:line="276" w:lineRule="auto"/>
       </w:pPr>
       <w:r>
-        <w:t xml:space="preserve">Entwicklung eines dynamisch veränderbaren Labyrinths auf einem rasterbasierten Spielfeld </w:t>
+        <w:t xml:space="preserve">Umsetzung eines vollständigen, regelbasierten Spielablaufs </w:t>
       </w:r>
     </w:p>
     <w:p>
@@ -1994,7 +2424,13 @@
         <w:spacing w:line="276" w:lineRule="auto"/>
       </w:pPr>
       <w:r>
-        <w:t xml:space="preserve">Umsetzung eines vollständigen, regelbasierten Spielablaufs </w:t>
+        <w:t>Unterstützung von mindestens zwei Spieler</w:t>
+      </w:r>
+      <w:r>
+        <w:t xml:space="preserve"> an verschiedenen Endgeräten</w:t>
+      </w:r>
+      <w:r>
+        <w:t xml:space="preserve"> </w:t>
       </w:r>
     </w:p>
     <w:p>
@@ -2007,13 +2443,7 @@
         <w:spacing w:line="276" w:lineRule="auto"/>
       </w:pPr>
       <w:r>
-        <w:t>Unterstützung von mindestens zwei Spieler</w:t>
-      </w:r>
-      <w:r>
-        <w:t xml:space="preserve"> an verschiedenen Endgeräten</w:t>
-      </w:r>
-      <w:r>
-        <w:t xml:space="preserve"> </w:t>
+        <w:t>Kommunikation und Synchronisation der Spielzustände zwischen mindestens zwei Endgeräten innerhalb desselben lokalen Netzwerks beziehungsweise WLANs</w:t>
       </w:r>
     </w:p>
     <w:p>
@@ -2026,8 +2456,7 @@
         <w:spacing w:line="276" w:lineRule="auto"/>
       </w:pPr>
       <w:r>
-        <w:lastRenderedPageBreak/>
-        <w:t>Kommunikation und Synchronisation der Spielzustände zwischen mindestens zwei Endgeräten innerhalb desselben lokalen Netzwerks beziehungsweise WLANs</w:t>
+        <w:t xml:space="preserve">Integration von normalen und speziellen Labyrinthkacheln </w:t>
       </w:r>
     </w:p>
     <w:p>
@@ -2040,15 +2469,7 @@
         <w:spacing w:line="276" w:lineRule="auto"/>
       </w:pPr>
       <w:r>
-        <w:t xml:space="preserve">Integration von normalen und speziellen </w:t>
-      </w:r>
-      <w:proofErr w:type="spellStart"/>
-      <w:r>
-        <w:t>Labyrinthkacheln</w:t>
-      </w:r>
-      <w:proofErr w:type="spellEnd"/>
-      <w:r>
-        <w:t xml:space="preserve"> </w:t>
+        <w:t xml:space="preserve">Integration verschiedener Zielkarten </w:t>
       </w:r>
     </w:p>
     <w:p>
@@ -2061,7 +2482,13 @@
         <w:spacing w:line="276" w:lineRule="auto"/>
       </w:pPr>
       <w:r>
-        <w:t xml:space="preserve">Integration verschiedener Zielkarten </w:t>
+        <w:t xml:space="preserve">Verwendung unterschiedlicher </w:t>
+      </w:r>
+      <w:r>
+        <w:t>Spielc</w:t>
+      </w:r>
+      <w:r>
+        <w:t xml:space="preserve">haraktere mit individuellen Fähigkeiten </w:t>
       </w:r>
     </w:p>
     <w:p>
@@ -2074,13 +2501,28 @@
         <w:spacing w:line="276" w:lineRule="auto"/>
       </w:pPr>
       <w:r>
-        <w:t xml:space="preserve">Verwendung unterschiedlicher </w:t>
-      </w:r>
-      <w:r>
-        <w:t>Spielc</w:t>
-      </w:r>
-      <w:r>
-        <w:t xml:space="preserve">haraktere mit individuellen Fähigkeiten </w:t>
+        <w:t xml:space="preserve">grafische und intuitive Bedienung </w:t>
+      </w:r>
+      <w:r>
+        <w:t xml:space="preserve">über </w:t>
+      </w:r>
+      <w:r>
+        <w:t>Web-Graphic</w:t>
+      </w:r>
+      <w:r>
+        <w:t xml:space="preserve"> </w:t>
+      </w:r>
+      <w:r>
+        <w:t>U</w:t>
+      </w:r>
+      <w:r>
+        <w:t xml:space="preserve">ser </w:t>
+      </w:r>
+      <w:r>
+        <w:t>I</w:t>
+      </w:r>
+      <w:r>
+        <w:t>nterface (GUI)</w:t>
       </w:r>
     </w:p>
     <w:p>
@@ -2093,28 +2535,13 @@
         <w:spacing w:line="276" w:lineRule="auto"/>
       </w:pPr>
       <w:r>
-        <w:t xml:space="preserve">grafische und intuitive Bedienung </w:t>
-      </w:r>
-      <w:r>
-        <w:t xml:space="preserve">über </w:t>
-      </w:r>
-      <w:r>
-        <w:t>Web-Graphic</w:t>
+        <w:t xml:space="preserve">saubere Trennung von Spielregeln, Spiellogik und </w:t>
+      </w:r>
+      <w:r>
+        <w:t>GUI</w:t>
       </w:r>
       <w:r>
         <w:t xml:space="preserve"> </w:t>
-      </w:r>
-      <w:r>
-        <w:t>U</w:t>
-      </w:r>
-      <w:r>
-        <w:t xml:space="preserve">ser </w:t>
-      </w:r>
-      <w:r>
-        <w:t>I</w:t>
-      </w:r>
-      <w:r>
-        <w:t>nterface (GUI)</w:t>
       </w:r>
     </w:p>
     <w:p>
@@ -2127,13 +2554,31 @@
         <w:spacing w:line="276" w:lineRule="auto"/>
       </w:pPr>
       <w:r>
-        <w:t xml:space="preserve">saubere Trennung von Spielregeln, Spiellogik und </w:t>
-      </w:r>
-      <w:r>
-        <w:t>GUI</w:t>
-      </w:r>
-      <w:r>
-        <w:t xml:space="preserve"> </w:t>
+        <w:t>Entwicklung einer Anwendung, die automatisiert und manuell getestet werden kann</w:t>
+      </w:r>
+    </w:p>
+    <w:p>
+      <w:pPr>
+        <w:pStyle w:val="berschrift2"/>
+      </w:pPr>
+      <w:bookmarkStart w:id="11" w:name="_Toc243653460"/>
+      <w:r>
+        <w:t>4</w:t>
+      </w:r>
+      <w:r>
+        <w:t>.</w:t>
+      </w:r>
+      <w:r>
+        <w:t>2</w:t>
+      </w:r>
+      <w:r>
+        <w:t xml:space="preserve"> Spielprinzip</w:t>
+      </w:r>
+      <w:bookmarkEnd w:id="11"/>
+    </w:p>
+    <w:p>
+      <w:r>
+        <w:t>Zu Beginn einer Partie wird ein Labyrinth aus quadratischen Kacheln erzeugt. Die Kacheln besitzen unterschiedliche Wegverläufe:</w:t>
       </w:r>
     </w:p>
     <w:p>
@@ -2146,31 +2591,7 @@
         <w:spacing w:line="276" w:lineRule="auto"/>
       </w:pPr>
       <w:r>
-        <w:t>Entwicklung einer Anwendung, die automatisiert und manuell getestet werden kann</w:t>
-      </w:r>
-    </w:p>
-    <w:p>
-      <w:pPr>
-        <w:pStyle w:val="berschrift2"/>
-      </w:pPr>
-      <w:bookmarkStart w:id="8" w:name="_Toc241412400"/>
-      <w:r>
-        <w:t>2</w:t>
-      </w:r>
-      <w:r>
-        <w:t>.</w:t>
-      </w:r>
-      <w:r>
-        <w:t>2</w:t>
-      </w:r>
-      <w:r>
-        <w:t xml:space="preserve"> Spielprinzip</w:t>
-      </w:r>
-      <w:bookmarkEnd w:id="8"/>
-    </w:p>
-    <w:p>
-      <w:r>
-        <w:t>Zu Beginn einer Partie wird ein Labyrinth aus quadratischen Kacheln erzeugt. Die Kacheln besitzen unterschiedliche Wegverläufe:</w:t>
+        <w:t>gerade Wege</w:t>
       </w:r>
     </w:p>
     <w:p>
@@ -2183,7 +2604,7 @@
         <w:spacing w:line="276" w:lineRule="auto"/>
       </w:pPr>
       <w:r>
-        <w:t>gerade Wege</w:t>
+        <w:t>Kurven</w:t>
       </w:r>
     </w:p>
     <w:p>
@@ -2196,7 +2617,7 @@
         <w:spacing w:line="276" w:lineRule="auto"/>
       </w:pPr>
       <w:r>
-        <w:t>Kurven</w:t>
+        <w:t>T-Kreuzungen</w:t>
       </w:r>
     </w:p>
     <w:p>
@@ -2209,7 +2630,182 @@
         <w:spacing w:line="276" w:lineRule="auto"/>
       </w:pPr>
       <w:r>
-        <w:t>T-Kreuzungen</w:t>
+        <w:t>Kreuzungen</w:t>
+      </w:r>
+    </w:p>
+    <w:p>
+      <w:r>
+        <w:t>Zusätzlich existieren besondere Kacheln mit zusätzlichen Spieleffekten.</w:t>
+      </w:r>
+    </w:p>
+    <w:p>
+      <w:r>
+        <w:t>Zu Beginn eines Spielzugs erhält der aktive Spieler eine freie Labyrinthkachel. Diese kann gedreht und anschließend an einer zulässigen Position in das Spielfeld eingeschoben werden. Dadurch verschiebt sich eine vollständige Reihe oder Spalte des Labyrinths und die gegenüberliegende Kachel wird aus dem Spielfeld herausgeschoben.</w:t>
+      </w:r>
+    </w:p>
+    <w:p>
+      <w:r>
+        <w:t>Anschließend darf sich die Spielfigur des aktiven Spielers über alle miteinander verbundenen Wege bewegen. Ziel ist es, bestimmte auf Zielkarten Artefakte zu erreichen.</w:t>
+      </w:r>
+    </w:p>
+    <w:p>
+      <w:r>
+        <w:t xml:space="preserve">Sobald das aktuelle Ziel erreicht wurde, wird die nächste Zielkarte aktiviert. Eine Partie endet, sobald ein Spieler alle ihm zugewiesenen Ziele erreicht </w:t>
+      </w:r>
+      <w:r>
+        <w:t>hat</w:t>
+      </w:r>
+      <w:r>
+        <w:t>.</w:t>
+      </w:r>
+      <w:r>
+        <w:t xml:space="preserve"> </w:t>
+      </w:r>
+    </w:p>
+    <w:p>
+      <w:r>
+        <w:t>Mystic Maze erweitert dieses grundlegende Spielprinzip insbesondere durch Spezialkacheln und individuelle Charakterfähigkeiten. Dadurch entstehen zusätzliche taktische Entscheidungsmöglichkeiten:</w:t>
+      </w:r>
+    </w:p>
+    <w:p>
+      <w:pPr>
+        <w:pStyle w:val="Listenabsatz"/>
+        <w:numPr>
+          <w:ilvl w:val="0"/>
+          <w:numId w:val="24"/>
+        </w:numPr>
+      </w:pPr>
+      <w:r>
+        <w:t>Spezialkacheln</w:t>
+      </w:r>
+    </w:p>
+    <w:p>
+      <w:pPr>
+        <w:pStyle w:val="Listenabsatz"/>
+        <w:numPr>
+          <w:ilvl w:val="1"/>
+          <w:numId w:val="15"/>
+        </w:numPr>
+        <w:spacing w:line="276" w:lineRule="auto"/>
+      </w:pPr>
+      <w:r>
+        <w:lastRenderedPageBreak/>
+        <w:t>Portal: ermöglicht den Wechsel zu einem zweiten Portal</w:t>
+      </w:r>
+    </w:p>
+    <w:p>
+      <w:pPr>
+        <w:pStyle w:val="Listenabsatz"/>
+        <w:numPr>
+          <w:ilvl w:val="1"/>
+          <w:numId w:val="15"/>
+        </w:numPr>
+        <w:spacing w:line="276" w:lineRule="auto"/>
+      </w:pPr>
+      <w:r>
+        <w:t>Tor</w:t>
+      </w:r>
+      <w:r>
+        <w:t xml:space="preserve">: blockiert einen Weg, bis </w:t>
+      </w:r>
+      <w:r>
+        <w:t>ein entsprechendes Schlüssel-Artefakt gefunden wurde</w:t>
+      </w:r>
+    </w:p>
+    <w:p>
+      <w:pPr>
+        <w:pStyle w:val="Listenabsatz"/>
+        <w:numPr>
+          <w:ilvl w:val="0"/>
+          <w:numId w:val="15"/>
+        </w:numPr>
+        <w:spacing w:line="276" w:lineRule="auto"/>
+      </w:pPr>
+      <w:r>
+        <w:t>Charakterfähigkeiten</w:t>
+      </w:r>
+    </w:p>
+    <w:p>
+      <w:pPr>
+        <w:pStyle w:val="Listenabsatz"/>
+        <w:numPr>
+          <w:ilvl w:val="1"/>
+          <w:numId w:val="15"/>
+        </w:numPr>
+        <w:spacing w:line="276" w:lineRule="auto"/>
+      </w:pPr>
+      <w:r>
+        <w:t xml:space="preserve">Magier: darf einmal </w:t>
+      </w:r>
+      <w:r>
+        <w:t>je</w:t>
+      </w:r>
+      <w:r>
+        <w:t xml:space="preserve"> gesuchtem Artefakt</w:t>
+      </w:r>
+      <w:r>
+        <w:t xml:space="preserve"> eine Kachel</w:t>
+      </w:r>
+      <w:r>
+        <w:t xml:space="preserve"> auf dem Spielfeld</w:t>
+      </w:r>
+      <w:r>
+        <w:t xml:space="preserve"> drehen</w:t>
+      </w:r>
+    </w:p>
+    <w:p>
+      <w:pPr>
+        <w:pStyle w:val="Listenabsatz"/>
+        <w:numPr>
+          <w:ilvl w:val="1"/>
+          <w:numId w:val="15"/>
+        </w:numPr>
+        <w:spacing w:line="276" w:lineRule="auto"/>
+      </w:pPr>
+      <w:r>
+        <w:t>Wächter</w:t>
+      </w:r>
+      <w:r>
+        <w:t xml:space="preserve">: darf </w:t>
+      </w:r>
+      <w:r>
+        <w:t xml:space="preserve">Tore </w:t>
+      </w:r>
+      <w:r>
+        <w:t>durchschreiten,</w:t>
+      </w:r>
+      <w:r>
+        <w:t xml:space="preserve"> ohne </w:t>
+      </w:r>
+      <w:r>
+        <w:t xml:space="preserve">das benötigte </w:t>
+      </w:r>
+      <w:r>
+        <w:t>Schlüssel-Artefakt zu besitzen</w:t>
+      </w:r>
+    </w:p>
+    <w:p>
+      <w:pPr>
+        <w:pStyle w:val="berschrift2"/>
+      </w:pPr>
+      <w:bookmarkStart w:id="12" w:name="_Toc243653461"/>
+      <w:r>
+        <w:t>4</w:t>
+      </w:r>
+      <w:r>
+        <w:t>.</w:t>
+      </w:r>
+      <w:r>
+        <w:t>3</w:t>
+      </w:r>
+      <w:r>
+        <w:t xml:space="preserve"> Zielgruppe</w:t>
+      </w:r>
+      <w:bookmarkEnd w:id="12"/>
+    </w:p>
+    <w:p>
+      <w:r>
+        <w:t>Die primäre Zielgruppe besteht aus Personen, die strategische Brett-, Puzzle- und Casual-Games bevorzugen. Angesprochen werden insbesondere:</w:t>
       </w:r>
     </w:p>
     <w:p>
@@ -2222,197 +2818,7 @@
         <w:spacing w:line="276" w:lineRule="auto"/>
       </w:pPr>
       <w:r>
-        <w:t>Kreuzungen</w:t>
-      </w:r>
-    </w:p>
-    <w:p>
-      <w:r>
-        <w:t>Zusätzlich existieren besondere Kacheln mit zusätzlichen Spieleffekten.</w:t>
-      </w:r>
-    </w:p>
-    <w:p>
-      <w:r>
-        <w:t xml:space="preserve">Zu Beginn eines Spielzugs erhält der aktive Spieler eine freie </w:t>
-      </w:r>
-      <w:proofErr w:type="spellStart"/>
-      <w:r>
-        <w:t>Labyrinthkachel</w:t>
-      </w:r>
-      <w:proofErr w:type="spellEnd"/>
-      <w:r>
-        <w:t>. Diese kann gedreht und anschließend an einer zulässigen Position in das Spielfeld eingeschoben werden. Dadurch verschiebt sich eine vollständige Reihe oder Spalte des Labyrinths und die gegenüberliegende Kachel wird aus dem Spielfeld herausgeschoben.</w:t>
-      </w:r>
-    </w:p>
-    <w:p>
-      <w:r>
-        <w:t>Anschließend darf sich die Spielfigur des aktiven Spielers über alle miteinander verbundenen Wege bewegen. Ziel ist es, bestimmte auf Zielkarten angegebene Orte oder Artefakte zu erreichen.</w:t>
-      </w:r>
-    </w:p>
-    <w:p>
-      <w:r>
-        <w:t xml:space="preserve">Sobald das aktuelle Ziel erreicht wurde, wird die nächste Zielkarte aktiviert. Eine Partie endet, sobald ein Spieler alle ihm zugewiesenen Ziele erreicht </w:t>
-      </w:r>
-      <w:r>
-        <w:t>hat</w:t>
-      </w:r>
-      <w:r>
-        <w:t>.</w:t>
-      </w:r>
-      <w:r>
-        <w:t xml:space="preserve"> </w:t>
-      </w:r>
-    </w:p>
-    <w:p>
-      <w:r>
-        <w:t>Mystic Maze erweitert dieses grundlegende Spielprinzip insbesondere durch Spezialkacheln und individuelle Charakterfähigkeiten. Dadurch entstehen zusätzliche taktische Entscheidungsmöglichkeiten:</w:t>
-      </w:r>
-    </w:p>
-    <w:p>
-      <w:pPr>
-        <w:pStyle w:val="Listenabsatz"/>
-        <w:numPr>
-          <w:ilvl w:val="0"/>
-          <w:numId w:val="24"/>
-        </w:numPr>
-      </w:pPr>
-      <w:r>
-        <w:t>Spezialkacheln</w:t>
-      </w:r>
-    </w:p>
-    <w:p>
-      <w:pPr>
-        <w:pStyle w:val="Listenabsatz"/>
-        <w:numPr>
-          <w:ilvl w:val="1"/>
-          <w:numId w:val="15"/>
-        </w:numPr>
-        <w:spacing w:line="276" w:lineRule="auto"/>
-      </w:pPr>
-      <w:r>
-        <w:t>Portal: ermöglicht den Wechsel zu einem zweiten Portal</w:t>
-      </w:r>
-    </w:p>
-    <w:p>
-      <w:pPr>
-        <w:pStyle w:val="Listenabsatz"/>
-        <w:numPr>
-          <w:ilvl w:val="1"/>
-          <w:numId w:val="15"/>
-        </w:numPr>
-        <w:spacing w:line="276" w:lineRule="auto"/>
-      </w:pPr>
-      <w:r>
-        <w:t>Tor</w:t>
-      </w:r>
-      <w:r>
-        <w:t xml:space="preserve">: blockiert einen Weg, bis </w:t>
-      </w:r>
-      <w:r>
-        <w:t>ein entsprechendes Schlüssel-Artefakt gefunden wurde</w:t>
-      </w:r>
-    </w:p>
-    <w:p>
-      <w:pPr>
-        <w:pStyle w:val="Listenabsatz"/>
-        <w:numPr>
-          <w:ilvl w:val="0"/>
-          <w:numId w:val="15"/>
-        </w:numPr>
-        <w:spacing w:line="276" w:lineRule="auto"/>
-      </w:pPr>
-      <w:r>
-        <w:t>Charakterfähigkeiten</w:t>
-      </w:r>
-    </w:p>
-    <w:p>
-      <w:pPr>
-        <w:pStyle w:val="Listenabsatz"/>
-        <w:numPr>
-          <w:ilvl w:val="1"/>
-          <w:numId w:val="15"/>
-        </w:numPr>
-        <w:spacing w:line="276" w:lineRule="auto"/>
-      </w:pPr>
-      <w:r>
-        <w:t xml:space="preserve">Magier: darf einmal </w:t>
-      </w:r>
-      <w:r>
-        <w:t>je</w:t>
-      </w:r>
-      <w:r>
-        <w:t xml:space="preserve"> gesuchtem Artefakt</w:t>
-      </w:r>
-      <w:r>
-        <w:t xml:space="preserve"> eine Kachel</w:t>
-      </w:r>
-      <w:r>
-        <w:t xml:space="preserve"> auf dem Spielfeld</w:t>
-      </w:r>
-      <w:r>
-        <w:t xml:space="preserve"> drehen</w:t>
-      </w:r>
-    </w:p>
-    <w:p>
-      <w:pPr>
-        <w:pStyle w:val="Listenabsatz"/>
-        <w:numPr>
-          <w:ilvl w:val="1"/>
-          <w:numId w:val="15"/>
-        </w:numPr>
-        <w:spacing w:line="276" w:lineRule="auto"/>
-      </w:pPr>
-      <w:r>
-        <w:t>Wächter</w:t>
-      </w:r>
-      <w:r>
-        <w:t xml:space="preserve">: darf </w:t>
-      </w:r>
-      <w:r>
-        <w:t xml:space="preserve">Tore </w:t>
-      </w:r>
-      <w:r>
-        <w:t>durchschreiten,</w:t>
-      </w:r>
-      <w:r>
-        <w:t xml:space="preserve"> ohne </w:t>
-      </w:r>
-      <w:r>
-        <w:t xml:space="preserve">das benötigte </w:t>
-      </w:r>
-      <w:r>
-        <w:t>Schlüssel-Artefakt zu besitzen</w:t>
-      </w:r>
-    </w:p>
-    <w:p>
-      <w:pPr>
-        <w:pStyle w:val="berschrift2"/>
-      </w:pPr>
-      <w:bookmarkStart w:id="9" w:name="_Toc241412401"/>
-      <w:r>
-        <w:t>2</w:t>
-      </w:r>
-      <w:r>
-        <w:t>.</w:t>
-      </w:r>
-      <w:r>
-        <w:t>3</w:t>
-      </w:r>
-      <w:r>
-        <w:t xml:space="preserve"> Zielgruppe</w:t>
-      </w:r>
-      <w:bookmarkEnd w:id="9"/>
-    </w:p>
-    <w:p>
-      <w:r>
-        <w:t xml:space="preserve">Die primäre Zielgruppe besteht aus Personen, die strategische Brett-, Puzzle- und </w:t>
-      </w:r>
-      <w:proofErr w:type="spellStart"/>
-      <w:r>
-        <w:t>Casual</w:t>
-      </w:r>
-      <w:proofErr w:type="spellEnd"/>
-      <w:r>
-        <w:t>-Games bevorzugen. Angesprochen werden insbesondere:</w:t>
+        <w:t>Jugendliche und Erwachsene</w:t>
       </w:r>
     </w:p>
     <w:p>
@@ -2425,8 +2831,7 @@
         <w:spacing w:line="276" w:lineRule="auto"/>
       </w:pPr>
       <w:r>
-        <w:lastRenderedPageBreak/>
-        <w:t>Jugendliche und Erwachsene</w:t>
+        <w:t>Gelegenheitsspieler</w:t>
       </w:r>
     </w:p>
     <w:p>
@@ -2439,7 +2844,7 @@
         <w:spacing w:line="276" w:lineRule="auto"/>
       </w:pPr>
       <w:r>
-        <w:t>Gelegenheitsspieler</w:t>
+        <w:t>Fans taktischer Gesellschaftsspiele</w:t>
       </w:r>
     </w:p>
     <w:p>
@@ -2452,19 +2857,6 @@
         <w:spacing w:line="276" w:lineRule="auto"/>
       </w:pPr>
       <w:r>
-        <w:t>Fans taktischer Gesellschaftsspiele</w:t>
-      </w:r>
-    </w:p>
-    <w:p>
-      <w:pPr>
-        <w:pStyle w:val="Listenabsatz"/>
-        <w:numPr>
-          <w:ilvl w:val="0"/>
-          <w:numId w:val="20"/>
-        </w:numPr>
-        <w:spacing w:line="276" w:lineRule="auto"/>
-      </w:pPr>
-      <w:r>
         <w:t>Personen, die lokale Mehrspieler-Spiele spielen möchten</w:t>
       </w:r>
     </w:p>
@@ -2477,9 +2869,9 @@
       <w:pPr>
         <w:pStyle w:val="berschrift2"/>
       </w:pPr>
-      <w:bookmarkStart w:id="10" w:name="_Toc241412402"/>
-      <w:r>
-        <w:t>2</w:t>
+      <w:bookmarkStart w:id="13" w:name="_Toc243653462"/>
+      <w:r>
+        <w:t>4</w:t>
       </w:r>
       <w:r>
         <w:t>.</w:t>
@@ -2490,7 +2882,7 @@
       <w:r>
         <w:t xml:space="preserve"> Kundennutzen</w:t>
       </w:r>
-      <w:bookmarkEnd w:id="10"/>
+      <w:bookmarkEnd w:id="13"/>
     </w:p>
     <w:p>
       <w:r>
@@ -2634,9 +3026,9 @@
       <w:pPr>
         <w:pStyle w:val="berschrift2"/>
       </w:pPr>
-      <w:bookmarkStart w:id="11" w:name="_Toc241412403"/>
-      <w:r>
-        <w:t>2</w:t>
+      <w:bookmarkStart w:id="14" w:name="_Toc243653463"/>
+      <w:r>
+        <w:t>4</w:t>
       </w:r>
       <w:r>
         <w:t>.</w:t>
@@ -2647,7 +3039,7 @@
       <w:r>
         <w:t xml:space="preserve"> Projektumfang</w:t>
       </w:r>
-      <w:bookmarkEnd w:id="11"/>
+      <w:bookmarkEnd w:id="14"/>
     </w:p>
     <w:p>
       <w:r>
@@ -2704,13 +3096,8 @@
         <w:spacing w:line="276" w:lineRule="auto"/>
       </w:pPr>
       <w:r>
-        <w:t xml:space="preserve">unterschiedliche </w:t>
-      </w:r>
-      <w:proofErr w:type="spellStart"/>
-      <w:r>
-        <w:t>Labyrinthkacheltypen</w:t>
-      </w:r>
-      <w:proofErr w:type="spellEnd"/>
+        <w:t>unterschiedliche Labyrinthkacheltypen</w:t>
+      </w:r>
     </w:p>
     <w:p>
       <w:pPr>
@@ -2735,6 +3122,7 @@
         <w:spacing w:line="276" w:lineRule="auto"/>
       </w:pPr>
       <w:r>
+        <w:lastRenderedPageBreak/>
         <w:t>Einschieben von Reihen und Spalten</w:t>
       </w:r>
     </w:p>
@@ -2893,7 +3281,6 @@
         <w:spacing w:line="276" w:lineRule="auto"/>
       </w:pPr>
       <w:r>
-        <w:lastRenderedPageBreak/>
         <w:t>Start einer neuen Partie</w:t>
       </w:r>
     </w:p>
@@ -3000,10 +3387,8 @@
       <w:r>
         <w:t>Behandlung eines Verbindungsabbruchs durch eine verständliche Fehlermeldung</w:t>
       </w:r>
-    </w:p>
-    <w:p>
-      <w:r>
-        <w:br w:type="page"/>
+      <w:r>
+        <w:t xml:space="preserve"> </w:t>
       </w:r>
     </w:p>
     <w:p>
@@ -3011,7 +3396,6 @@
         <w:spacing w:line="276" w:lineRule="auto"/>
       </w:pPr>
       <w:r>
-        <w:lastRenderedPageBreak/>
         <w:t>Mögliche Erweiterungen:</w:t>
       </w:r>
     </w:p>
@@ -3177,13 +3561,13 @@
           <w:rFonts w:cs="Arial"/>
         </w:rPr>
       </w:pPr>
-      <w:bookmarkStart w:id="12" w:name="_Toc241412404"/>
+      <w:bookmarkStart w:id="15" w:name="_Toc243653464"/>
       <w:r>
         <w:rPr>
           <w:rFonts w:cs="Arial"/>
         </w:rPr>
         <w:lastRenderedPageBreak/>
-        <w:t>3</w:t>
+        <w:t>5</w:t>
       </w:r>
       <w:r>
         <w:rPr>
@@ -3197,7 +3581,7 @@
         </w:rPr>
         <w:t>Risikomanagement</w:t>
       </w:r>
-      <w:bookmarkEnd w:id="12"/>
+      <w:bookmarkEnd w:id="15"/>
     </w:p>
     <w:p>
       <w:r>
@@ -3267,7 +3651,7 @@
           <w:szCs w:val="22"/>
         </w:rPr>
       </w:pPr>
-      <w:bookmarkStart w:id="13" w:name="_Toc241412407"/>
+      <w:bookmarkStart w:id="16" w:name="_Toc243653173"/>
       <w:r>
         <w:rPr>
           <w:sz w:val="22"/>
@@ -3318,7 +3702,7 @@
         </w:rPr>
         <w:t>: Risikomatrix</w:t>
       </w:r>
-      <w:bookmarkEnd w:id="13"/>
+      <w:bookmarkEnd w:id="16"/>
     </w:p>
     <w:tbl>
       <w:tblPr>
@@ -4136,13 +4520,13 @@
           <w:rFonts w:cs="Arial"/>
         </w:rPr>
       </w:pPr>
-      <w:bookmarkStart w:id="14" w:name="_Toc241412405"/>
+      <w:bookmarkStart w:id="17" w:name="_Toc243653465"/>
       <w:r>
         <w:rPr>
           <w:rFonts w:cs="Arial"/>
         </w:rPr>
         <w:lastRenderedPageBreak/>
-        <w:t>4</w:t>
+        <w:t>6</w:t>
       </w:r>
       <w:r>
         <w:rPr>
@@ -4156,7 +4540,7 @@
         </w:rPr>
         <w:t>Zeitplanung</w:t>
       </w:r>
-      <w:bookmarkEnd w:id="14"/>
+      <w:bookmarkEnd w:id="17"/>
     </w:p>
     <w:p>
       <w:r>
@@ -4178,7 +4562,7 @@
           <w:szCs w:val="22"/>
         </w:rPr>
       </w:pPr>
-      <w:bookmarkStart w:id="15" w:name="_Toc241412408"/>
+      <w:bookmarkStart w:id="18" w:name="_Toc243653174"/>
       <w:r>
         <w:rPr>
           <w:sz w:val="22"/>
@@ -4229,7 +4613,7 @@
         </w:rPr>
         <w:t>: Arbeitspakete</w:t>
       </w:r>
-      <w:bookmarkEnd w:id="15"/>
+      <w:bookmarkEnd w:id="18"/>
     </w:p>
     <w:tbl>
       <w:tblPr>
@@ -4636,11 +5020,9 @@
             <w:pPr>
               <w:spacing w:after="120"/>
             </w:pPr>
-            <w:proofErr w:type="spellStart"/>
             <w:r>
               <w:t>Labyrinthmechanik</w:t>
             </w:r>
-            <w:proofErr w:type="spellEnd"/>
           </w:p>
         </w:tc>
         <w:tc>
@@ -5098,7 +5480,7 @@
           <w:szCs w:val="22"/>
         </w:rPr>
       </w:pPr>
-      <w:bookmarkStart w:id="16" w:name="_Toc241412409"/>
+      <w:bookmarkStart w:id="19" w:name="_Toc243653175"/>
       <w:r>
         <w:rPr>
           <w:sz w:val="22"/>
@@ -5150,7 +5532,7 @@
         </w:rPr>
         <w:t>: Zeitplan</w:t>
       </w:r>
-      <w:bookmarkEnd w:id="16"/>
+      <w:bookmarkEnd w:id="19"/>
     </w:p>
     <w:tbl>
       <w:tblPr>
@@ -5569,7 +5951,7 @@
           <w:szCs w:val="22"/>
         </w:rPr>
       </w:pPr>
-      <w:bookmarkStart w:id="17" w:name="_Toc241412410"/>
+      <w:bookmarkStart w:id="20" w:name="_Toc243653176"/>
       <w:r>
         <w:rPr>
           <w:sz w:val="22"/>
@@ -5620,7 +6002,7 @@
         </w:rPr>
         <w:t>: Meilensteine</w:t>
       </w:r>
-      <w:bookmarkEnd w:id="17"/>
+      <w:bookmarkEnd w:id="20"/>
     </w:p>
     <w:tbl>
       <w:tblPr>
@@ -5978,7 +6360,7 @@
     <w:p>
       <w:pPr>
         <w:sectPr>
-          <w:footerReference w:type="default" r:id="rId15"/>
+          <w:footerReference w:type="default" r:id="rId19"/>
           <w:pgSz w:w="11906" w:h="16838"/>
           <w:pgMar w:top="1134" w:right="1134" w:bottom="1134" w:left="1134" w:header="709" w:footer="709" w:gutter="0"/>
           <w:pgNumType w:start="1"/>
@@ -5991,12 +6373,12 @@
       <w:pPr>
         <w:pStyle w:val="berschrift1"/>
       </w:pPr>
-      <w:bookmarkStart w:id="18" w:name="_Toc241412406"/>
+      <w:bookmarkStart w:id="21" w:name="_Toc243653466"/>
       <w:r>
         <w:lastRenderedPageBreak/>
         <w:t>Literaturverzeichnis</w:t>
       </w:r>
-      <w:bookmarkEnd w:id="18"/>
+      <w:bookmarkEnd w:id="21"/>
     </w:p>
     <w:sdt>
       <w:sdtPr>
@@ -6010,19 +6392,422 @@
           <w:docPart w:val="DefaultPlaceholder_-1854013440"/>
         </w:placeholder>
       </w:sdtPr>
+      <w:sdtEndPr/>
       <w:sdtContent>
         <w:p>
           <w:pPr>
             <w:autoSpaceDE w:val="0"/>
             <w:autoSpaceDN w:val="0"/>
             <w:ind w:hanging="480"/>
-            <w:divId w:val="2118333889"/>
+            <w:divId w:val="1257247701"/>
             <w:rPr>
               <w:rFonts w:eastAsia="Times New Roman" w:cs="Arial"/>
               <w:color w:val="000000"/>
               <w:kern w:val="0"/>
               <w:szCs w:val="24"/>
+              <w:lang w:val="en-GB"/>
               <w14:ligatures w14:val="none"/>
+            </w:rPr>
+          </w:pPr>
+          <w:r>
+            <w:rPr>
+              <w:rFonts w:eastAsia="Times New Roman" w:cs="Arial"/>
+              <w:color w:val="000000"/>
+            </w:rPr>
+            <w:t xml:space="preserve">Abdellatif, T. M., Capretz, L. F., &amp; Ho, D. (2019). </w:t>
+          </w:r>
+          <w:r>
+            <w:rPr>
+              <w:rFonts w:eastAsia="Times New Roman" w:cs="Arial"/>
+              <w:color w:val="000000"/>
+              <w:lang w:val="en-GB"/>
+            </w:rPr>
+            <w:t xml:space="preserve">Automatic recall of software lessons learned for software project managers. </w:t>
+          </w:r>
+          <w:r>
+            <w:rPr>
+              <w:rFonts w:eastAsia="Times New Roman" w:cs="Arial"/>
+              <w:i/>
+              <w:iCs/>
+              <w:color w:val="000000"/>
+              <w:lang w:val="en-GB"/>
+            </w:rPr>
+            <w:t>Information and Software Technology</w:t>
+          </w:r>
+          <w:r>
+            <w:rPr>
+              <w:rFonts w:eastAsia="Times New Roman" w:cs="Arial"/>
+              <w:color w:val="000000"/>
+              <w:lang w:val="en-GB"/>
+            </w:rPr>
+            <w:t xml:space="preserve">, </w:t>
+          </w:r>
+          <w:r>
+            <w:rPr>
+              <w:rFonts w:eastAsia="Times New Roman" w:cs="Arial"/>
+              <w:i/>
+              <w:iCs/>
+              <w:color w:val="000000"/>
+              <w:lang w:val="en-GB"/>
+            </w:rPr>
+            <w:t>115</w:t>
+          </w:r>
+          <w:r>
+            <w:rPr>
+              <w:rFonts w:eastAsia="Times New Roman" w:cs="Arial"/>
+              <w:color w:val="000000"/>
+              <w:lang w:val="en-GB"/>
+            </w:rPr>
+            <w:t>, 44–57. https://doi.org/10.1016/j.infsof.2019.07.006</w:t>
+          </w:r>
+        </w:p>
+        <w:p>
+          <w:pPr>
+            <w:autoSpaceDE w:val="0"/>
+            <w:autoSpaceDN w:val="0"/>
+            <w:ind w:hanging="480"/>
+            <w:divId w:val="973289828"/>
+            <w:rPr>
+              <w:rFonts w:eastAsia="Times New Roman" w:cs="Arial"/>
+              <w:color w:val="000000"/>
+              <w:lang w:val="en-GB"/>
+            </w:rPr>
+          </w:pPr>
+          <w:r>
+            <w:rPr>
+              <w:rFonts w:eastAsia="Times New Roman" w:cs="Arial"/>
+              <w:color w:val="000000"/>
+              <w:lang w:val="en-GB"/>
+            </w:rPr>
+            <w:t xml:space="preserve">Di Lucca, G. A., &amp; Fasolino, A. R. (2006). Testing Web-based applications: The state of the art and future trends. </w:t>
+          </w:r>
+          <w:r>
+            <w:rPr>
+              <w:rFonts w:eastAsia="Times New Roman" w:cs="Arial"/>
+              <w:i/>
+              <w:iCs/>
+              <w:color w:val="000000"/>
+              <w:lang w:val="en-GB"/>
+            </w:rPr>
+            <w:t>Information and Software Technology</w:t>
+          </w:r>
+          <w:r>
+            <w:rPr>
+              <w:rFonts w:eastAsia="Times New Roman" w:cs="Arial"/>
+              <w:color w:val="000000"/>
+              <w:lang w:val="en-GB"/>
+            </w:rPr>
+            <w:t xml:space="preserve">, </w:t>
+          </w:r>
+          <w:r>
+            <w:rPr>
+              <w:rFonts w:eastAsia="Times New Roman" w:cs="Arial"/>
+              <w:i/>
+              <w:iCs/>
+              <w:color w:val="000000"/>
+              <w:lang w:val="en-GB"/>
+            </w:rPr>
+            <w:t>48</w:t>
+          </w:r>
+          <w:r>
+            <w:rPr>
+              <w:rFonts w:eastAsia="Times New Roman" w:cs="Arial"/>
+              <w:color w:val="000000"/>
+              <w:lang w:val="en-GB"/>
+            </w:rPr>
+            <w:t>(12), 1172–1186. https://doi.org/10.1016/j.infsof.2006.06.006</w:t>
+          </w:r>
+        </w:p>
+        <w:p>
+          <w:pPr>
+            <w:autoSpaceDE w:val="0"/>
+            <w:autoSpaceDN w:val="0"/>
+            <w:ind w:hanging="480"/>
+            <w:divId w:val="81951938"/>
+            <w:rPr>
+              <w:rFonts w:eastAsia="Times New Roman" w:cs="Arial"/>
+              <w:color w:val="000000"/>
+              <w:lang w:val="en-GB"/>
+            </w:rPr>
+          </w:pPr>
+          <w:r>
+            <w:rPr>
+              <w:rFonts w:eastAsia="Times New Roman" w:cs="Arial"/>
+              <w:color w:val="000000"/>
+              <w:lang w:val="en-GB"/>
+            </w:rPr>
+            <w:t xml:space="preserve">Kuhrmann, M., Diebold, P., Münch, J., Tell, P., Garousi, V., Felderer, M., Trektere, K., McCaffery, F., Linssen, O., Hanser, E., &amp; Prause, C. R. (2017). Hybrid software and system development in practice: waterfall, scrum, and beyond. </w:t>
+          </w:r>
+          <w:r>
+            <w:rPr>
+              <w:rFonts w:eastAsia="Times New Roman" w:cs="Arial"/>
+              <w:i/>
+              <w:iCs/>
+              <w:color w:val="000000"/>
+              <w:lang w:val="en-GB"/>
+            </w:rPr>
+            <w:t>Proceedings of the 2017 International Conference on Software and System Process</w:t>
+          </w:r>
+          <w:r>
+            <w:rPr>
+              <w:rFonts w:eastAsia="Times New Roman" w:cs="Arial"/>
+              <w:color w:val="000000"/>
+              <w:lang w:val="en-GB"/>
+            </w:rPr>
+            <w:t xml:space="preserve">, </w:t>
+          </w:r>
+          <w:r>
+            <w:rPr>
+              <w:rFonts w:eastAsia="Times New Roman" w:cs="Arial"/>
+              <w:i/>
+              <w:iCs/>
+              <w:color w:val="000000"/>
+              <w:lang w:val="en-GB"/>
+            </w:rPr>
+            <w:t>10</w:t>
+          </w:r>
+          <w:r>
+            <w:rPr>
+              <w:rFonts w:eastAsia="Times New Roman" w:cs="Arial"/>
+              <w:color w:val="000000"/>
+              <w:lang w:val="en-GB"/>
+            </w:rPr>
+            <w:t>, 30–39. https://doi.org/10.1145/3084100.3084104</w:t>
+          </w:r>
+        </w:p>
+        <w:p>
+          <w:pPr>
+            <w:autoSpaceDE w:val="0"/>
+            <w:autoSpaceDN w:val="0"/>
+            <w:ind w:hanging="480"/>
+            <w:divId w:val="171726552"/>
+            <w:rPr>
+              <w:rFonts w:eastAsia="Times New Roman" w:cs="Arial"/>
+              <w:color w:val="000000"/>
+              <w:lang w:val="en-GB"/>
+            </w:rPr>
+          </w:pPr>
+          <w:r>
+            <w:rPr>
+              <w:rFonts w:eastAsia="Times New Roman" w:cs="Arial"/>
+              <w:color w:val="000000"/>
+            </w:rPr>
+            <w:t xml:space="preserve">Lucassen, G., Dalpiaz, F., van der Werf, J. M. E. M., &amp; Brinkkemper, S. (2016). </w:t>
+          </w:r>
+          <w:r>
+            <w:rPr>
+              <w:rFonts w:eastAsia="Times New Roman" w:cs="Arial"/>
+              <w:color w:val="000000"/>
+              <w:lang w:val="en-GB"/>
+            </w:rPr>
+            <w:t xml:space="preserve">Improving agile requirements: the Quality User Story framework and tool. </w:t>
+          </w:r>
+          <w:r>
+            <w:rPr>
+              <w:rFonts w:eastAsia="Times New Roman" w:cs="Arial"/>
+              <w:i/>
+              <w:iCs/>
+              <w:color w:val="000000"/>
+              <w:lang w:val="en-GB"/>
+            </w:rPr>
+            <w:t>Requirements Engineering</w:t>
+          </w:r>
+          <w:r>
+            <w:rPr>
+              <w:rFonts w:eastAsia="Times New Roman" w:cs="Arial"/>
+              <w:color w:val="000000"/>
+              <w:lang w:val="en-GB"/>
+            </w:rPr>
+            <w:t xml:space="preserve">, </w:t>
+          </w:r>
+          <w:r>
+            <w:rPr>
+              <w:rFonts w:eastAsia="Times New Roman" w:cs="Arial"/>
+              <w:i/>
+              <w:iCs/>
+              <w:color w:val="000000"/>
+              <w:lang w:val="en-GB"/>
+            </w:rPr>
+            <w:t>21</w:t>
+          </w:r>
+          <w:r>
+            <w:rPr>
+              <w:rFonts w:eastAsia="Times New Roman" w:cs="Arial"/>
+              <w:color w:val="000000"/>
+              <w:lang w:val="en-GB"/>
+            </w:rPr>
+            <w:t>(3), 383–403. https://doi.org/10.1007/s00766-016-0250-x</w:t>
+          </w:r>
+        </w:p>
+        <w:p>
+          <w:pPr>
+            <w:autoSpaceDE w:val="0"/>
+            <w:autoSpaceDN w:val="0"/>
+            <w:ind w:hanging="480"/>
+            <w:divId w:val="1321932202"/>
+            <w:rPr>
+              <w:rFonts w:eastAsia="Times New Roman" w:cs="Arial"/>
+              <w:color w:val="000000"/>
+              <w:lang w:val="en-GB"/>
+            </w:rPr>
+          </w:pPr>
+          <w:r>
+            <w:rPr>
+              <w:rFonts w:eastAsia="Times New Roman" w:cs="Arial"/>
+              <w:color w:val="000000"/>
+              <w:lang w:val="en-GB"/>
+            </w:rPr>
+            <w:t xml:space="preserve">Mishra, A., &amp; Alzoubi, Y. I. (2023). Structured software development versus agile software development: a comparative analysis. </w:t>
+          </w:r>
+          <w:r>
+            <w:rPr>
+              <w:rFonts w:eastAsia="Times New Roman" w:cs="Arial"/>
+              <w:i/>
+              <w:iCs/>
+              <w:color w:val="000000"/>
+              <w:lang w:val="en-GB"/>
+            </w:rPr>
+            <w:t>International Journal of System Assurance Engineering and Management</w:t>
+          </w:r>
+          <w:r>
+            <w:rPr>
+              <w:rFonts w:eastAsia="Times New Roman" w:cs="Arial"/>
+              <w:color w:val="000000"/>
+              <w:lang w:val="en-GB"/>
+            </w:rPr>
+            <w:t xml:space="preserve">, </w:t>
+          </w:r>
+          <w:r>
+            <w:rPr>
+              <w:rFonts w:eastAsia="Times New Roman" w:cs="Arial"/>
+              <w:i/>
+              <w:iCs/>
+              <w:color w:val="000000"/>
+              <w:lang w:val="en-GB"/>
+            </w:rPr>
+            <w:t>14</w:t>
+          </w:r>
+          <w:r>
+            <w:rPr>
+              <w:rFonts w:eastAsia="Times New Roman" w:cs="Arial"/>
+              <w:color w:val="000000"/>
+              <w:lang w:val="en-GB"/>
+            </w:rPr>
+            <w:t>(4), 1504–1522. https://doi.org/10.1007/s13198-023-01958-5</w:t>
+          </w:r>
+        </w:p>
+        <w:p>
+          <w:pPr>
+            <w:autoSpaceDE w:val="0"/>
+            <w:autoSpaceDN w:val="0"/>
+            <w:ind w:hanging="480"/>
+            <w:divId w:val="1959028175"/>
+            <w:rPr>
+              <w:rFonts w:eastAsia="Times New Roman" w:cs="Arial"/>
+              <w:color w:val="000000"/>
+              <w:lang w:val="en-GB"/>
+            </w:rPr>
+          </w:pPr>
+          <w:r>
+            <w:rPr>
+              <w:rFonts w:eastAsia="Times New Roman" w:cs="Arial"/>
+              <w:color w:val="000000"/>
+            </w:rPr>
+            <w:t xml:space="preserve">Mumtaz, M., Ahmad, N., Usman Ashraf, M., Alghamdi, A. M., Bahaddad, A. A., &amp; Almarhabi, K. A. (2022). </w:t>
+          </w:r>
+          <w:r>
+            <w:rPr>
+              <w:rFonts w:eastAsia="Times New Roman" w:cs="Arial"/>
+              <w:color w:val="000000"/>
+              <w:lang w:val="en-GB"/>
+            </w:rPr>
+            <w:t xml:space="preserve">Iteration Causes, Impact, and Timing in Software Development Lifecycle: An SLR. </w:t>
+          </w:r>
+          <w:r>
+            <w:rPr>
+              <w:rFonts w:eastAsia="Times New Roman" w:cs="Arial"/>
+              <w:i/>
+              <w:iCs/>
+              <w:color w:val="000000"/>
+              <w:lang w:val="en-GB"/>
+            </w:rPr>
+            <w:t>IEEE Access</w:t>
+          </w:r>
+          <w:r>
+            <w:rPr>
+              <w:rFonts w:eastAsia="Times New Roman" w:cs="Arial"/>
+              <w:color w:val="000000"/>
+              <w:lang w:val="en-GB"/>
+            </w:rPr>
+            <w:t xml:space="preserve">, </w:t>
+          </w:r>
+          <w:r>
+            <w:rPr>
+              <w:rFonts w:eastAsia="Times New Roman" w:cs="Arial"/>
+              <w:i/>
+              <w:iCs/>
+              <w:color w:val="000000"/>
+              <w:lang w:val="en-GB"/>
+            </w:rPr>
+            <w:t>10</w:t>
+          </w:r>
+          <w:r>
+            <w:rPr>
+              <w:rFonts w:eastAsia="Times New Roman" w:cs="Arial"/>
+              <w:color w:val="000000"/>
+              <w:lang w:val="en-GB"/>
+            </w:rPr>
+            <w:t>, 65355–65375. https://doi.org/10.1109/ACCESS.2022.3182703</w:t>
+          </w:r>
+        </w:p>
+        <w:p>
+          <w:pPr>
+            <w:autoSpaceDE w:val="0"/>
+            <w:autoSpaceDN w:val="0"/>
+            <w:ind w:hanging="480"/>
+            <w:divId w:val="363940625"/>
+            <w:rPr>
+              <w:rFonts w:eastAsia="Times New Roman" w:cs="Arial"/>
+              <w:color w:val="000000"/>
+              <w:lang w:val="en-GB"/>
+            </w:rPr>
+          </w:pPr>
+          <w:r>
+            <w:rPr>
+              <w:rFonts w:eastAsia="Times New Roman" w:cs="Arial"/>
+              <w:color w:val="000000"/>
+              <w:lang w:val="en-GB"/>
+            </w:rPr>
+            <w:t xml:space="preserve">Nuseibeh, B., &amp; Easterbrook, S. (2000). Requirements engineering. </w:t>
+          </w:r>
+          <w:r>
+            <w:rPr>
+              <w:rFonts w:eastAsia="Times New Roman" w:cs="Arial"/>
+              <w:i/>
+              <w:iCs/>
+              <w:color w:val="000000"/>
+              <w:lang w:val="en-GB"/>
+            </w:rPr>
+            <w:t>Proceedings of the Conference on The Future of Software Engineering</w:t>
+          </w:r>
+          <w:r>
+            <w:rPr>
+              <w:rFonts w:eastAsia="Times New Roman" w:cs="Arial"/>
+              <w:color w:val="000000"/>
+              <w:lang w:val="en-GB"/>
+            </w:rPr>
+            <w:t>, 35–46. https://doi.org/10.1145/336512.336523</w:t>
+          </w:r>
+        </w:p>
+        <w:p>
+          <w:pPr>
+            <w:autoSpaceDE w:val="0"/>
+            <w:autoSpaceDN w:val="0"/>
+            <w:ind w:hanging="480"/>
+            <w:divId w:val="1934783658"/>
+            <w:rPr>
+              <w:rFonts w:eastAsia="Times New Roman" w:cs="Arial"/>
+              <w:color w:val="000000"/>
             </w:rPr>
           </w:pPr>
           <w:r>
@@ -6071,6 +6856,46 @@
 </w:document>
 </file>
 
+<file path=word/comments.xml><?xml version="1.0" encoding="utf-8"?>
+<w:comments xmlns:wpc="http://schemas.microsoft.com/office/word/2010/wordprocessingCanvas" xmlns:cx="http://schemas.microsoft.com/office/drawing/2014/chartex" xmlns:cx1="http://schemas.microsoft.com/office/drawing/2015/9/8/chartex" xmlns:cx2="http://schemas.microsoft.com/office/drawing/2015/10/21/chartex" xmlns:cx3="http://schemas.microsoft.com/office/drawing/2016/5/9/chartex" xmlns:cx4="http://schemas.microsoft.com/office/drawing/2016/5/10/chartex" xmlns:cx5="http://schemas.microsoft.com/office/drawing/2016/5/11/chartex" xmlns:cx6="http://schemas.microsoft.com/office/drawing/2016/5/12/chartex" xmlns:cx7="http://schemas.microsoft.com/office/drawing/2016/5/13/chartex" xmlns:cx8="http://schemas.microsoft.com/office/drawing/2016/5/14/chartex" xmlns:mc="http://schemas.openxmlformats.org/markup-compatibility/2006" xmlns:aink="http://schemas.microsoft.com/office/drawing/2016/ink" xmlns:am3d="http://schemas.microsoft.com/office/drawing/2017/model3d" xmlns:o="urn:schemas-microsoft-com:office:office" xmlns:oel="http://schemas.microsoft.com/office/2019/extlst" xmlns:r="http://schemas.openxmlformats.org/officeDocument/2006/relationships" xmlns:m="http://schemas.openxmlformats.org/officeDocument/2006/math" xmlns:v="urn:schemas-microsoft-com:vml" xmlns:wp14="http://schemas.microsoft.com/office/word/2010/wordprocessingDrawing" xmlns:wp="http://schemas.openxmlformats.org/drawingml/2006/wordprocessingDrawing" xmlns:w10="urn:schemas-microsoft-com:office:word" xmlns:w="http://schemas.openxmlformats.org/wordprocessingml/2006/main" xmlns:w14="http://schemas.microsoft.com/office/word/2010/wordml" xmlns:w15="http://schemas.microsoft.com/office/word/2012/wordml" xmlns:w16cex="http://schemas.microsoft.com/office/word/2018/wordml/cex" xmlns:w16cid="http://schemas.microsoft.com/office/word/2016/wordml/cid" xmlns:w16="http://schemas.microsoft.com/office/word/2018/wordml" xmlns:w16du="http://schemas.microsoft.com/office/word/2023/wordml/word16du" xmlns:w16sdtdh="http://schemas.microsoft.com/office/word/2020/wordml/sdtdatahash" xmlns:w16sdtfl="http://schemas.microsoft.com/office/word/2024/wordml/sdtformatlock" xmlns:w16se="http://schemas.microsoft.com/office/word/2015/wordml/symex" xmlns:wpg="http://schemas.microsoft.com/office/word/2010/wordprocessingGroup" xmlns:wpi="http://schemas.microsoft.com/office/word/2010/wordprocessingInk" xmlns:wne="http://schemas.microsoft.com/office/word/2006/wordml" xmlns:wps="http://schemas.microsoft.com/office/word/2010/wordprocessingShape" mc:Ignorable="w14 w15 w16se w16cid w16 w16cex w16sdtdh w16sdtfl w16du wp14">
+  <w:comment w:id="9" w:author="Jessica Krautheuser" w:date="2026-10-23T13:27:00Z" w:initials="JK">
+    <w:p>
+      <w:pPr>
+        <w:pStyle w:val="Kommentartext"/>
+        <w:jc w:val="left"/>
+      </w:pPr>
+      <w:r>
+        <w:rPr>
+          <w:rStyle w:val="Kommentarzeichen"/>
+        </w:rPr>
+        <w:annotationRef/>
+      </w:r>
+      <w:r>
+        <w:t>Kurze Einleitung ergänzen</w:t>
+      </w:r>
+    </w:p>
+  </w:comment>
+</w:comments>
+</file>
+
+<file path=word/commentsExtended.xml><?xml version="1.0" encoding="utf-8"?>
+<w15:commentsEx xmlns:wpc="http://schemas.microsoft.com/office/word/2010/wordprocessingCanvas" xmlns:cx="http://schemas.microsoft.com/office/drawing/2014/chartex" xmlns:cx1="http://schemas.microsoft.com/office/drawing/2015/9/8/chartex" xmlns:cx2="http://schemas.microsoft.com/office/drawing/2015/10/21/chartex" xmlns:cx3="http://schemas.microsoft.com/office/drawing/2016/5/9/chartex" xmlns:cx4="http://schemas.microsoft.com/office/drawing/2016/5/10/chartex" xmlns:cx5="http://schemas.microsoft.com/office/drawing/2016/5/11/chartex" xmlns:cx6="http://schemas.microsoft.com/office/drawing/2016/5/12/chartex" xmlns:cx7="http://schemas.microsoft.com/office/drawing/2016/5/13/chartex" xmlns:cx8="http://schemas.microsoft.com/office/drawing/2016/5/14/chartex" xmlns:mc="http://schemas.openxmlformats.org/markup-compatibility/2006" xmlns:aink="http://schemas.microsoft.com/office/drawing/2016/ink" xmlns:am3d="http://schemas.microsoft.com/office/drawing/2017/model3d" xmlns:o="urn:schemas-microsoft-com:office:office" xmlns:oel="http://schemas.microsoft.com/office/2019/extlst" xmlns:r="http://schemas.openxmlformats.org/officeDocument/2006/relationships" xmlns:m="http://schemas.openxmlformats.org/officeDocument/2006/math" xmlns:v="urn:schemas-microsoft-com:vml" xmlns:wp14="http://schemas.microsoft.com/office/word/2010/wordprocessingDrawing" xmlns:wp="http://schemas.openxmlformats.org/drawingml/2006/wordprocessingDrawing" xmlns:w10="urn:schemas-microsoft-com:office:word" xmlns:w="http://schemas.openxmlformats.org/wordprocessingml/2006/main" xmlns:w14="http://schemas.microsoft.com/office/word/2010/wordml" xmlns:w15="http://schemas.microsoft.com/office/word/2012/wordml" xmlns:w16cex="http://schemas.microsoft.com/office/word/2018/wordml/cex" xmlns:w16cid="http://schemas.microsoft.com/office/word/2016/wordml/cid" xmlns:w16="http://schemas.microsoft.com/office/word/2018/wordml" xmlns:w16du="http://schemas.microsoft.com/office/word/2023/wordml/word16du" xmlns:w16sdtdh="http://schemas.microsoft.com/office/word/2020/wordml/sdtdatahash" xmlns:w16sdtfl="http://schemas.microsoft.com/office/word/2024/wordml/sdtformatlock" xmlns:w16se="http://schemas.microsoft.com/office/word/2015/wordml/symex" xmlns:wpg="http://schemas.microsoft.com/office/word/2010/wordprocessingGroup" xmlns:wpi="http://schemas.microsoft.com/office/word/2010/wordprocessingInk" xmlns:wne="http://schemas.microsoft.com/office/word/2006/wordml" xmlns:wps="http://schemas.microsoft.com/office/word/2010/wordprocessingShape" mc:Ignorable="w14 w15 w16se w16cid w16 w16cex w16sdtdh w16sdtfl w16du wp14">
+  <w15:commentEx w15:paraId="1623B35B" w15:done="0"/>
+</w15:commentsEx>
+</file>
+
+<file path=word/commentsExtensible.xml><?xml version="1.0" encoding="utf-8"?>
+<w16cex:commentsExtensible xmlns:wpc="http://schemas.microsoft.com/office/word/2010/wordprocessingCanvas" xmlns:cx="http://schemas.microsoft.com/office/drawing/2014/chartex" xmlns:cx1="http://schemas.microsoft.com/office/drawing/2015/9/8/chartex" xmlns:cx2="http://schemas.microsoft.com/office/drawing/2015/10/21/chartex" xmlns:cx3="http://schemas.microsoft.com/office/drawing/2016/5/9/chartex" xmlns:cx4="http://schemas.microsoft.com/office/drawing/2016/5/10/chartex" xmlns:cx5="http://schemas.microsoft.com/office/drawing/2016/5/11/chartex" xmlns:cx6="http://schemas.microsoft.com/office/drawing/2016/5/12/chartex" xmlns:cx7="http://schemas.microsoft.com/office/drawing/2016/5/13/chartex" xmlns:cx8="http://schemas.microsoft.com/office/drawing/2016/5/14/chartex" xmlns:cr="http://schemas.microsoft.com/office/comments/2020/reactions" xmlns:mc="http://schemas.openxmlformats.org/markup-compatibility/2006" xmlns:aink="http://schemas.microsoft.com/office/drawing/2016/ink" xmlns:am3d="http://schemas.microsoft.com/office/drawing/2017/model3d" xmlns:o="urn:schemas-microsoft-com:office:office" xmlns:oel="http://schemas.microsoft.com/office/2019/extlst" xmlns:r="http://schemas.openxmlformats.org/officeDocument/2006/relationships" xmlns:m="http://schemas.openxmlformats.org/officeDocument/2006/math" xmlns:v="urn:schemas-microsoft-com:vml" xmlns:wp14="http://schemas.microsoft.com/office/word/2010/wordprocessingDrawing" xmlns:wp="http://schemas.openxmlformats.org/drawingml/2006/wordprocessingDrawing" xmlns:w10="urn:schemas-microsoft-com:office:word" xmlns:w="http://schemas.openxmlformats.org/wordprocessingml/2006/main" xmlns:w14="http://schemas.microsoft.com/office/word/2010/wordml" xmlns:w15="http://schemas.microsoft.com/office/word/2012/wordml" xmlns:w16cex="http://schemas.microsoft.com/office/word/2018/wordml/cex" xmlns:w16cid="http://schemas.microsoft.com/office/word/2016/wordml/cid" xmlns:w16="http://schemas.microsoft.com/office/word/2018/wordml" xmlns:w16du="http://schemas.microsoft.com/office/word/2023/wordml/word16du" xmlns:w16sdtdh="http://schemas.microsoft.com/office/word/2020/wordml/sdtdatahash" xmlns:w16sdtfl="http://schemas.microsoft.com/office/word/2024/wordml/sdtformatlock" xmlns:w16se="http://schemas.microsoft.com/office/word/2015/wordml/symex" xmlns:wpg="http://schemas.microsoft.com/office/word/2010/wordprocessingGroup" xmlns:wpi="http://schemas.microsoft.com/office/word/2010/wordprocessingInk" xmlns:wne="http://schemas.microsoft.com/office/word/2006/wordml" xmlns:wps="http://schemas.microsoft.com/office/word/2010/wordprocessingShape" mc:Ignorable="w14 w15 w16se w16cid w16 w16cex w16sdtdh w16sdtfl cr w16du wp14">
+  <w16cex:commentExtensible w16cex:durableId="5DE83FED" w16cex:dateUtc="2026-10-23T11:27:00Z"/>
+</w16cex:commentsExtensible>
+</file>
+
+<file path=word/commentsIds.xml><?xml version="1.0" encoding="utf-8"?>
+<w16cid:commentsIds xmlns:wpc="http://schemas.microsoft.com/office/word/2010/wordprocessingCanvas" xmlns:cx="http://schemas.microsoft.com/office/drawing/2014/chartex" xmlns:cx1="http://schemas.microsoft.com/office/drawing/2015/9/8/chartex" xmlns:cx2="http://schemas.microsoft.com/office/drawing/2015/10/21/chartex" xmlns:cx3="http://schemas.microsoft.com/office/drawing/2016/5/9/chartex" xmlns:cx4="http://schemas.microsoft.com/office/drawing/2016/5/10/chartex" xmlns:cx5="http://schemas.microsoft.com/office/drawing/2016/5/11/chartex" xmlns:cx6="http://schemas.microsoft.com/office/drawing/2016/5/12/chartex" xmlns:cx7="http://schemas.microsoft.com/office/drawing/2016/5/13/chartex" xmlns:cx8="http://schemas.microsoft.com/office/drawing/2016/5/14/chartex" xmlns:mc="http://schemas.openxmlformats.org/markup-compatibility/2006" xmlns:aink="http://schemas.microsoft.com/office/drawing/2016/ink" xmlns:am3d="http://schemas.microsoft.com/office/drawing/2017/model3d" xmlns:o="urn:schemas-microsoft-com:office:office" xmlns:oel="http://schemas.microsoft.com/office/2019/extlst" xmlns:r="http://schemas.openxmlformats.org/officeDocument/2006/relationships" xmlns:m="http://schemas.openxmlformats.org/officeDocument/2006/math" xmlns:v="urn:schemas-microsoft-com:vml" xmlns:wp14="http://schemas.microsoft.com/office/word/2010/wordprocessingDrawing" xmlns:wp="http://schemas.openxmlformats.org/drawingml/2006/wordprocessingDrawing" xmlns:w10="urn:schemas-microsoft-com:office:word" xmlns:w="http://schemas.openxmlformats.org/wordprocessingml/2006/main" xmlns:w14="http://schemas.microsoft.com/office/word/2010/wordml" xmlns:w15="http://schemas.microsoft.com/office/word/2012/wordml" xmlns:w16cex="http://schemas.microsoft.com/office/word/2018/wordml/cex" xmlns:w16cid="http://schemas.microsoft.com/office/word/2016/wordml/cid" xmlns:w16="http://schemas.microsoft.com/office/word/2018/wordml" xmlns:w16du="http://schemas.microsoft.com/office/word/2023/wordml/word16du" xmlns:w16sdtdh="http://schemas.microsoft.com/office/word/2020/wordml/sdtdatahash" xmlns:w16sdtfl="http://schemas.microsoft.com/office/word/2024/wordml/sdtformatlock" xmlns:w16se="http://schemas.microsoft.com/office/word/2015/wordml/symex" xmlns:wpg="http://schemas.microsoft.com/office/word/2010/wordprocessingGroup" xmlns:wpi="http://schemas.microsoft.com/office/word/2010/wordprocessingInk" xmlns:wne="http://schemas.microsoft.com/office/word/2006/wordml" xmlns:wps="http://schemas.microsoft.com/office/word/2010/wordprocessingShape" mc:Ignorable="w14 w15 w16se w16cid w16 w16cex w16sdtdh w16sdtfl w16du wp14">
+  <w16cid:commentId w16cid:paraId="1623B35B" w16cid:durableId="5DE83FED"/>
+</w16cid:commentsIds>
+</file>
+
 <file path=word/endnotes.xml><?xml version="1.0" encoding="utf-8"?>
 <w:endnotes xmlns:wpc="http://schemas.microsoft.com/office/word/2010/wordprocessingCanvas" xmlns:cx="http://schemas.microsoft.com/office/drawing/2014/chartex" xmlns:cx1="http://schemas.microsoft.com/office/drawing/2015/9/8/chartex" xmlns:cx2="http://schemas.microsoft.com/office/drawing/2015/10/21/chartex" xmlns:cx3="http://schemas.microsoft.com/office/drawing/2016/5/9/chartex" xmlns:cx4="http://schemas.microsoft.com/office/drawing/2016/5/10/chartex" xmlns:cx5="http://schemas.microsoft.com/office/drawing/2016/5/11/chartex" xmlns:cx6="http://schemas.microsoft.com/office/drawing/2016/5/12/chartex" xmlns:cx7="http://schemas.microsoft.com/office/drawing/2016/5/13/chartex" xmlns:cx8="http://schemas.microsoft.com/office/drawing/2016/5/14/chartex" xmlns:mc="http://schemas.openxmlformats.org/markup-compatibility/2006" xmlns:aink="http://schemas.microsoft.com/office/drawing/2016/ink" xmlns:am3d="http://schemas.microsoft.com/office/drawing/2017/model3d" xmlns:o="urn:schemas-microsoft-com:office:office" xmlns:oel="http://schemas.microsoft.com/office/2019/extlst" xmlns:r="http://schemas.openxmlformats.org/officeDocument/2006/relationships" xmlns:m="http://schemas.openxmlformats.org/officeDocument/2006/math" xmlns:v="urn:schemas-microsoft-com:vml" xmlns:wp14="http://schemas.microsoft.com/office/word/2010/wordprocessingDrawing" xmlns:wp="http://schemas.openxmlformats.org/drawingml/2006/wordprocessingDrawing" xmlns:w10="urn:schemas-microsoft-com:office:word" xmlns:w="http://schemas.openxmlformats.org/wordprocessingml/2006/main" xmlns:w14="http://schemas.microsoft.com/office/word/2010/wordml" xmlns:w15="http://schemas.microsoft.com/office/word/2012/wordml" xmlns:w16cex="http://schemas.microsoft.com/office/word/2018/wordml/cex" xmlns:w16cid="http://schemas.microsoft.com/office/word/2016/wordml/cid" xmlns:w16="http://schemas.microsoft.com/office/word/2018/wordml" xmlns:w16du="http://schemas.microsoft.com/office/word/2023/wordml/word16du" xmlns:w16sdtdh="http://schemas.microsoft.com/office/word/2020/wordml/sdtdatahash" xmlns:w16sdtfl="http://schemas.microsoft.com/office/word/2024/wordml/sdtformatlock" xmlns:w16se="http://schemas.microsoft.com/office/word/2015/wordml/symex" xmlns:wpg="http://schemas.microsoft.com/office/word/2010/wordprocessingGroup" xmlns:wpi="http://schemas.microsoft.com/office/word/2010/wordprocessingInk" xmlns:wne="http://schemas.microsoft.com/office/word/2006/wordml" xmlns:wps="http://schemas.microsoft.com/office/word/2010/wordprocessingShape" mc:Ignorable="w14 w15 w16se w16cid w16 w16cex w16sdtdh w16sdtfl w16du wp14">
   <w:endnote w:type="separator" w:id="-1">
@@ -6123,6 +6948,7 @@
         <w:docPartUnique/>
       </w:docPartObj>
     </w:sdtPr>
+    <w:sdtEndPr/>
     <w:sdtContent>
       <w:p>
         <w:pPr>
@@ -6175,6 +7001,7 @@
         <w:docPartUnique/>
       </w:docPartObj>
     </w:sdtPr>
+    <w:sdtEndPr/>
     <w:sdtContent>
       <w:p>
         <w:pPr>
@@ -7438,6 +8265,119 @@
     </w:lvl>
   </w:abstractNum>
   <w:abstractNum w:abstractNumId="10" w15:restartNumberingAfterBreak="0">
+    <w:nsid w:val="397B6E74"/>
+    <w:multiLevelType w:val="multilevel"/>
+    <w:tmpl w:val="71343C80"/>
+    <w:lvl w:ilvl="0">
+      <w:start w:val="4"/>
+      <w:numFmt w:val="decimal"/>
+      <w:lvlText w:val="%1"/>
+      <w:lvlJc w:val="left"/>
+      <w:pPr>
+        <w:ind w:left="405" w:hanging="405"/>
+      </w:pPr>
+      <w:rPr>
+        <w:rFonts w:hint="default"/>
+      </w:rPr>
+    </w:lvl>
+    <w:lvl w:ilvl="1">
+      <w:start w:val="1"/>
+      <w:numFmt w:val="decimal"/>
+      <w:lvlText w:val="%1.%2"/>
+      <w:lvlJc w:val="left"/>
+      <w:pPr>
+        <w:ind w:left="405" w:hanging="405"/>
+      </w:pPr>
+      <w:rPr>
+        <w:rFonts w:hint="default"/>
+      </w:rPr>
+    </w:lvl>
+    <w:lvl w:ilvl="2">
+      <w:start w:val="1"/>
+      <w:numFmt w:val="decimal"/>
+      <w:lvlText w:val="%1.%2.%3"/>
+      <w:lvlJc w:val="left"/>
+      <w:pPr>
+        <w:ind w:left="720" w:hanging="720"/>
+      </w:pPr>
+      <w:rPr>
+        <w:rFonts w:hint="default"/>
+      </w:rPr>
+    </w:lvl>
+    <w:lvl w:ilvl="3">
+      <w:start w:val="1"/>
+      <w:numFmt w:val="decimal"/>
+      <w:lvlText w:val="%1.%2.%3.%4"/>
+      <w:lvlJc w:val="left"/>
+      <w:pPr>
+        <w:ind w:left="720" w:hanging="720"/>
+      </w:pPr>
+      <w:rPr>
+        <w:rFonts w:hint="default"/>
+      </w:rPr>
+    </w:lvl>
+    <w:lvl w:ilvl="4">
+      <w:start w:val="1"/>
+      <w:numFmt w:val="decimal"/>
+      <w:lvlText w:val="%1.%2.%3.%4.%5"/>
+      <w:lvlJc w:val="left"/>
+      <w:pPr>
+        <w:ind w:left="1080" w:hanging="1080"/>
+      </w:pPr>
+      <w:rPr>
+        <w:rFonts w:hint="default"/>
+      </w:rPr>
+    </w:lvl>
+    <w:lvl w:ilvl="5">
+      <w:start w:val="1"/>
+      <w:numFmt w:val="decimal"/>
+      <w:lvlText w:val="%1.%2.%3.%4.%5.%6"/>
+      <w:lvlJc w:val="left"/>
+      <w:pPr>
+        <w:ind w:left="1080" w:hanging="1080"/>
+      </w:pPr>
+      <w:rPr>
+        <w:rFonts w:hint="default"/>
+      </w:rPr>
+    </w:lvl>
+    <w:lvl w:ilvl="6">
+      <w:start w:val="1"/>
+      <w:numFmt w:val="decimal"/>
+      <w:lvlText w:val="%1.%2.%3.%4.%5.%6.%7"/>
+      <w:lvlJc w:val="left"/>
+      <w:pPr>
+        <w:ind w:left="1440" w:hanging="1440"/>
+      </w:pPr>
+      <w:rPr>
+        <w:rFonts w:hint="default"/>
+      </w:rPr>
+    </w:lvl>
+    <w:lvl w:ilvl="7">
+      <w:start w:val="1"/>
+      <w:numFmt w:val="decimal"/>
+      <w:lvlText w:val="%1.%2.%3.%4.%5.%6.%7.%8"/>
+      <w:lvlJc w:val="left"/>
+      <w:pPr>
+        <w:ind w:left="1440" w:hanging="1440"/>
+      </w:pPr>
+      <w:rPr>
+        <w:rFonts w:hint="default"/>
+      </w:rPr>
+    </w:lvl>
+    <w:lvl w:ilvl="8">
+      <w:start w:val="1"/>
+      <w:numFmt w:val="decimal"/>
+      <w:lvlText w:val="%1.%2.%3.%4.%5.%6.%7.%8.%9"/>
+      <w:lvlJc w:val="left"/>
+      <w:pPr>
+        <w:ind w:left="1800" w:hanging="1800"/>
+      </w:pPr>
+      <w:rPr>
+        <w:rFonts w:hint="default"/>
+      </w:rPr>
+    </w:lvl>
+  </w:abstractNum>
+  <w:abstractNum w:abstractNumId="11" w15:restartNumberingAfterBreak="0">
     <w:nsid w:val="3A6322B1"/>
     <w:multiLevelType w:val="multilevel"/>
     <w:tmpl w:val="48CACD4E"/>
@@ -7550,7 +8490,7 @@
       </w:rPr>
     </w:lvl>
   </w:abstractNum>
-  <w:abstractNum w:abstractNumId="11" w15:restartNumberingAfterBreak="0">
+  <w:abstractNum w:abstractNumId="12" w15:restartNumberingAfterBreak="0">
     <w:nsid w:val="3D0E0561"/>
     <w:multiLevelType w:val="hybridMultilevel"/>
     <w:tmpl w:val="F52412D0"/>
@@ -7663,7 +8603,7 @@
       </w:rPr>
     </w:lvl>
   </w:abstractNum>
-  <w:abstractNum w:abstractNumId="12" w15:restartNumberingAfterBreak="0">
+  <w:abstractNum w:abstractNumId="13" w15:restartNumberingAfterBreak="0">
     <w:nsid w:val="44176B9D"/>
     <w:multiLevelType w:val="hybridMultilevel"/>
     <w:tmpl w:val="9300D25E"/>
@@ -7776,7 +8716,7 @@
       </w:rPr>
     </w:lvl>
   </w:abstractNum>
-  <w:abstractNum w:abstractNumId="13" w15:restartNumberingAfterBreak="0">
+  <w:abstractNum w:abstractNumId="14" w15:restartNumberingAfterBreak="0">
     <w:nsid w:val="45132B58"/>
     <w:multiLevelType w:val="hybridMultilevel"/>
     <w:tmpl w:val="1B2A8E2E"/>
@@ -7889,7 +8829,7 @@
       </w:rPr>
     </w:lvl>
   </w:abstractNum>
-  <w:abstractNum w:abstractNumId="14" w15:restartNumberingAfterBreak="0">
+  <w:abstractNum w:abstractNumId="15" w15:restartNumberingAfterBreak="0">
     <w:nsid w:val="46B13676"/>
     <w:multiLevelType w:val="hybridMultilevel"/>
     <w:tmpl w:val="DA384092"/>
@@ -7978,7 +8918,7 @@
       </w:pPr>
     </w:lvl>
   </w:abstractNum>
-  <w:abstractNum w:abstractNumId="15" w15:restartNumberingAfterBreak="0">
+  <w:abstractNum w:abstractNumId="16" w15:restartNumberingAfterBreak="0">
     <w:nsid w:val="4B2D37AE"/>
     <w:multiLevelType w:val="hybridMultilevel"/>
     <w:tmpl w:val="DCA43120"/>
@@ -8091,7 +9031,7 @@
       </w:rPr>
     </w:lvl>
   </w:abstractNum>
-  <w:abstractNum w:abstractNumId="16" w15:restartNumberingAfterBreak="0">
+  <w:abstractNum w:abstractNumId="17" w15:restartNumberingAfterBreak="0">
     <w:nsid w:val="4CB32E9D"/>
     <w:multiLevelType w:val="hybridMultilevel"/>
     <w:tmpl w:val="F29AA7D2"/>
@@ -8204,7 +9144,7 @@
       </w:rPr>
     </w:lvl>
   </w:abstractNum>
-  <w:abstractNum w:abstractNumId="17" w15:restartNumberingAfterBreak="0">
+  <w:abstractNum w:abstractNumId="18" w15:restartNumberingAfterBreak="0">
     <w:nsid w:val="4ED3293D"/>
     <w:multiLevelType w:val="hybridMultilevel"/>
     <w:tmpl w:val="A0B26002"/>
@@ -8317,7 +9257,7 @@
       </w:rPr>
     </w:lvl>
   </w:abstractNum>
-  <w:abstractNum w:abstractNumId="18" w15:restartNumberingAfterBreak="0">
+  <w:abstractNum w:abstractNumId="19" w15:restartNumberingAfterBreak="0">
     <w:nsid w:val="52B36764"/>
     <w:multiLevelType w:val="hybridMultilevel"/>
     <w:tmpl w:val="46326FC8"/>
@@ -8430,7 +9370,7 @@
       </w:rPr>
     </w:lvl>
   </w:abstractNum>
-  <w:abstractNum w:abstractNumId="19" w15:restartNumberingAfterBreak="0">
+  <w:abstractNum w:abstractNumId="20" w15:restartNumberingAfterBreak="0">
     <w:nsid w:val="5F325203"/>
     <w:multiLevelType w:val="hybridMultilevel"/>
     <w:tmpl w:val="01DC943E"/>
@@ -8543,7 +9483,7 @@
       </w:rPr>
     </w:lvl>
   </w:abstractNum>
-  <w:abstractNum w:abstractNumId="20" w15:restartNumberingAfterBreak="0">
+  <w:abstractNum w:abstractNumId="21" w15:restartNumberingAfterBreak="0">
     <w:nsid w:val="66337A04"/>
     <w:multiLevelType w:val="hybridMultilevel"/>
     <w:tmpl w:val="66008C12"/>
@@ -8656,7 +9596,7 @@
       </w:rPr>
     </w:lvl>
   </w:abstractNum>
-  <w:abstractNum w:abstractNumId="21" w15:restartNumberingAfterBreak="0">
+  <w:abstractNum w:abstractNumId="22" w15:restartNumberingAfterBreak="0">
     <w:nsid w:val="66A768F9"/>
     <w:multiLevelType w:val="hybridMultilevel"/>
     <w:tmpl w:val="D702F85C"/>
@@ -8769,7 +9709,7 @@
       </w:rPr>
     </w:lvl>
   </w:abstractNum>
-  <w:abstractNum w:abstractNumId="22" w15:restartNumberingAfterBreak="0">
+  <w:abstractNum w:abstractNumId="23" w15:restartNumberingAfterBreak="0">
     <w:nsid w:val="69564B3B"/>
     <w:multiLevelType w:val="hybridMultilevel"/>
     <w:tmpl w:val="D79E57B0"/>
@@ -8882,7 +9822,7 @@
       </w:rPr>
     </w:lvl>
   </w:abstractNum>
-  <w:abstractNum w:abstractNumId="23" w15:restartNumberingAfterBreak="0">
+  <w:abstractNum w:abstractNumId="24" w15:restartNumberingAfterBreak="0">
     <w:nsid w:val="711B5E9D"/>
     <w:multiLevelType w:val="multilevel"/>
     <w:tmpl w:val="E5A6D13E"/>
@@ -9032,7 +9972,7 @@
     </w:lvl>
   </w:abstractNum>
   <w:num w:numId="1" w16cid:durableId="750391849">
-    <w:abstractNumId w:val="14"/>
+    <w:abstractNumId w:val="15"/>
   </w:num>
   <w:num w:numId="2" w16cid:durableId="157772803">
     <w:abstractNumId w:val="7"/>
@@ -9041,7 +9981,7 @@
     <w:abstractNumId w:val="2"/>
   </w:num>
   <w:num w:numId="4" w16cid:durableId="1359968995">
-    <w:abstractNumId w:val="15"/>
+    <w:abstractNumId w:val="16"/>
   </w:num>
   <w:num w:numId="5" w16cid:durableId="438643501">
     <w:abstractNumId w:val="0"/>
@@ -9050,25 +9990,25 @@
     <w:abstractNumId w:val="4"/>
   </w:num>
   <w:num w:numId="7" w16cid:durableId="1260454192">
-    <w:abstractNumId w:val="17"/>
+    <w:abstractNumId w:val="18"/>
   </w:num>
   <w:num w:numId="8" w16cid:durableId="1855456413">
-    <w:abstractNumId w:val="10"/>
+    <w:abstractNumId w:val="11"/>
   </w:num>
   <w:num w:numId="9" w16cid:durableId="1257903802">
-    <w:abstractNumId w:val="16"/>
+    <w:abstractNumId w:val="17"/>
   </w:num>
   <w:num w:numId="10" w16cid:durableId="519322769">
     <w:abstractNumId w:val="3"/>
   </w:num>
   <w:num w:numId="11" w16cid:durableId="1040396174">
-    <w:abstractNumId w:val="11"/>
+    <w:abstractNumId w:val="12"/>
   </w:num>
   <w:num w:numId="12" w16cid:durableId="873035337">
     <w:abstractNumId w:val="6"/>
   </w:num>
   <w:num w:numId="13" w16cid:durableId="1818836241">
-    <w:abstractNumId w:val="23"/>
+    <w:abstractNumId w:val="24"/>
   </w:num>
   <w:num w:numId="14" w16cid:durableId="588853868">
     <w:abstractNumId w:val="5"/>
@@ -9077,33 +10017,44 @@
     <w:abstractNumId w:val="1"/>
   </w:num>
   <w:num w:numId="16" w16cid:durableId="1607808876">
-    <w:abstractNumId w:val="21"/>
+    <w:abstractNumId w:val="22"/>
   </w:num>
   <w:num w:numId="17" w16cid:durableId="970596426">
-    <w:abstractNumId w:val="19"/>
+    <w:abstractNumId w:val="20"/>
   </w:num>
   <w:num w:numId="18" w16cid:durableId="2018187050">
-    <w:abstractNumId w:val="18"/>
+    <w:abstractNumId w:val="19"/>
   </w:num>
   <w:num w:numId="19" w16cid:durableId="1574120669">
     <w:abstractNumId w:val="8"/>
   </w:num>
   <w:num w:numId="20" w16cid:durableId="982853726">
-    <w:abstractNumId w:val="12"/>
+    <w:abstractNumId w:val="13"/>
   </w:num>
   <w:num w:numId="21" w16cid:durableId="1552228636">
-    <w:abstractNumId w:val="20"/>
+    <w:abstractNumId w:val="21"/>
   </w:num>
   <w:num w:numId="22" w16cid:durableId="720328270">
-    <w:abstractNumId w:val="13"/>
+    <w:abstractNumId w:val="14"/>
   </w:num>
   <w:num w:numId="23" w16cid:durableId="1693728694">
     <w:abstractNumId w:val="9"/>
   </w:num>
   <w:num w:numId="24" w16cid:durableId="592671387">
-    <w:abstractNumId w:val="22"/>
+    <w:abstractNumId w:val="23"/>
+  </w:num>
+  <w:num w:numId="25" w16cid:durableId="636879431">
+    <w:abstractNumId w:val="10"/>
   </w:num>
 </w:numbering>
+</file>
+
+<file path=word/people.xml><?xml version="1.0" encoding="utf-8"?>
+<w15:people xmlns:wpc="http://schemas.microsoft.com/office/word/2010/wordprocessingCanvas" xmlns:cx="http://schemas.microsoft.com/office/drawing/2014/chartex" xmlns:cx1="http://schemas.microsoft.com/office/drawing/2015/9/8/chartex" xmlns:cx2="http://schemas.microsoft.com/office/drawing/2015/10/21/chartex" xmlns:cx3="http://schemas.microsoft.com/office/drawing/2016/5/9/chartex" xmlns:cx4="http://schemas.microsoft.com/office/drawing/2016/5/10/chartex" xmlns:cx5="http://schemas.microsoft.com/office/drawing/2016/5/11/chartex" xmlns:cx6="http://schemas.microsoft.com/office/drawing/2016/5/12/chartex" xmlns:cx7="http://schemas.microsoft.com/office/drawing/2016/5/13/chartex" xmlns:cx8="http://schemas.microsoft.com/office/drawing/2016/5/14/chartex" xmlns:mc="http://schemas.openxmlformats.org/markup-compatibility/2006" xmlns:aink="http://schemas.microsoft.com/office/drawing/2016/ink" xmlns:am3d="http://schemas.microsoft.com/office/drawing/2017/model3d" xmlns:o="urn:schemas-microsoft-com:office:office" xmlns:oel="http://schemas.microsoft.com/office/2019/extlst" xmlns:r="http://schemas.openxmlformats.org/officeDocument/2006/relationships" xmlns:m="http://schemas.openxmlformats.org/officeDocument/2006/math" xmlns:v="urn:schemas-microsoft-com:vml" xmlns:wp14="http://schemas.microsoft.com/office/word/2010/wordprocessingDrawing" xmlns:wp="http://schemas.openxmlformats.org/drawingml/2006/wordprocessingDrawing" xmlns:w10="urn:schemas-microsoft-com:office:word" xmlns:w="http://schemas.openxmlformats.org/wordprocessingml/2006/main" xmlns:w14="http://schemas.microsoft.com/office/word/2010/wordml" xmlns:w15="http://schemas.microsoft.com/office/word/2012/wordml" xmlns:w16cex="http://schemas.microsoft.com/office/word/2018/wordml/cex" xmlns:w16cid="http://schemas.microsoft.com/office/word/2016/wordml/cid" xmlns:w16="http://schemas.microsoft.com/office/word/2018/wordml" xmlns:w16du="http://schemas.microsoft.com/office/word/2023/wordml/word16du" xmlns:w16sdtdh="http://schemas.microsoft.com/office/word/2020/wordml/sdtdatahash" xmlns:w16sdtfl="http://schemas.microsoft.com/office/word/2024/wordml/sdtformatlock" xmlns:w16se="http://schemas.microsoft.com/office/word/2015/wordml/symex" xmlns:wpg="http://schemas.microsoft.com/office/word/2010/wordprocessingGroup" xmlns:wpi="http://schemas.microsoft.com/office/word/2010/wordprocessingInk" xmlns:wne="http://schemas.microsoft.com/office/word/2006/wordml" xmlns:wps="http://schemas.microsoft.com/office/word/2010/wordprocessingShape" mc:Ignorable="w14 w15 w16se w16cid w16 w16cex w16sdtdh w16sdtfl w16du wp14">
+  <w15:person w15:author="Jessica Krautheuser">
+    <w15:presenceInfo w15:providerId="AD" w15:userId="S::jessica.krautheuser@iu-study.org::fe4d7fde-7d7a-43d2-a4ea-6eb678d92ce1"/>
+  </w15:person>
+</w15:people>
 </file>
 
 <file path=word/styles.xml><?xml version="1.0" encoding="utf-8"?>
@@ -10696,9 +11647,13 @@
     <w:rsid w:val="00013483"/>
     <w:rsid w:val="000A20DB"/>
     <w:rsid w:val="000C613B"/>
+    <w:rsid w:val="00300CE6"/>
     <w:rsid w:val="00376023"/>
+    <w:rsid w:val="00490235"/>
     <w:rsid w:val="00644ED5"/>
     <w:rsid w:val="00A00E95"/>
+    <w:rsid w:val="00A7114D"/>
+    <w:rsid w:val="00E06D07"/>
   </w:rsids>
   <m:mathPr>
     <m:mathFont m:val="Cambria Math"/>
@@ -11480,8 +12435,8 @@
   </we:alternateReferences>
   <we:properties>
     <we:property name="MENDELEY_BIBLIOGRAPHY_IS_DIRTY" value="false"/>
-    <we:property name="MENDELEY_BIBLIOGRAPHY_LAST_MODIFIED" value="1790512249658"/>
-    <we:property name="MENDELEY_CITATIONS" value="[{&quot;citationID&quot;:&quot;MENDELEY_CITATION_ab37ff72-2c9d-49bd-8401-eaf3a3cc2b41&quot;,&quot;properties&quot;:{&quot;noteIndex&quot;:0},&quot;isEdited&quot;:false,&quot;manualOverride&quot;:{&quot;isManuallyOverridden&quot;:false,&quot;citeprocText&quot;:&quot;(Ravensburger AG, o. J.)&quot;,&quot;manualOverrideText&quot;:&quot;&quot;},&quot;citationTag&quot;:&quot;MENDELEY_CITATION_v3_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&quot;,&quot;citationItems&quot;:[{&quot;id&quot;:&quot;2d2eeb0f-8807-3663-ae5c-5c4272309445&quot;,&quot;itemData&quot;:{&quot;type&quot;:&quot;webpage&quot;,&quot;id&quot;:&quot;2d2eeb0f-8807-3663-ae5c-5c4272309445&quot;,&quot;title&quot;:&quot;Das verrückte Labyrinth | Gesellschaftsspiele | Ravensburger&quot;,&quot;author&quot;:[{&quot;family&quot;:&quot;Ravensburger AG&quot;,&quot;given&quot;:&quot;&quot;,&quot;parse-names&quot;:false,&quot;dropping-particle&quot;:&quot;&quot;,&quot;non-dropping-particle&quot;:&quot;&quot;}],&quot;accessed&quot;:{&quot;date-parts&quot;:[[2026,9,26]]},&quot;URL&quot;:&quot;https://www.ravensburger.de/de-DE/produkte/spiele/gesellschaftsspiele-brettspiele/das-verrueckte-labyrinth-26955&quot;},&quot;isTemporary&quot;:false,&quot;suppress-author&quot;:false,&quot;composite&quot;:false,&quot;author-only&quot;:false}]}]"/>
+    <we:property name="MENDELEY_BIBLIOGRAPHY_LAST_MODIFIED" value="1792679609369"/>
+    <we:property name="MENDELEY_CITATIONS" value="[{&quot;citationID&quot;:&quot;MENDELEY_CITATION_ab37ff72-2c9d-49bd-8401-eaf3a3cc2b41&quot;,&quot;properties&quot;:{&quot;noteIndex&quot;:0},&quot;isEdited&quot;:false,&quot;manualOverride&quot;:{&quot;isManuallyOverridden&quot;:false,&quot;citeprocText&quot;:&quot;(Ravensburger AG, o. J.)&quot;,&quot;manualOverrideText&quot;:&quot;&quot;},&quot;citationTag&quot;:&quot;MENDELEY_CITATION_v3_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&quot;,&quot;citationItems&quot;:[{&quot;id&quot;:&quot;2d2eeb0f-8807-3663-ae5c-5c4272309445&quot;,&quot;itemData&quot;:{&quot;type&quot;:&quot;webpage&quot;,&quot;id&quot;:&quot;2d2eeb0f-8807-3663-ae5c-5c4272309445&quot;,&quot;title&quot;:&quot;Das verrückte Labyrinth | Gesellschaftsspiele | Ravensburger&quot;,&quot;author&quot;:[{&quot;family&quot;:&quot;Ravensburger AG&quot;,&quot;given&quot;:&quot;&quot;,&quot;parse-names&quot;:false,&quot;dropping-particle&quot;:&quot;&quot;,&quot;non-dropping-particle&quot;:&quot;&quot;}],&quot;accessed&quot;:{&quot;date-parts&quot;:[[2026,9,26]]},&quot;URL&quot;:&quot;https://www.ravensburger.de/de-DE/produkte/spiele/gesellschaftsspiele-brettspiele/das-verrueckte-labyrinth-26955&quot;,&quot;container-title-short&quot;:&quot;&quot;},&quot;isTemporary&quot;:false,&quot;suppress-author&quot;:false,&quot;composite&quot;:false,&quot;author-only&quot;:false}]},{&quot;citationID&quot;:&quot;MENDELEY_CITATION_3684e7fc-a561-464c-bcef-1dd947201db9&quot;,&quot;properties&quot;:{&quot;noteIndex&quot;:0},&quot;isEdited&quot;:false,&quot;manualOverride&quot;:{&quot;isManuallyOverridden&quot;:true,&quot;citeprocText&quot;:&quot;(Mishra &amp;#38; Alzoubi, 2023)&quot;,&quot;manualOverrideText&quot;:&quot;(Mishra &amp; Alzoubi, 2023, S. 1504-1506)&quot;},&quot;citationItems&quot;:[{&quot;id&quot;:&quot;0b6812b8-1d49-3ad8-9af0-9c30a89a2b08&quot;,&quot;itemData&quot;:{&quot;type&quot;:&quot;article-journal&quot;,&quot;id&quot;:&quot;0b6812b8-1d49-3ad8-9af0-9c30a89a2b08&quot;,&quot;title&quot;:&quot;Structured software development versus agile software development: a comparative analysis&quot;,&quot;author&quot;:[{&quot;family&quot;:&quot;Mishra&quot;,&quot;given&quot;:&quot;Alok&quot;,&quot;parse-names&quot;:false,&quot;dropping-particle&quot;:&quot;&quot;,&quot;non-dropping-particle&quot;:&quot;&quot;},{&quot;family&quot;:&quot;Alzoubi&quot;,&quot;given&quot;:&quot;Yehia Ibrahim&quot;,&quot;parse-names&quot;:false,&quot;dropping-particle&quot;:&quot;&quot;,&quot;non-dropping-particle&quot;:&quot;&quot;}],&quot;container-title&quot;:&quot;International Journal of System Assurance Engineering and Management&quot;,&quot;accessed&quot;:{&quot;date-parts&quot;:[[2026,10,22]]},&quot;DOI&quot;:&quot;10.1007/s13198-023-01958-5&quot;,&quot;ISSN&quot;:&quot;0975-6809&quot;,&quot;URL&quot;:&quot;https://link.springer.com/10.1007/s13198-023-01958-5&quot;,&quot;issued&quot;:{&quot;date-parts&quot;:[[2023,8,12]]},&quot;page&quot;:&quot;1504-1522&quot;,&quot;abstract&quot;:&quot;&lt;p&gt;The use of agile methodology has become widespread in organizations that previously relied on traditional or structured software development methods, such as the waterfall approach. Successful completion rates for agile initiatives are at 40%, whereas only 15% of waterfall projects were successfully completed. To take advantage of the benefits of each method, many organizations are using a hybrid approach that combines Agile with Waterfall and structured software development methodologies. Rather than asking which methodology is superior, it is more productive to determine which one is most effective for a particular project. Agile projects have a failure rate of 10%, while waterfall projects fail 30% of the time. This study aims to compare and contrast agile and waterfall methodologies in order to create a decision tree for selecting the most suitable method for a software development project. Several cases and scenarios are examined using the hybrid development approach. Despite many advantages of Agile methodologies, a combination approach may be necessary, as Waterfall may be required for certain projects or development phases. This study explores the feasibility of combining Waterfall and Agile methodologies in software development management.&lt;/p&gt;&quot;,&quot;issue&quot;:&quot;4&quot;,&quot;volume&quot;:&quot;14&quot;},&quot;isTemporary&quot;:false,&quot;suppress-author&quot;:false,&quot;composite&quot;:false,&quot;author-only&quot;:false}],&quot;citationTag&quot;:&quot;MENDELEY_CITATION_v3_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&quot;},{&quot;citationID&quot;:&quot;MENDELEY_CITATION_cb846245-8812-41db-aa83-d53d78d50684&quot;,&quot;properties&quot;:{&quot;noteIndex&quot;:0},&quot;isEdited&quot;:false,&quot;manualOverride&quot;:{&quot;isManuallyOverridden&quot;:true,&quot;citeprocText&quot;:&quot;(Kuhrmann et al., 2017)&quot;,&quot;manualOverrideText&quot;:&quot;(Kuhrmann et al., 2017, S. 30-31)&quot;},&quot;citationItems&quot;:[{&quot;id&quot;:&quot;24aabb8f-262f-31f4-b23a-8634de227d06&quot;,&quot;itemData&quot;:{&quot;type&quot;:&quot;paper-conference&quot;,&quot;id&quot;:&quot;24aabb8f-262f-31f4-b23a-8634de227d06&quot;,&quot;title&quot;:&quot;Hybrid software and system development in practice: waterfall, scrum, and beyond&quot;,&quot;author&quot;:[{&quot;family&quot;:&quot;Kuhrmann&quot;,&quot;given&quot;:&quot;Marco&quot;,&quot;parse-names&quot;:false,&quot;dropping-particle&quot;:&quot;&quot;,&quot;non-dropping-particle&quot;:&quot;&quot;},{&quot;family&quot;:&quot;Diebold&quot;,&quot;given&quot;:&quot;Philipp&quot;,&quot;parse-names&quot;:false,&quot;dropping-particle&quot;:&quot;&quot;,&quot;non-dropping-particle&quot;:&quot;&quot;},{&quot;family&quot;:&quot;Münch&quot;,&quot;given&quot;:&quot;Jürgen&quot;,&quot;parse-names&quot;:false,&quot;dropping-particle&quot;:&quot;&quot;,&quot;non-dropping-particle&quot;:&quot;&quot;},{&quot;family&quot;:&quot;Tell&quot;,&quot;given&quot;:&quot;Paolo&quot;,&quot;parse-names&quot;:false,&quot;dropping-particle&quot;:&quot;&quot;,&quot;non-dropping-particle&quot;:&quot;&quot;},{&quot;family&quot;:&quot;Garousi&quot;,&quot;given&quot;:&quot;Vahid&quot;,&quot;parse-names&quot;:false,&quot;dropping-particle&quot;:&quot;&quot;,&quot;non-dropping-particle&quot;:&quot;&quot;},{&quot;family&quot;:&quot;Felderer&quot;,&quot;given&quot;:&quot;Michael&quot;,&quot;parse-names&quot;:false,&quot;dropping-particle&quot;:&quot;&quot;,&quot;non-dropping-particle&quot;:&quot;&quot;},{&quot;family&quot;:&quot;Trektere&quot;,&quot;given&quot;:&quot;Kitija&quot;,&quot;parse-names&quot;:false,&quot;dropping-particle&quot;:&quot;&quot;,&quot;non-dropping-particle&quot;:&quot;&quot;},{&quot;family&quot;:&quot;McCaffery&quot;,&quot;given&quot;:&quot;Fergal&quot;,&quot;parse-names&quot;:false,&quot;dropping-particle&quot;:&quot;&quot;,&quot;non-dropping-particle&quot;:&quot;&quot;},{&quot;family&quot;:&quot;Linssen&quot;,&quot;given&quot;:&quot;Oliver&quot;,&quot;parse-names&quot;:false,&quot;dropping-particle&quot;:&quot;&quot;,&quot;non-dropping-particle&quot;:&quot;&quot;},{&quot;family&quot;:&quot;Hanser&quot;,&quot;given&quot;:&quot;Eckhart&quot;,&quot;parse-names&quot;:false,&quot;dropping-particle&quot;:&quot;&quot;,&quot;non-dropping-particle&quot;:&quot;&quot;},{&quot;family&quot;:&quot;Prause&quot;,&quot;given&quot;:&quot;Christian R.&quot;,&quot;parse-names&quot;:false,&quot;dropping-particle&quot;:&quot;&quot;,&quot;non-dropping-particle&quot;:&quot;&quot;}],&quot;container-title&quot;:&quot;Proceedings of the 2017 International Conference on Software and System Process&quot;,&quot;DOI&quot;:&quot;10.1145/3084100.3084104&quot;,&quot;ISBN&quot;:&quot;9781450352703&quot;,&quot;URL&quot;:&quot;https://dl.acm.org/doi/10.1145/3084100.3084104&quot;,&quot;issued&quot;:{&quot;date-parts&quot;:[[2017,7,5]]},&quot;publisher-place&quot;:&quot;New York, NY, USA&quot;,&quot;page&quot;:&quot;30-39&quot;,&quot;abstract&quot;:&quot;Software and system development faces numerous challenges of rapidly changing markets. To address such challenges, companies and projects design and adopt speciic development approaches by combining well-structured comprehensive methods and dexible agile practices. Yet, the number of methods and practices is large, and available studies argue that the actual process composition is carried out in a fairly ad-hoc manner. The present paper reports on a survey on hybrid software development approaches. We study which approaches are used in practice, how diierent approaches are combined, and what contextual factors innuence the use and combination of hybrid software development approaches. Our results from 69 study participants show a variety of development approaches used and combined in practice. We show that most combinations follow a pattern in which a traditional process model serves as framework in which several lne-grained (agile) practices are plugged in. We further show that hybrid software development approaches are independent from the company size and external triggers. We conclude that such approaches are the results of a natural process evolution, which is mainly driven by experience, learning, and pragmatism. CCS CONCEPTS • General and reference → Surveys and overviews; • Software and its engineering → Software development methods; Software organization and properties; Designing software; Software development techniques; Programming teams; Permission to make digital or hard copies of all or part of this work for personal or classroom use is granted without fee provided that copies are not made or distributed for proot or commercial advantage and that copies bear this notice and the full citation on the erst page. Copyrights for components of this work owned by others than ACM must be honored. Abstracting with credit is permitted. To copy otherwise, or republish, to post on servers or to redistribute to lists, requires prior speciic permission and/or a fee. Request permissions from permissions@acm.org. ICSSP'17,&quot;,&quot;publisher&quot;:&quot;ACM&quot;,&quot;volume&quot;:&quot;10&quot;,&quot;container-title-short&quot;:&quot;&quot;},&quot;isTemporary&quot;:false,&quot;suppress-author&quot;:false,&quot;composite&quot;:false,&quot;author-only&quot;:false}],&quot;citationTag&quot;:&quot;MENDELEY_CITATION_v3_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&quot;},{&quot;citationID&quot;:&quot;MENDELEY_CITATION_3726452d-9a69-4d39-87d2-069f919b8946&quot;,&quot;properties&quot;:{&quot;noteIndex&quot;:0},&quot;isEdited&quot;:false,&quot;manualOverride&quot;:{&quot;isManuallyOverridden&quot;:true,&quot;citeprocText&quot;:&quot;(Nuseibeh &amp;#38; Easterbrook, 2000)&quot;,&quot;manualOverrideText&quot;:&quot;(Nuseibeh &amp; Easterbrook, 2000, S. 37)&quot;},&quot;citationTag&quot;:&quot;MENDELEY_CITATION_v3_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&quot;,&quot;citationItems&quot;:[{&quot;id&quot;:&quot;53cf6f27-d2ed-39e8-85c2-eaa4a6716f2c&quot;,&quot;itemData&quot;:{&quot;type&quot;:&quot;paper-conference&quot;,&quot;id&quot;:&quot;53cf6f27-d2ed-39e8-85c2-eaa4a6716f2c&quot;,&quot;title&quot;:&quot;Requirements engineering&quot;,&quot;author&quot;:[{&quot;family&quot;:&quot;Nuseibeh&quot;,&quot;given&quot;:&quot;Bashar&quot;,&quot;parse-names&quot;:false,&quot;dropping-particle&quot;:&quot;&quot;,&quot;non-dropping-particle&quot;:&quot;&quot;},{&quot;family&quot;:&quot;Easterbrook&quot;,&quot;given&quot;:&quot;Steve&quot;,&quot;parse-names&quot;:false,&quot;dropping-particle&quot;:&quot;&quot;,&quot;non-dropping-particle&quot;:&quot;&quot;}],&quot;container-title&quot;:&quot;Proceedings of the Conference on The Future of Software Engineering&quot;,&quot;DOI&quot;:&quot;10.1145/336512.336523&quot;,&quot;ISBN&quot;:&quot;1581132530&quot;,&quot;URL&quot;:&quot;https://dl.acm.org/doi/10.1145/336512.336523&quot;,&quot;issued&quot;:{&quot;date-parts&quot;:[[2000,5]]},&quot;publisher-place&quot;:&quot;New York, NY, USA&quot;,&quot;page&quot;:&quot;35-46&quot;,&quot;abstract&quot;:&quot;Key Research Pointers Better modelling and analysis of problem domains, as opposed to the behaviour of s oflwa re. Development of richer models for capturing and analysing non-functional requirements. Bridging the gap between requirements elicitation approaches based on contextual enquiry and more formal specification and analysis techniques. Better understanding of the impact of software architectural choices on the prioritisation and evolution of requirements. Reuse of requirements models to facilitate the development of system families and the selection of COTS. Multidisciplinary training for requirements practitioners.&quot;,&quot;publisher&quot;:&quot;ACM&quot;,&quot;container-title-short&quot;:&quot;&quot;},&quot;isTemporary&quot;:false,&quot;suppress-author&quot;:false,&quot;composite&quot;:false,&quot;author-only&quot;:false}]},{&quot;citationID&quot;:&quot;MENDELEY_CITATION_6207d441-417d-4699-9072-84323b1470ec&quot;,&quot;properties&quot;:{&quot;noteIndex&quot;:0},&quot;isEdited&quot;:false,&quot;manualOverride&quot;:{&quot;isManuallyOverridden&quot;:true,&quot;citeprocText&quot;:&quot;(Lucassen et al., 2016)&quot;,&quot;manualOverrideText&quot;:&quot;(Lucassen et al., 2016, S. 383–384)&quot;},&quot;citationTag&quot;:&quot;MENDELEY_CITATION_v3_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&quot;,&quot;citationItems&quot;:[{&quot;id&quot;:&quot;80eb1641-b9d6-3f42-a291-b2b8dea8220a&quot;,&quot;itemData&quot;:{&quot;type&quot;:&quot;article-journal&quot;,&quot;id&quot;:&quot;80eb1641-b9d6-3f42-a291-b2b8dea8220a&quot;,&quot;title&quot;:&quot;Improving agile requirements: the Quality User Story framework and tool&quot;,&quot;author&quot;:[{&quot;family&quot;:&quot;Lucassen&quot;,&quot;given&quot;:&quot;Garm&quot;,&quot;parse-names&quot;:false,&quot;dropping-particle&quot;:&quot;&quot;,&quot;non-dropping-particle&quot;:&quot;&quot;},{&quot;family&quot;:&quot;Dalpiaz&quot;,&quot;given&quot;:&quot;Fabiano&quot;,&quot;parse-names&quot;:false,&quot;dropping-particle&quot;:&quot;&quot;,&quot;non-dropping-particle&quot;:&quot;&quot;},{&quot;family&quot;:&quot;Werf&quot;,&quot;given&quot;:&quot;Jan Martijn E. M.&quot;,&quot;parse-names&quot;:false,&quot;dropping-particle&quot;:&quot;&quot;,&quot;non-dropping-particle&quot;:&quot;van der&quot;},{&quot;family&quot;:&quot;Brinkkemper&quot;,&quot;given&quot;:&quot;Sjaak&quot;,&quot;parse-names&quot;:false,&quot;dropping-particle&quot;:&quot;&quot;,&quot;non-dropping-particle&quot;:&quot;&quot;}],&quot;container-title&quot;:&quot;Requirements Engineering&quot;,&quot;container-title-short&quot;:&quot;Requir. Eng.&quot;,&quot;DOI&quot;:&quot;10.1007/s00766-016-0250-x&quot;,&quot;ISSN&quot;:&quot;0947-3602&quot;,&quot;URL&quot;:&quot;http://link.springer.com/10.1007/s00766-016-0250-x&quot;,&quot;issued&quot;:{&quot;date-parts&quot;:[[2016,9,1]]},&quot;page&quot;:&quot;383-403&quot;,&quot;abstract&quot;:&quot;User stories are a widely adopted requirements notation in agile development. Yet, user stories are too often poorly written in practice and exhibit inherent quality defects. Triggered by this observation, we propose the Quality User Story (QUS) framework, a set of 13 quality criteria that user story writers should strive to conform to. Based on QUS, we present the Automatic Quality User Story Artisan (AQUSA) software tool. Relying on natural language processing (NLP) techniques, AQUSA detects quality defects and suggest possible remedies. We describe the architecture of AQUSA, its implementation, and we report on an evaluation that analyzes 1023 user stories obtained from 18 software companies. Our tool does not yet reach the ambitious 100 % recall that Daniel Berry and colleagues require NLP tools for RE to achieve. However, we obtain promising results and we identify some improvements that will substantially improve recall and precision.&quot;,&quot;issue&quot;:&quot;3&quot;,&quot;volume&quot;:&quot;21&quot;},&quot;isTemporary&quot;:false,&quot;suppress-author&quot;:false,&quot;composite&quot;:false,&quot;author-only&quot;:false}]},{&quot;citationID&quot;:&quot;MENDELEY_CITATION_f8d788c6-5c93-4131-9d1b-f67bbcc99f3f&quot;,&quot;properties&quot;:{&quot;noteIndex&quot;:0},&quot;isEdited&quot;:false,&quot;manualOverride&quot;:{&quot;isManuallyOverridden&quot;:true,&quot;citeprocText&quot;:&quot;(Mumtaz et al., 2022)&quot;,&quot;manualOverrideText&quot;:&quot;(Mumtaz et al., 2022, S. 65355–65356)&quot;},&quot;citationTag&quot;:&quot;MENDELEY_CITATION_v3_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&quot;,&quot;citationItems&quot;:[{&quot;id&quot;:&quot;39f1d071-88d7-3956-8fab-8b1ba0cc3569&quot;,&quot;itemData&quot;:{&quot;type&quot;:&quot;article-journal&quot;,&quot;id&quot;:&quot;39f1d071-88d7-3956-8fab-8b1ba0cc3569&quot;,&quot;title&quot;:&quot;Iteration Causes, Impact, and Timing in Software Development Lifecycle: An SLR&quot;,&quot;author&quot;:[{&quot;family&quot;:&quot;Mumtaz&quot;,&quot;given&quot;:&quot;Mamoona&quot;,&quot;parse-names&quot;:false,&quot;dropping-particle&quot;:&quot;&quot;,&quot;non-dropping-particle&quot;:&quot;&quot;},{&quot;family&quot;:&quot;Ahmad&quot;,&quot;given&quot;:&quot;Naveed&quot;,&quot;parse-names&quot;:false,&quot;dropping-particle&quot;:&quot;&quot;,&quot;non-dropping-particle&quot;:&quot;&quot;},{&quot;family&quot;:&quot;Usman Ashraf&quot;,&quot;given&quot;:&quot;M.&quot;,&quot;parse-names&quot;:false,&quot;dropping-particle&quot;:&quot;&quot;,&quot;non-dropping-particle&quot;:&quot;&quot;},{&quot;family&quot;:&quot;Alghamdi&quot;,&quot;given&quot;:&quot;Ahmed Mohammed&quot;,&quot;parse-names&quot;:false,&quot;dropping-particle&quot;:&quot;&quot;,&quot;non-dropping-particle&quot;:&quot;&quot;},{&quot;family&quot;:&quot;Bahaddad&quot;,&quot;given&quot;:&quot;Adel A.&quot;,&quot;parse-names&quot;:false,&quot;dropping-particle&quot;:&quot;&quot;,&quot;non-dropping-particle&quot;:&quot;&quot;},{&quot;family&quot;:&quot;Almarhabi&quot;,&quot;given&quot;:&quot;Khalid Ali&quot;,&quot;parse-names&quot;:false,&quot;dropping-particle&quot;:&quot;&quot;,&quot;non-dropping-particle&quot;:&quot;&quot;}],&quot;container-title&quot;:&quot;IEEE Access&quot;,&quot;DOI&quot;:&quot;10.1109/ACCESS.2022.3182703&quot;,&quot;ISSN&quot;:&quot;2169-3536&quot;,&quot;URL&quot;:&quot;https://ieeexplore.ieee.org/document/9795025/&quot;,&quot;issued&quot;:{&quot;date-parts&quot;:[[2022]]},&quot;page&quot;:&quot;65355-65375&quot;,&quot;abstract&quot;:&quot;Context: Iteration-performing an activity once it has already been done-is unavoidable and omnipresent during software development. Management of iteration is a challenging task due to the lack of detailed analysis and use of different terms for the iteration at different places in software engineering. Objective: In order to manage iteration in a better way during software development processes, we investigate different iterative situations, the causes, the stages at which it can occur during the development, and its impacts. Method: We use the systematic literature review (SLR) method to search using six bibliographic databases. The SLR includes 153 primary studies published from 2007 to February 2017. Results: We identify twenty-two leading causes, five stages, and positive and negative impacts of iteration. Then, we develop a lucid taxonomy of iteration perspectives based on the causes and timing at which it occurs during the software development lifecycle. Conclusions: The frequently reported causes of iteration are defects, code smell, and conflicts, whereas the least referenced causes are poor management and different methods followed by teams. The most cited phase at which iteration occurs during the software development is maintenance. The most cited positive consequence of iteration is quality improvement, whereas the negative impacts of iteration are increasing time, effort, and cost. Our study provides a framework to understand the nature of iteration, what sources can lead to which iterative perspective, a particular iterative situation can have what kind of impacts on project milestones, and also provide research directions.&quot;,&quot;volume&quot;:&quot;10&quot;,&quot;container-title-short&quot;:&quot;&quot;},&quot;isTemporary&quot;:false,&quot;suppress-author&quot;:false,&quot;composite&quot;:false,&quot;author-only&quot;:false}]},{&quot;citationID&quot;:&quot;MENDELEY_CITATION_4370fe55-f239-4a68-8c59-4924d1adf40e&quot;,&quot;properties&quot;:{&quot;noteIndex&quot;:0},&quot;isEdited&quot;:false,&quot;manualOverride&quot;:{&quot;isManuallyOverridden&quot;:false,&quot;citeprocText&quot;:&quot;(Di Lucca &amp;#38; Fasolino, 2006)&quot;,&quot;manualOverrideText&quot;:&quot;&quot;},&quot;citationTag&quot;:&quot;MENDELEY_CITATION_v3_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&quot;,&quot;citationItems&quot;:[{&quot;id&quot;:&quot;4d7bd381-5963-3884-87d8-1306fa1ffb3a&quot;,&quot;itemData&quot;:{&quot;type&quot;:&quot;article-journal&quot;,&quot;id&quot;:&quot;4d7bd381-5963-3884-87d8-1306fa1ffb3a&quot;,&quot;title&quot;:&quot;Testing Web-based applications: The state of the art and future trends&quot;,&quot;author&quot;:[{&quot;family&quot;:&quot;Lucca&quot;,&quot;given&quot;:&quot;Giuseppe A.&quot;,&quot;parse-names&quot;:false,&quot;dropping-particle&quot;:&quot;&quot;,&quot;non-dropping-particle&quot;:&quot;Di&quot;},{&quot;family&quot;:&quot;Fasolino&quot;,&quot;given&quot;:&quot;Anna Rita&quot;,&quot;parse-names&quot;:false,&quot;dropping-particle&quot;:&quot;&quot;,&quot;non-dropping-particle&quot;:&quot;&quot;}],&quot;container-title&quot;:&quot;Information and Software Technology&quot;,&quot;container-title-short&quot;:&quot;Inf. Softw. Technol.&quot;,&quot;accessed&quot;:{&quot;date-parts&quot;:[[2026,10,22]]},&quot;DOI&quot;:&quot;10.1016/j.infsof.2006.06.006&quot;,&quot;ISSN&quot;:&quot;09505849&quot;,&quot;URL&quot;:&quot;https://linkinghub.elsevier.com/retrieve/pii/S0950584906000851&quot;,&quot;issued&quot;:{&quot;date-parts&quot;:[[2006,12,1]]},&quot;page&quot;:&quot;1172-1186&quot;,&quot;abstract&quot;:&quot;Software testing is a difficult task and testing Web-based applications may be even more difficult, due to the peculiarities of such applications. In the last years, several problems in the field of Web-based applications testing have been addressed by research work, and several methods and techniques have been defined and used to test Web-based applications effectively. This paper will present the main differences between Web-based applications and traditional ones, how these differences impact the testing of the former ones, and some relevant contributions in the field of Web application testing developed in recent years. The focus is mainly on testing the functionality of a Web-based application, even if some discussion about the testing of non-functional requirements is provided too. Some indications about future trends in Web application testing are also outlined in the paper. © 2006 Elsevier B.V. All rights reserved.&quot;,&quot;publisher&quot;:&quot;Elsevier&quot;,&quot;issue&quot;:&quot;12&quot;,&quot;volume&quot;:&quot;48&quot;},&quot;isTemporary&quot;:false,&quot;suppress-author&quot;:false,&quot;composite&quot;:false,&quot;author-only&quot;:false}]},{&quot;citationID&quot;:&quot;MENDELEY_CITATION_ffb5855b-7516-4145-9178-4d964b176384&quot;,&quot;properties&quot;:{&quot;noteIndex&quot;:0},&quot;isEdited&quot;:false,&quot;manualOverride&quot;:{&quot;isManuallyOverridden&quot;:false,&quot;citeprocText&quot;:&quot;(Abdellatif et al., 2019)&quot;,&quot;manualOverrideText&quot;:&quot;&quot;},&quot;citationTag&quot;:&quot;MENDELEY_CITATION_v3_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&quot;,&quot;citationItems&quot;:[{&quot;id&quot;:&quot;6f6860f3-0eb9-30c4-88eb-f3e6ba0792e6&quot;,&quot;itemData&quot;:{&quot;type&quot;:&quot;article-journal&quot;,&quot;id&quot;:&quot;6f6860f3-0eb9-30c4-88eb-f3e6ba0792e6&quot;,&quot;title&quot;:&quot;Automatic recall of software lessons learned for software project managers&quot;,&quot;author&quot;:[{&quot;family&quot;:&quot;Abdellatif&quot;,&quot;given&quot;:&quot;Tamer Mohamed&quot;,&quot;parse-names&quot;:false,&quot;dropping-particle&quot;:&quot;&quot;,&quot;non-dropping-particle&quot;:&quot;&quot;},{&quot;family&quot;:&quot;Capretz&quot;,&quot;given&quot;:&quot;Luiz Fernando&quot;,&quot;parse-names&quot;:false,&quot;dropping-particle&quot;:&quot;&quot;,&quot;non-dropping-particle&quot;:&quot;&quot;},{&quot;family&quot;:&quot;Ho&quot;,&quot;given&quot;:&quot;Danny&quot;,&quot;parse-names&quot;:false,&quot;dropping-particle&quot;:&quot;&quot;,&quot;non-dropping-particle&quot;:&quot;&quot;}],&quot;container-title&quot;:&quot;Information and Software Technology&quot;,&quot;container-title-short&quot;:&quot;Inf. Softw. Technol.&quot;,&quot;accessed&quot;:{&quot;date-parts&quot;:[[2026,10,22]]},&quot;DOI&quot;:&quot;10.1016/j.infsof.2019.07.006&quot;,&quot;ISSN&quot;:&quot;09505849&quot;,&quot;URL&quot;:&quot;https://linkinghub.elsevier.com/retrieve/pii/S0950584919301612&quot;,&quot;issued&quot;:{&quot;date-parts&quot;:[[2019,11,1]]},&quot;page&quot;:&quot;44-57&quot;,&quot;abstract&quot;:&quot;Context: Lessons learned (LL) records constitute the software organization memory of successes and failures. LL are recorded within the organization repository for future reference to optimize planning, gain experience, and elevate market competitiveness. However, manually searching this repository is a daunting task, so it is often disregarded. This can lead to the repetition of previous mistakes or even missing potential opportunities. This, in turn, can negatively affect the organization's profitability and competitiveness. Objective: We aim to present a novel solution that provides an automatic process to recall relevant LL and to push those LL to project managers. This will dramatically save the time and effort of manually searching the unstructured LL repositories and thus encourage the LL exploitation. Method: We exploit existing project artifacts to build the LL search queries on-the-fly in order to bypass the tedious manual searching. An empirical case study is conducted to build the automatic LL recall solution and evaluate its effectiveness. The study employs three of the most popular information retrieval models to construct the solution. Furthermore, a real-world dataset of 212 LL records from 30 different software projects is used for validation. Top-k and MAP well-known accuracy metrics are used as well. Results: Our case study results confirm the effectiveness of the automatic LL recall solution. Also, the results prove the success of using existing project artifacts to dynamically build the search query string. This is supported by a discerning accuracy of about 70% achieved in the case of top-k. Conclusion: The automatic LL recall solution is valid with high accuracy. It will eliminate the effort needed to manually search the LL repository. Therefore, this will positively encourage project managers to reuse the available LL knowledge – which will avoid old pitfalls and unleash hidden business opportunities.&quot;,&quot;publisher&quot;:&quot;Elsevier&quot;,&quot;volume&quot;:&quot;115&quot;},&quot;isTemporary&quot;:false,&quot;suppress-author&quot;:false,&quot;composite&quot;:false,&quot;author-only&quot;:false}]}]"/>
     <we:property name="MENDELEY_CITATIONS_LOCALE_CODE" value="&quot;de-DE&quot;"/>
     <we:property name="MENDELEY_CITATIONS_STYLE" value="{&quot;id&quot;:&quot;https://www.zotero.org/styles/apa&quot;,&quot;title&quot;:&quot;APA Style 7th edition&quot;,&quot;format&quot;:&quot;author-date&quot;,&quot;defaultLocale&quot;:null,&quot;isLocaleCodeValid&quot;:true}"/>
   </we:properties>

--- a/docs/phase 2/Projektdokumentation.docx
+++ b/docs/phase 2/Projektdokumentation.docx
@@ -96,7 +96,15 @@
         <w:jc w:val="center"/>
       </w:pPr>
       <w:r>
-        <w:t xml:space="preserve">Projekt: Software Engineering </w:t>
+        <w:t xml:space="preserve">Projekt: </w:t>
+      </w:r>
+      <w:proofErr w:type="gramStart"/>
+      <w:r>
+        <w:t>Software Engineering</w:t>
+      </w:r>
+      <w:proofErr w:type="gramEnd"/>
+      <w:r>
+        <w:t xml:space="preserve"> </w:t>
       </w:r>
     </w:p>
     <w:p>
@@ -281,7 +289,7 @@
         <w:rPr>
           <w:rFonts w:cs="Arial"/>
         </w:rPr>
-        <w:t>xx</w:t>
+        <w:t>30</w:t>
       </w:r>
       <w:r>
         <w:rPr>
@@ -399,7 +407,7 @@
             </w:rPr>
             <w:fldChar w:fldCharType="separate"/>
           </w:r>
-          <w:hyperlink w:anchor="_Toc243653453" w:history="1">
+          <w:hyperlink w:anchor="_Toc244261684" w:history="1">
             <w:r>
               <w:rPr>
                 <w:rStyle w:val="Hyperlink"/>
@@ -427,7 +435,7 @@
                 <w:noProof/>
                 <w:webHidden/>
               </w:rPr>
-              <w:instrText xml:space="preserve"> PAGEREF _Toc243653453 \h </w:instrText>
+              <w:instrText xml:space="preserve"> PAGEREF _Toc244261684 \h </w:instrText>
             </w:r>
             <w:r>
               <w:rPr>
@@ -469,7 +477,7 @@
               <w:lang w:eastAsia="de-DE"/>
             </w:rPr>
           </w:pPr>
-          <w:hyperlink w:anchor="_Toc243653454" w:history="1">
+          <w:hyperlink w:anchor="_Toc244261685" w:history="1">
             <w:r>
               <w:rPr>
                 <w:rStyle w:val="Hyperlink"/>
@@ -497,7 +505,7 @@
                 <w:noProof/>
                 <w:webHidden/>
               </w:rPr>
-              <w:instrText xml:space="preserve"> PAGEREF _Toc243653454 \h </w:instrText>
+              <w:instrText xml:space="preserve"> PAGEREF _Toc244261685 \h </w:instrText>
             </w:r>
             <w:r>
               <w:rPr>
@@ -539,7 +547,7 @@
               <w:lang w:eastAsia="de-DE"/>
             </w:rPr>
           </w:pPr>
-          <w:hyperlink w:anchor="_Toc243653455" w:history="1">
+          <w:hyperlink w:anchor="_Toc244261686" w:history="1">
             <w:r>
               <w:rPr>
                 <w:rStyle w:val="Hyperlink"/>
@@ -566,7 +574,7 @@
                 <w:noProof/>
                 <w:webHidden/>
               </w:rPr>
-              <w:instrText xml:space="preserve"> PAGEREF _Toc243653455 \h </w:instrText>
+              <w:instrText xml:space="preserve"> PAGEREF _Toc244261686 \h </w:instrText>
             </w:r>
             <w:r>
               <w:rPr>
@@ -608,7 +616,7 @@
               <w:lang w:eastAsia="de-DE"/>
             </w:rPr>
           </w:pPr>
-          <w:hyperlink w:anchor="_Toc243653456" w:history="1">
+          <w:hyperlink w:anchor="_Toc244261687" w:history="1">
             <w:r>
               <w:rPr>
                 <w:rStyle w:val="Hyperlink"/>
@@ -635,7 +643,7 @@
                 <w:noProof/>
                 <w:webHidden/>
               </w:rPr>
-              <w:instrText xml:space="preserve"> PAGEREF _Toc243653456 \h </w:instrText>
+              <w:instrText xml:space="preserve"> PAGEREF _Toc244261687 \h </w:instrText>
             </w:r>
             <w:r>
               <w:rPr>
@@ -677,7 +685,7 @@
               <w:lang w:eastAsia="de-DE"/>
             </w:rPr>
           </w:pPr>
-          <w:hyperlink w:anchor="_Toc243653457" w:history="1">
+          <w:hyperlink w:anchor="_Toc244261688" w:history="1">
             <w:r>
               <w:rPr>
                 <w:rStyle w:val="Hyperlink"/>
@@ -704,7 +712,7 @@
                 <w:noProof/>
                 <w:webHidden/>
               </w:rPr>
-              <w:instrText xml:space="preserve"> PAGEREF _Toc243653457 \h </w:instrText>
+              <w:instrText xml:space="preserve"> PAGEREF _Toc244261688 \h </w:instrText>
             </w:r>
             <w:r>
               <w:rPr>
@@ -746,7 +754,7 @@
               <w:lang w:eastAsia="de-DE"/>
             </w:rPr>
           </w:pPr>
-          <w:hyperlink w:anchor="_Toc243653458" w:history="1">
+          <w:hyperlink w:anchor="_Toc244261689" w:history="1">
             <w:r>
               <w:rPr>
                 <w:rStyle w:val="Hyperlink"/>
@@ -774,97 +782,7 @@
                 <w:noProof/>
                 <w:webHidden/>
               </w:rPr>
-              <w:instrText xml:space="preserve"> PAGEREF _Toc243653458 \h </w:instrText>
-            </w:r>
-            <w:r>
-              <w:rPr>
-                <w:noProof/>
-                <w:webHidden/>
-              </w:rPr>
-            </w:r>
-            <w:r>
-              <w:rPr>
-                <w:noProof/>
-                <w:webHidden/>
-              </w:rPr>
-              <w:fldChar w:fldCharType="separate"/>
-            </w:r>
-            <w:r>
-              <w:rPr>
-                <w:noProof/>
-                <w:webHidden/>
-              </w:rPr>
-              <w:t>3</w:t>
-            </w:r>
-            <w:r>
-              <w:rPr>
-                <w:noProof/>
-                <w:webHidden/>
-              </w:rPr>
-              <w:fldChar w:fldCharType="end"/>
-            </w:r>
-          </w:hyperlink>
-        </w:p>
-        <w:p>
-          <w:pPr>
-            <w:pStyle w:val="Verzeichnis2"/>
-            <w:tabs>
-              <w:tab w:val="left" w:pos="960"/>
-              <w:tab w:val="right" w:leader="dot" w:pos="9628"/>
-            </w:tabs>
-            <w:rPr>
-              <w:rFonts w:asciiTheme="minorHAnsi" w:eastAsiaTheme="minorEastAsia" w:hAnsiTheme="minorHAnsi"/>
-              <w:noProof/>
-              <w:sz w:val="24"/>
-              <w:szCs w:val="24"/>
-              <w:lang w:eastAsia="de-DE"/>
-            </w:rPr>
-          </w:pPr>
-          <w:hyperlink w:anchor="_Toc243653459" w:history="1">
-            <w:r>
-              <w:rPr>
-                <w:rStyle w:val="Hyperlink"/>
-                <w:noProof/>
-              </w:rPr>
-              <w:t>4.1</w:t>
-            </w:r>
-            <w:r>
-              <w:rPr>
-                <w:rFonts w:asciiTheme="minorHAnsi" w:eastAsiaTheme="minorEastAsia" w:hAnsiTheme="minorHAnsi"/>
-                <w:noProof/>
-                <w:sz w:val="24"/>
-                <w:szCs w:val="24"/>
-                <w:lang w:eastAsia="de-DE"/>
-              </w:rPr>
-              <w:t xml:space="preserve"> </w:t>
-            </w:r>
-            <w:r>
-              <w:rPr>
-                <w:rStyle w:val="Hyperlink"/>
-                <w:noProof/>
-              </w:rPr>
-              <w:t>Projektziel</w:t>
-            </w:r>
-            <w:r>
-              <w:rPr>
-                <w:noProof/>
-                <w:webHidden/>
-              </w:rPr>
-              <w:tab/>
-            </w:r>
-            <w:r>
-              <w:rPr>
-                <w:noProof/>
-                <w:webHidden/>
-              </w:rPr>
-              <w:fldChar w:fldCharType="begin"/>
-            </w:r>
-            <w:r>
-              <w:rPr>
-                <w:noProof/>
-                <w:webHidden/>
-              </w:rPr>
-              <w:instrText xml:space="preserve"> PAGEREF _Toc243653459 \h </w:instrText>
+              <w:instrText xml:space="preserve"> PAGEREF _Toc244261689 \h </w:instrText>
             </w:r>
             <w:r>
               <w:rPr>
@@ -909,13 +827,13 @@
               <w:lang w:eastAsia="de-DE"/>
             </w:rPr>
           </w:pPr>
-          <w:hyperlink w:anchor="_Toc243653460" w:history="1">
+          <w:hyperlink w:anchor="_Toc244261690" w:history="1">
             <w:r>
               <w:rPr>
                 <w:rStyle w:val="Hyperlink"/>
                 <w:noProof/>
               </w:rPr>
-              <w:t>4.2 Spielprinzip</w:t>
+              <w:t>4.1 Projektziel</w:t>
             </w:r>
             <w:r>
               <w:rPr>
@@ -936,7 +854,7 @@
                 <w:noProof/>
                 <w:webHidden/>
               </w:rPr>
-              <w:instrText xml:space="preserve"> PAGEREF _Toc243653460 \h </w:instrText>
+              <w:instrText xml:space="preserve"> PAGEREF _Toc244261690 \h </w:instrText>
             </w:r>
             <w:r>
               <w:rPr>
@@ -981,13 +899,13 @@
               <w:lang w:eastAsia="de-DE"/>
             </w:rPr>
           </w:pPr>
-          <w:hyperlink w:anchor="_Toc243653461" w:history="1">
+          <w:hyperlink w:anchor="_Toc244261691" w:history="1">
             <w:r>
               <w:rPr>
                 <w:rStyle w:val="Hyperlink"/>
                 <w:noProof/>
               </w:rPr>
-              <w:t>4.3 Zielgruppe</w:t>
+              <w:t>4.2 Spielprinzip</w:t>
             </w:r>
             <w:r>
               <w:rPr>
@@ -1008,7 +926,7 @@
                 <w:noProof/>
                 <w:webHidden/>
               </w:rPr>
-              <w:instrText xml:space="preserve"> PAGEREF _Toc243653461 \h </w:instrText>
+              <w:instrText xml:space="preserve"> PAGEREF _Toc244261691 \h </w:instrText>
             </w:r>
             <w:r>
               <w:rPr>
@@ -1028,7 +946,7 @@
                 <w:noProof/>
                 <w:webHidden/>
               </w:rPr>
-              <w:t>4</w:t>
+              <w:t>3</w:t>
             </w:r>
             <w:r>
               <w:rPr>
@@ -1053,13 +971,13 @@
               <w:lang w:eastAsia="de-DE"/>
             </w:rPr>
           </w:pPr>
-          <w:hyperlink w:anchor="_Toc243653462" w:history="1">
+          <w:hyperlink w:anchor="_Toc244261692" w:history="1">
             <w:r>
               <w:rPr>
                 <w:rStyle w:val="Hyperlink"/>
                 <w:noProof/>
               </w:rPr>
-              <w:t>4.4 Kundennutzen</w:t>
+              <w:t>4.3 Zielgruppe</w:t>
             </w:r>
             <w:r>
               <w:rPr>
@@ -1080,7 +998,7 @@
                 <w:noProof/>
                 <w:webHidden/>
               </w:rPr>
-              <w:instrText xml:space="preserve"> PAGEREF _Toc243653462 \h </w:instrText>
+              <w:instrText xml:space="preserve"> PAGEREF _Toc244261692 \h </w:instrText>
             </w:r>
             <w:r>
               <w:rPr>
@@ -1125,13 +1043,13 @@
               <w:lang w:eastAsia="de-DE"/>
             </w:rPr>
           </w:pPr>
-          <w:hyperlink w:anchor="_Toc243653463" w:history="1">
+          <w:hyperlink w:anchor="_Toc244261693" w:history="1">
             <w:r>
               <w:rPr>
                 <w:rStyle w:val="Hyperlink"/>
                 <w:noProof/>
               </w:rPr>
-              <w:t>4.5 Projektumfang</w:t>
+              <w:t>4.4 Kundennutzen</w:t>
             </w:r>
             <w:r>
               <w:rPr>
@@ -1152,7 +1070,79 @@
                 <w:noProof/>
                 <w:webHidden/>
               </w:rPr>
-              <w:instrText xml:space="preserve"> PAGEREF _Toc243653463 \h </w:instrText>
+              <w:instrText xml:space="preserve"> PAGEREF _Toc244261693 \h </w:instrText>
+            </w:r>
+            <w:r>
+              <w:rPr>
+                <w:noProof/>
+                <w:webHidden/>
+              </w:rPr>
+            </w:r>
+            <w:r>
+              <w:rPr>
+                <w:noProof/>
+                <w:webHidden/>
+              </w:rPr>
+              <w:fldChar w:fldCharType="separate"/>
+            </w:r>
+            <w:r>
+              <w:rPr>
+                <w:noProof/>
+                <w:webHidden/>
+              </w:rPr>
+              <w:t>4</w:t>
+            </w:r>
+            <w:r>
+              <w:rPr>
+                <w:noProof/>
+                <w:webHidden/>
+              </w:rPr>
+              <w:fldChar w:fldCharType="end"/>
+            </w:r>
+          </w:hyperlink>
+        </w:p>
+        <w:p>
+          <w:pPr>
+            <w:pStyle w:val="Verzeichnis2"/>
+            <w:tabs>
+              <w:tab w:val="right" w:leader="dot" w:pos="9628"/>
+            </w:tabs>
+            <w:rPr>
+              <w:rFonts w:asciiTheme="minorHAnsi" w:eastAsiaTheme="minorEastAsia" w:hAnsiTheme="minorHAnsi"/>
+              <w:noProof/>
+              <w:sz w:val="24"/>
+              <w:szCs w:val="24"/>
+              <w:lang w:eastAsia="de-DE"/>
+            </w:rPr>
+          </w:pPr>
+          <w:hyperlink w:anchor="_Toc244261694" w:history="1">
+            <w:r>
+              <w:rPr>
+                <w:rStyle w:val="Hyperlink"/>
+                <w:noProof/>
+              </w:rPr>
+              <w:t>4.5 Projektumfang</w:t>
+            </w:r>
+            <w:r>
+              <w:rPr>
+                <w:noProof/>
+                <w:webHidden/>
+              </w:rPr>
+              <w:tab/>
+            </w:r>
+            <w:r>
+              <w:rPr>
+                <w:noProof/>
+                <w:webHidden/>
+              </w:rPr>
+              <w:fldChar w:fldCharType="begin"/>
+            </w:r>
+            <w:r>
+              <w:rPr>
+                <w:noProof/>
+                <w:webHidden/>
+              </w:rPr>
+              <w:instrText xml:space="preserve"> PAGEREF _Toc244261694 \h </w:instrText>
             </w:r>
             <w:r>
               <w:rPr>
@@ -1194,7 +1184,7 @@
               <w:lang w:eastAsia="de-DE"/>
             </w:rPr>
           </w:pPr>
-          <w:hyperlink w:anchor="_Toc243653464" w:history="1">
+          <w:hyperlink w:anchor="_Toc244261695" w:history="1">
             <w:r>
               <w:rPr>
                 <w:rStyle w:val="Hyperlink"/>
@@ -1222,7 +1212,7 @@
                 <w:noProof/>
                 <w:webHidden/>
               </w:rPr>
-              <w:instrText xml:space="preserve"> PAGEREF _Toc243653464 \h </w:instrText>
+              <w:instrText xml:space="preserve"> PAGEREF _Toc244261695 \h </w:instrText>
             </w:r>
             <w:r>
               <w:rPr>
@@ -1264,7 +1254,7 @@
               <w:lang w:eastAsia="de-DE"/>
             </w:rPr>
           </w:pPr>
-          <w:hyperlink w:anchor="_Toc243653465" w:history="1">
+          <w:hyperlink w:anchor="_Toc244261696" w:history="1">
             <w:r>
               <w:rPr>
                 <w:rStyle w:val="Hyperlink"/>
@@ -1292,7 +1282,7 @@
                 <w:noProof/>
                 <w:webHidden/>
               </w:rPr>
-              <w:instrText xml:space="preserve"> PAGEREF _Toc243653465 \h </w:instrText>
+              <w:instrText xml:space="preserve"> PAGEREF _Toc244261696 \h </w:instrText>
             </w:r>
             <w:r>
               <w:rPr>
@@ -1334,7 +1324,7 @@
               <w:lang w:eastAsia="de-DE"/>
             </w:rPr>
           </w:pPr>
-          <w:hyperlink w:anchor="_Toc243653466" w:history="1">
+          <w:hyperlink w:anchor="_Toc244261697" w:history="1">
             <w:r>
               <w:rPr>
                 <w:rStyle w:val="Hyperlink"/>
@@ -1361,7 +1351,7 @@
                 <w:noProof/>
                 <w:webHidden/>
               </w:rPr>
-              <w:instrText xml:space="preserve"> PAGEREF _Toc243653466 \h </w:instrText>
+              <w:instrText xml:space="preserve"> PAGEREF _Toc244261697 \h </w:instrText>
             </w:r>
             <w:r>
               <w:rPr>
@@ -1435,7 +1425,7 @@
           <w:rFonts w:cs="Arial"/>
         </w:rPr>
       </w:pPr>
-      <w:bookmarkStart w:id="0" w:name="_Toc243653453"/>
+      <w:bookmarkStart w:id="0" w:name="_Toc244261684"/>
       <w:r>
         <w:rPr>
           <w:rFonts w:cs="Arial"/>
@@ -1475,7 +1465,7 @@
       <w:r>
         <w:fldChar w:fldCharType="separate"/>
       </w:r>
-      <w:hyperlink w:anchor="_Toc243653173" w:history="1">
+      <w:hyperlink w:anchor="_Toc244261680" w:history="1">
         <w:r>
           <w:rPr>
             <w:rStyle w:val="Hyperlink"/>
@@ -1502,7 +1492,7 @@
             <w:noProof/>
             <w:webHidden/>
           </w:rPr>
-          <w:instrText xml:space="preserve"> PAGEREF _Toc243653173 \h </w:instrText>
+          <w:instrText xml:space="preserve"> PAGEREF _Toc244261680 \h </w:instrText>
         </w:r>
         <w:r>
           <w:rPr>
@@ -1547,7 +1537,7 @@
           <w:lang w:eastAsia="de-DE"/>
         </w:rPr>
       </w:pPr>
-      <w:hyperlink w:anchor="_Toc243653174" w:history="1">
+      <w:hyperlink w:anchor="_Toc244261681" w:history="1">
         <w:r>
           <w:rPr>
             <w:rStyle w:val="Hyperlink"/>
@@ -1574,7 +1564,7 @@
             <w:noProof/>
             <w:webHidden/>
           </w:rPr>
-          <w:instrText xml:space="preserve"> PAGEREF _Toc243653174 \h </w:instrText>
+          <w:instrText xml:space="preserve"> PAGEREF _Toc244261681 \h </w:instrText>
         </w:r>
         <w:r>
           <w:rPr>
@@ -1619,7 +1609,7 @@
           <w:lang w:eastAsia="de-DE"/>
         </w:rPr>
       </w:pPr>
-      <w:hyperlink w:anchor="_Toc243653175" w:history="1">
+      <w:hyperlink w:anchor="_Toc244261682" w:history="1">
         <w:r>
           <w:rPr>
             <w:rStyle w:val="Hyperlink"/>
@@ -1646,7 +1636,7 @@
             <w:noProof/>
             <w:webHidden/>
           </w:rPr>
-          <w:instrText xml:space="preserve"> PAGEREF _Toc243653175 \h </w:instrText>
+          <w:instrText xml:space="preserve"> PAGEREF _Toc244261682 \h </w:instrText>
         </w:r>
         <w:r>
           <w:rPr>
@@ -1691,7 +1681,7 @@
           <w:lang w:eastAsia="de-DE"/>
         </w:rPr>
       </w:pPr>
-      <w:hyperlink w:anchor="_Toc243653176" w:history="1">
+      <w:hyperlink w:anchor="_Toc244261683" w:history="1">
         <w:r>
           <w:rPr>
             <w:rStyle w:val="Hyperlink"/>
@@ -1718,7 +1708,7 @@
             <w:noProof/>
             <w:webHidden/>
           </w:rPr>
-          <w:instrText xml:space="preserve"> PAGEREF _Toc243653176 \h </w:instrText>
+          <w:instrText xml:space="preserve"> PAGEREF _Toc244261683 \h </w:instrText>
         </w:r>
         <w:r>
           <w:rPr>
@@ -1779,7 +1769,7 @@
           <w:rFonts w:cs="Arial"/>
         </w:rPr>
       </w:pPr>
-      <w:bookmarkStart w:id="2" w:name="_Toc243653454"/>
+      <w:bookmarkStart w:id="2" w:name="_Toc244261685"/>
       <w:r>
         <w:rPr>
           <w:rFonts w:cs="Arial"/>
@@ -1802,6 +1792,7 @@
       </w:r>
     </w:p>
     <w:p>
+      <w:proofErr w:type="gramStart"/>
       <w:r>
         <w:t>AP</w:t>
       </w:r>
@@ -1812,6 +1803,7 @@
         <w:tab/>
         <w:t>Arbeitspaket</w:t>
       </w:r>
+      <w:proofErr w:type="gramEnd"/>
     </w:p>
     <w:p>
       <w:r>
@@ -1876,7 +1868,7 @@
       </w:pPr>
       <w:bookmarkStart w:id="3" w:name="_Toc192768108"/>
       <w:bookmarkStart w:id="4" w:name="_Toc202101948"/>
-      <w:bookmarkStart w:id="5" w:name="_Toc243653455"/>
+      <w:bookmarkStart w:id="5" w:name="_Toc244261686"/>
       <w:r>
         <w:lastRenderedPageBreak/>
         <w:t>1. Projektidee</w:t>
@@ -1904,7 +1896,6 @@
             <w:docPart w:val="DefaultPlaceholder_-1854013440"/>
           </w:placeholder>
         </w:sdtPr>
-        <w:sdtEndPr/>
         <w:sdtContent>
           <w:r>
             <w:rPr>
@@ -1930,10 +1921,32 @@
       </w:r>
     </w:p>
     <w:p>
+      <w:r>
+        <w:t xml:space="preserve">Der Quellcode und die zugehörigen </w:t>
+      </w:r>
+      <w:r>
+        <w:t>Dateien des Projekts</w:t>
+      </w:r>
+      <w:r>
+        <w:t xml:space="preserve"> werden in einem öffentlichen GitHub-Repository bereitgestellt. Dieses ist unter </w:t>
+      </w:r>
+      <w:hyperlink r:id="rId15" w:history="1">
+        <w:r>
+          <w:rPr>
+            <w:rStyle w:val="Hyperlink"/>
+          </w:rPr>
+          <w:t>https://github.com/mysticmazejk/Mystic_Maze</w:t>
+        </w:r>
+      </w:hyperlink>
+      <w:r>
+        <w:t xml:space="preserve"> abrufbar.</w:t>
+      </w:r>
+    </w:p>
+    <w:p>
       <w:pPr>
         <w:pStyle w:val="berschrift1"/>
       </w:pPr>
-      <w:bookmarkStart w:id="6" w:name="_Toc243653456"/>
+      <w:bookmarkStart w:id="6" w:name="_Toc244261687"/>
       <w:r>
         <w:t>2. Projektmotivation</w:t>
       </w:r>
@@ -1941,10 +1954,26 @@
     </w:p>
     <w:p>
       <w:r>
-        <w:t>Die Motivation für Mystic Maze ergibt sich aus dem persönlichen Interesse an strategischen Gesellschaftsspielen und dem Ziel, ein bereits bestehendes Spielprinzip durch eigene Ideen weiterzuentwickeln und dabei Kenntnisse des Software Engineerings praktisch anzuwenden</w:t>
-      </w:r>
-      <w:r>
-        <w:t>. Die Umsetzung als browserbasierte Mehrspieler-Anwendung bietet dabei die Möglichkeit, unterschiedliche Herausforderungen wie komplexe Spiellogik, Client-Server-Kommunikation, Synchronisation, Testbarkeit und eine klare Trennung von Logik und Benutzeroberfläche praktisch zu bearbeiten. Gleichzeitig können zentrale Methoden des Requirements Engineering, der UML-Modellierung, der Softwarearchitektur und der Qualitätssicherung in einem zusammenhängenden Projekt angewendet werden.</w:t>
+        <w:t xml:space="preserve">Die Motivation für Mystic Maze ergibt sich aus dem persönlichen Interesse an strategischen Gesellschaftsspielen und dem Ziel, ein bereits bestehendes Spielprinzip durch eigene Ideen weiterzuentwickeln und dabei Kenntnisse des </w:t>
+      </w:r>
+      <w:proofErr w:type="gramStart"/>
+      <w:r>
+        <w:t>Software Engineerings</w:t>
+      </w:r>
+      <w:proofErr w:type="gramEnd"/>
+      <w:r>
+        <w:t xml:space="preserve"> praktisch anzuwenden</w:t>
+      </w:r>
+      <w:r>
+        <w:t xml:space="preserve">. Die Umsetzung als browserbasierte Mehrspieler-Anwendung bietet dabei die Möglichkeit, unterschiedliche Herausforderungen wie komplexe Spiellogik, Client-Server-Kommunikation, Synchronisation, Testbarkeit und eine klare Trennung von Logik und Benutzeroberfläche praktisch zu bearbeiten. Gleichzeitig können zentrale Methoden des </w:t>
+      </w:r>
+      <w:proofErr w:type="spellStart"/>
+      <w:r>
+        <w:t>Requirements</w:t>
+      </w:r>
+      <w:proofErr w:type="spellEnd"/>
+      <w:r>
+        <w:t xml:space="preserve"> Engineering, der UML-Modellierung, der Softwarearchitektur und der Qualitätssicherung in einem zusammenhängenden Projekt angewendet werden.</w:t>
       </w:r>
     </w:p>
     <w:p>
@@ -1964,7 +1993,23 @@
           <w:i/>
           <w:iCs/>
         </w:rPr>
-        <w:t>Wie kann das beschriebene Spiel Mystic Maze mithilfe geeigneter Methoden des Software Engineerings als wartbare, testbare und mehrspielerfähige Webanwendung konzipiert und umgesetzt werden?</w:t>
+        <w:t xml:space="preserve">Wie kann das beschriebene Spiel Mystic Maze mithilfe geeigneter Methoden des </w:t>
+      </w:r>
+      <w:proofErr w:type="gramStart"/>
+      <w:r>
+        <w:rPr>
+          <w:i/>
+          <w:iCs/>
+        </w:rPr>
+        <w:t>Software Engineerings</w:t>
+      </w:r>
+      <w:proofErr w:type="gramEnd"/>
+      <w:r>
+        <w:rPr>
+          <w:i/>
+          <w:iCs/>
+        </w:rPr>
+        <w:t xml:space="preserve"> als wartbare, testbare und mehrspielerfähige Webanwendung konzipiert und umgesetzt werden?</w:t>
       </w:r>
     </w:p>
     <w:p>
@@ -1974,7 +2019,7 @@
           <w:tab w:val="left" w:pos="3256"/>
         </w:tabs>
       </w:pPr>
-      <w:bookmarkStart w:id="7" w:name="_Toc243653457"/>
+      <w:bookmarkStart w:id="7" w:name="_Toc244261688"/>
       <w:r>
         <w:t>3. Projektmethodik</w:t>
       </w:r>
@@ -1994,13 +2039,25 @@
         <w:t>klassische</w:t>
       </w:r>
       <w:r>
-        <w:t xml:space="preserve"> als auch agile Methoden des Software Engineerings verwendet. </w:t>
+        <w:t xml:space="preserve"> als auch agile Methoden des </w:t>
+      </w:r>
+      <w:proofErr w:type="gramStart"/>
+      <w:r>
+        <w:t>Software Engineerings</w:t>
+      </w:r>
+      <w:proofErr w:type="gramEnd"/>
+      <w:r>
+        <w:t xml:space="preserve"> verwendet. </w:t>
       </w:r>
       <w:r>
         <w:t>Klassische</w:t>
       </w:r>
       <w:r>
-        <w:t xml:space="preserve"> Vorgehensweisen zeichnen sich durch eine strukturierte Planung, definierte Entwicklungsaktivitäten und eine vergleichsweise umfangreiche Dokumentation aus. Agile Vorgehensweisen setzen dagegen stärker auf iterative Entwicklung, regelmäßiges Feedback und die Anpassung an neue Erkenntnisse </w:t>
+        <w:t xml:space="preserve"> Vorgehensweisen zeichnen sich durch eine strukturierte Planung, definierte Entwicklungsaktivitäten und eine vergleichsweise umfangreiche Dokumentation aus. Agile Vorgehensweisen setzen dagegen stärker auf iterative Entwicklung, regelmäßiges </w:t>
+      </w:r>
+      <w:r>
+        <w:lastRenderedPageBreak/>
+        <w:t xml:space="preserve">Feedback und die Anpassung an neue Erkenntnisse </w:t>
       </w:r>
       <w:sdt>
         <w:sdtPr>
@@ -2008,13 +2065,12 @@
             <w:rFonts w:cs="Arial"/>
             <w:color w:val="000000"/>
           </w:rPr>
-          <w:tag w:val="MENDELEY_CITATION_v3_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"/>
+          <w:tag w:val="MENDELEY_CITATION_v3_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"/>
           <w:id w:val="-339236128"/>
           <w:placeholder>
             <w:docPart w:val="DefaultPlaceholder_-1854013440"/>
           </w:placeholder>
         </w:sdtPr>
-        <w:sdtEndPr/>
         <w:sdtContent>
           <w:r>
             <w:rPr>
@@ -2026,11 +2082,7 @@
         </w:sdtContent>
       </w:sdt>
       <w:r>
-        <w:t xml:space="preserve">. Die Kombination beider Ansätze wird als hybrides Vorgehen bezeichnet. Dabei können strukturierte </w:t>
-      </w:r>
-      <w:r>
-        <w:lastRenderedPageBreak/>
-        <w:t>Vorgehensmodelle als Rahmen dienen und durch agile Praktiken ergänzt werden</w:t>
+        <w:t>. Die Kombination beider Ansätze wird als hybrides Vorgehen bezeichnet. Dabei können strukturierte Vorgehensmodelle als Rahmen dienen und durch agile Praktiken ergänzt werden</w:t>
       </w:r>
       <w:r>
         <w:t xml:space="preserve"> </w:t>
@@ -2043,14 +2095,29 @@
             <w:docPart w:val="DefaultPlaceholder_-1854013440"/>
           </w:placeholder>
         </w:sdtPr>
-        <w:sdtEndPr/>
         <w:sdtContent>
           <w:r>
             <w:rPr>
               <w:rFonts w:cs="Arial"/>
               <w:color w:val="000000"/>
             </w:rPr>
-            <w:t>(Kuhrmann et al., 2017, S. 30-31)</w:t>
+            <w:t>(</w:t>
+          </w:r>
+          <w:proofErr w:type="spellStart"/>
+          <w:r>
+            <w:rPr>
+              <w:rFonts w:cs="Arial"/>
+              <w:color w:val="000000"/>
+            </w:rPr>
+            <w:t>Kuhrmann</w:t>
+          </w:r>
+          <w:proofErr w:type="spellEnd"/>
+          <w:r>
+            <w:rPr>
+              <w:rFonts w:cs="Arial"/>
+              <w:color w:val="000000"/>
+            </w:rPr>
+            <w:t xml:space="preserve"> et al., 2017, S. 30-31)</w:t>
           </w:r>
         </w:sdtContent>
       </w:sdt>
@@ -2081,7 +2148,15 @@
         <w:t xml:space="preserve"> </w:t>
       </w:r>
       <w:r>
-        <w:t xml:space="preserve">sowie die Finalisierungsphase. In der Konzeptionsphase werden Projektplanung, Anforderungsermittlung und Spezifikation durchgeführt. Die Projektplanung definiert unter anderem Projektumfang, Arbeitspakete, Meilensteine, Risiken und Zeitplanung. </w:t>
+        <w:t xml:space="preserve">sowie die </w:t>
+      </w:r>
+      <w:proofErr w:type="spellStart"/>
+      <w:r>
+        <w:t>Finalisierungsphase</w:t>
+      </w:r>
+      <w:proofErr w:type="spellEnd"/>
+      <w:r>
+        <w:t xml:space="preserve">. In der Konzeptionsphase werden Projektplanung, Anforderungsermittlung und Spezifikation durchgeführt. Die Projektplanung definiert unter anderem Projektumfang, Arbeitspakete, Meilensteine, Risiken und Zeitplanung. </w:t>
       </w:r>
       <w:r>
         <w:t>Bei der Anforderungsanalyse</w:t>
@@ -2101,14 +2176,29 @@
             <w:docPart w:val="DefaultPlaceholder_-1854013440"/>
           </w:placeholder>
         </w:sdtPr>
-        <w:sdtEndPr/>
         <w:sdtContent>
           <w:r>
             <w:rPr>
               <w:rFonts w:eastAsia="Times New Roman" w:cs="Arial"/>
               <w:color w:val="000000"/>
             </w:rPr>
-            <w:t>(Nuseibeh &amp; Easterbrook, 2000, S. 37)</w:t>
+            <w:t>(</w:t>
+          </w:r>
+          <w:proofErr w:type="spellStart"/>
+          <w:r>
+            <w:rPr>
+              <w:rFonts w:eastAsia="Times New Roman" w:cs="Arial"/>
+              <w:color w:val="000000"/>
+            </w:rPr>
+            <w:t>Nuseibeh</w:t>
+          </w:r>
+          <w:proofErr w:type="spellEnd"/>
+          <w:r>
+            <w:rPr>
+              <w:rFonts w:eastAsia="Times New Roman" w:cs="Arial"/>
+              <w:color w:val="000000"/>
+            </w:rPr>
+            <w:t xml:space="preserve"> &amp; Easterbrook, 2000, S. 37)</w:t>
           </w:r>
         </w:sdtContent>
       </w:sdt>
@@ -2144,7 +2234,6 @@
             <w:docPart w:val="DefaultPlaceholder_-1854013440"/>
           </w:placeholder>
         </w:sdtPr>
-        <w:sdtEndPr/>
         <w:sdtContent>
           <w:r>
             <w:rPr>
@@ -2177,7 +2266,6 @@
             <w:docPart w:val="DefaultPlaceholder_-1854013440"/>
           </w:placeholder>
         </w:sdtPr>
-        <w:sdtEndPr/>
         <w:sdtContent>
           <w:r>
             <w:rPr>
@@ -2194,7 +2282,15 @@
     </w:p>
     <w:p>
       <w:r>
-        <w:t xml:space="preserve">In der Finalisierungsphase wird überprüft, ob die entwickelte Anwendung die zuvor definierten Anforderungen und Akzeptanzkriterien erfüllt. Hierzu werden die durchgeführten Tests ausgewertet und die relevanten Teststufen betrachtet. Unit-Tests prüfen einzelne Komponenten </w:t>
+        <w:t xml:space="preserve">In der </w:t>
+      </w:r>
+      <w:proofErr w:type="spellStart"/>
+      <w:r>
+        <w:t>Finalisierungsphase</w:t>
+      </w:r>
+      <w:proofErr w:type="spellEnd"/>
+      <w:r>
+        <w:t xml:space="preserve"> wird überprüft, ob die entwickelte Anwendung die zuvor definierten Anforderungen und Akzeptanzkriterien erfüllt. Hierzu werden die durchgeführten Tests ausgewertet und die relevanten Teststufen betrachtet. Unit-Tests prüfen einzelne Komponenten </w:t>
       </w:r>
       <w:r>
         <w:t>bzw.</w:t>
@@ -2229,34 +2325,19 @@
             <w:rFonts w:cs="Arial"/>
             <w:color w:val="000000"/>
           </w:rPr>
-          <w:tag w:val="MENDELEY_CITATION_v3_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"/>
+          <w:tag w:val="MENDELEY_CITATION_v3_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"/>
           <w:id w:val="1095374804"/>
           <w:placeholder>
             <w:docPart w:val="DefaultPlaceholder_-1854013440"/>
           </w:placeholder>
         </w:sdtPr>
-        <w:sdtEndPr/>
         <w:sdtContent>
           <w:r>
             <w:rPr>
               <w:rFonts w:eastAsia="Times New Roman" w:cs="Arial"/>
               <w:color w:val="000000"/>
             </w:rPr>
-            <w:t>(Di Lucca &amp; Fasolino, 2006</w:t>
-          </w:r>
-          <w:r>
-            <w:rPr>
-              <w:rFonts w:eastAsia="Times New Roman" w:cs="Arial"/>
-              <w:color w:val="000000"/>
-            </w:rPr>
-            <w:t>, S.1176</w:t>
-          </w:r>
-          <w:r>
-            <w:rPr>
-              <w:rFonts w:eastAsia="Times New Roman" w:cs="Arial"/>
-              <w:color w:val="000000"/>
-            </w:rPr>
-            <w:t>)</w:t>
+            <w:t>(Di Lucca &amp; Fasolino, 2006, S.1176)</w:t>
           </w:r>
         </w:sdtContent>
       </w:sdt>
@@ -2271,38 +2352,31 @@
         <w:t xml:space="preserve">. Die konkrete Durchführung und die Ergebnisse dieser Teststufen werden dokumentiert, um nachvollziehbar darzustellen, inwieweit die festgelegten Anforderungen erfüllt wurden. </w:t>
       </w:r>
       <w:r>
-        <w:t xml:space="preserve">Anschließend wird das Vorgehen, aufgetretene Abweichungen, Limitationen und die Zielerreichung kritisch reflektiert. Die dabei gewonnenen Erkenntnisse werden als Lessons Learned festgehalten, um Erfahrungen aus dem Projekt für zukünftige Entwicklungsprojekte nutzbar zu machen </w:t>
+        <w:t xml:space="preserve">Anschließend wird das Vorgehen, aufgetretene Abweichungen, Limitationen und die Zielerreichung kritisch reflektiert. Die dabei gewonnenen Erkenntnisse werden als </w:t>
+      </w:r>
+      <w:proofErr w:type="spellStart"/>
+      <w:r>
+        <w:t>Lessons</w:t>
+      </w:r>
+      <w:proofErr w:type="spellEnd"/>
+      <w:r>
+        <w:t xml:space="preserve"> Learned festgehalten, um Erfahrungen aus dem Projekt für zukünftige Entwicklungsprojekte nutzbar zu machen </w:t>
       </w:r>
       <w:sdt>
         <w:sdtPr>
-          <w:tag w:val="MENDELEY_CITATION_v3_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"/>
+          <w:tag w:val="MENDELEY_CITATION_v3_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"/>
           <w:id w:val="-1466031321"/>
           <w:placeholder>
             <w:docPart w:val="DefaultPlaceholder_-1854013440"/>
           </w:placeholder>
         </w:sdtPr>
-        <w:sdtEndPr/>
         <w:sdtContent>
           <w:r>
             <w:rPr>
               <w:rFonts w:cs="Arial"/>
               <w:color w:val="000000"/>
             </w:rPr>
-            <w:t>(Abdellatif et al., 2019</w:t>
-          </w:r>
-          <w:r>
-            <w:rPr>
-              <w:rFonts w:cs="Arial"/>
-              <w:color w:val="000000"/>
-            </w:rPr>
-            <w:t>, S.44</w:t>
-          </w:r>
-          <w:r>
-            <w:rPr>
-              <w:rFonts w:cs="Arial"/>
-              <w:color w:val="000000"/>
-            </w:rPr>
-            <w:t>)</w:t>
+            <w:t>(Abdellatif et al., 2019, S.44)</w:t>
           </w:r>
         </w:sdtContent>
       </w:sdt>
@@ -2317,7 +2391,7 @@
           <w:rFonts w:cs="Arial"/>
         </w:rPr>
       </w:pPr>
-      <w:bookmarkStart w:id="8" w:name="_Toc243653458"/>
+      <w:bookmarkStart w:id="8" w:name="_Toc244261689"/>
       <w:r>
         <w:rPr>
           <w:rFonts w:cs="Arial"/>
@@ -2333,7 +2407,6 @@
       </w:r>
       <w:bookmarkEnd w:id="3"/>
       <w:bookmarkEnd w:id="4"/>
-      <w:commentRangeStart w:id="9"/>
       <w:r>
         <w:rPr>
           <w:rFonts w:cs="Arial"/>
@@ -2341,29 +2414,19 @@
         <w:t>Projektübersicht</w:t>
       </w:r>
       <w:bookmarkEnd w:id="8"/>
-      <w:commentRangeEnd w:id="9"/>
-      <w:r>
-        <w:rPr>
-          <w:rStyle w:val="Kommentarzeichen"/>
-          <w:rFonts w:cs="Arial"/>
-          <w:sz w:val="32"/>
-          <w:szCs w:val="40"/>
-        </w:rPr>
-        <w:commentReference w:id="9"/>
-      </w:r>
     </w:p>
     <w:p>
       <w:pPr>
         <w:pStyle w:val="berschrift2"/>
       </w:pPr>
-      <w:bookmarkStart w:id="10" w:name="_Toc243653459"/>
+      <w:bookmarkStart w:id="9" w:name="_Toc244261690"/>
       <w:r>
         <w:t xml:space="preserve">4.1 </w:t>
       </w:r>
       <w:r>
         <w:t>Projektziel</w:t>
       </w:r>
-      <w:bookmarkEnd w:id="10"/>
+      <w:bookmarkEnd w:id="9"/>
     </w:p>
     <w:p>
       <w:r>
@@ -2379,7 +2442,15 @@
         <w:t>das beschriebene</w:t>
       </w:r>
       <w:r>
-        <w:t xml:space="preserve"> Labyrinthspiel bereitstellt.</w:t>
+        <w:t xml:space="preserve"> </w:t>
+      </w:r>
+      <w:proofErr w:type="spellStart"/>
+      <w:r>
+        <w:t>Labyrinthspiel</w:t>
+      </w:r>
+      <w:proofErr w:type="spellEnd"/>
+      <w:r>
+        <w:t xml:space="preserve"> bereitstellt.</w:t>
       </w:r>
       <w:r>
         <w:t xml:space="preserve"> </w:t>
@@ -2456,7 +2527,15 @@
         <w:spacing w:line="276" w:lineRule="auto"/>
       </w:pPr>
       <w:r>
-        <w:t xml:space="preserve">Integration von normalen und speziellen Labyrinthkacheln </w:t>
+        <w:t xml:space="preserve">Integration von normalen und speziellen </w:t>
+      </w:r>
+      <w:proofErr w:type="spellStart"/>
+      <w:r>
+        <w:t>Labyrinthkacheln</w:t>
+      </w:r>
+      <w:proofErr w:type="spellEnd"/>
+      <w:r>
+        <w:t xml:space="preserve"> </w:t>
       </w:r>
     </w:p>
     <w:p>
@@ -2561,7 +2640,7 @@
       <w:pPr>
         <w:pStyle w:val="berschrift2"/>
       </w:pPr>
-      <w:bookmarkStart w:id="11" w:name="_Toc243653460"/>
+      <w:bookmarkStart w:id="10" w:name="_Toc244261691"/>
       <w:r>
         <w:t>4</w:t>
       </w:r>
@@ -2574,7 +2653,7 @@
       <w:r>
         <w:t xml:space="preserve"> Spielprinzip</w:t>
       </w:r>
-      <w:bookmarkEnd w:id="11"/>
+      <w:bookmarkEnd w:id="10"/>
     </w:p>
     <w:p>
       <w:r>
@@ -2640,7 +2719,15 @@
     </w:p>
     <w:p>
       <w:r>
-        <w:t>Zu Beginn eines Spielzugs erhält der aktive Spieler eine freie Labyrinthkachel. Diese kann gedreht und anschließend an einer zulässigen Position in das Spielfeld eingeschoben werden. Dadurch verschiebt sich eine vollständige Reihe oder Spalte des Labyrinths und die gegenüberliegende Kachel wird aus dem Spielfeld herausgeschoben.</w:t>
+        <w:t xml:space="preserve">Zu Beginn eines Spielzugs erhält der aktive Spieler eine freie </w:t>
+      </w:r>
+      <w:proofErr w:type="spellStart"/>
+      <w:r>
+        <w:t>Labyrinthkachel</w:t>
+      </w:r>
+      <w:proofErr w:type="spellEnd"/>
+      <w:r>
+        <w:t>. Diese kann gedreht und anschließend an einer zulässigen Position in das Spielfeld eingeschoben werden. Dadurch verschiebt sich eine vollständige Reihe oder Spalte des Labyrinths und die gegenüberliegende Kachel wird aus dem Spielfeld herausgeschoben.</w:t>
       </w:r>
     </w:p>
     <w:p>
@@ -2788,7 +2875,7 @@
       <w:pPr>
         <w:pStyle w:val="berschrift2"/>
       </w:pPr>
-      <w:bookmarkStart w:id="12" w:name="_Toc243653461"/>
+      <w:bookmarkStart w:id="11" w:name="_Toc244261692"/>
       <w:r>
         <w:t>4</w:t>
       </w:r>
@@ -2801,11 +2888,19 @@
       <w:r>
         <w:t xml:space="preserve"> Zielgruppe</w:t>
       </w:r>
-      <w:bookmarkEnd w:id="12"/>
-    </w:p>
-    <w:p>
-      <w:r>
-        <w:t>Die primäre Zielgruppe besteht aus Personen, die strategische Brett-, Puzzle- und Casual-Games bevorzugen. Angesprochen werden insbesondere:</w:t>
+      <w:bookmarkEnd w:id="11"/>
+    </w:p>
+    <w:p>
+      <w:r>
+        <w:t xml:space="preserve">Die primäre Zielgruppe besteht aus Personen, die strategische Brett-, Puzzle- und </w:t>
+      </w:r>
+      <w:proofErr w:type="spellStart"/>
+      <w:r>
+        <w:t>Casual</w:t>
+      </w:r>
+      <w:proofErr w:type="spellEnd"/>
+      <w:r>
+        <w:t>-Games bevorzugen. Angesprochen werden insbesondere:</w:t>
       </w:r>
     </w:p>
     <w:p>
@@ -2869,7 +2964,7 @@
       <w:pPr>
         <w:pStyle w:val="berschrift2"/>
       </w:pPr>
-      <w:bookmarkStart w:id="13" w:name="_Toc243653462"/>
+      <w:bookmarkStart w:id="12" w:name="_Toc244261693"/>
       <w:r>
         <w:t>4</w:t>
       </w:r>
@@ -2882,7 +2977,7 @@
       <w:r>
         <w:t xml:space="preserve"> Kundennutzen</w:t>
       </w:r>
-      <w:bookmarkEnd w:id="13"/>
+      <w:bookmarkEnd w:id="12"/>
     </w:p>
     <w:p>
       <w:r>
@@ -3026,7 +3121,7 @@
       <w:pPr>
         <w:pStyle w:val="berschrift2"/>
       </w:pPr>
-      <w:bookmarkStart w:id="14" w:name="_Toc243653463"/>
+      <w:bookmarkStart w:id="13" w:name="_Toc244261694"/>
       <w:r>
         <w:t>4</w:t>
       </w:r>
@@ -3039,7 +3134,7 @@
       <w:r>
         <w:t xml:space="preserve"> Projektumfang</w:t>
       </w:r>
-      <w:bookmarkEnd w:id="14"/>
+      <w:bookmarkEnd w:id="13"/>
     </w:p>
     <w:p>
       <w:r>
@@ -3096,8 +3191,13 @@
         <w:spacing w:line="276" w:lineRule="auto"/>
       </w:pPr>
       <w:r>
-        <w:t>unterschiedliche Labyrinthkacheltypen</w:t>
-      </w:r>
+        <w:t xml:space="preserve">unterschiedliche </w:t>
+      </w:r>
+      <w:proofErr w:type="spellStart"/>
+      <w:r>
+        <w:t>Labyrinthkacheltypen</w:t>
+      </w:r>
+      <w:proofErr w:type="spellEnd"/>
     </w:p>
     <w:p>
       <w:pPr>
@@ -3320,7 +3420,15 @@
         <w:spacing w:line="276" w:lineRule="auto"/>
       </w:pPr>
       <w:r>
-        <w:t>Erstellen beziehungsweise Hosten einer lokalen Partie</w:t>
+        <w:t xml:space="preserve">Erstellen beziehungsweise </w:t>
+      </w:r>
+      <w:proofErr w:type="gramStart"/>
+      <w:r>
+        <w:t>Hosten</w:t>
+      </w:r>
+      <w:proofErr w:type="gramEnd"/>
+      <w:r>
+        <w:t xml:space="preserve"> einer lokalen Partie</w:t>
       </w:r>
     </w:p>
     <w:p>
@@ -3561,7 +3669,7 @@
           <w:rFonts w:cs="Arial"/>
         </w:rPr>
       </w:pPr>
-      <w:bookmarkStart w:id="15" w:name="_Toc243653464"/>
+      <w:bookmarkStart w:id="14" w:name="_Toc244261695"/>
       <w:r>
         <w:rPr>
           <w:rFonts w:cs="Arial"/>
@@ -3581,7 +3689,7 @@
         </w:rPr>
         <w:t>Risikomanagement</w:t>
       </w:r>
-      <w:bookmarkEnd w:id="15"/>
+      <w:bookmarkEnd w:id="14"/>
     </w:p>
     <w:p>
       <w:r>
@@ -3651,7 +3759,7 @@
           <w:szCs w:val="22"/>
         </w:rPr>
       </w:pPr>
-      <w:bookmarkStart w:id="16" w:name="_Toc243653173"/>
+      <w:bookmarkStart w:id="15" w:name="_Toc244261680"/>
       <w:r>
         <w:rPr>
           <w:sz w:val="22"/>
@@ -3702,7 +3810,7 @@
         </w:rPr>
         <w:t>: Risikomatrix</w:t>
       </w:r>
-      <w:bookmarkEnd w:id="16"/>
+      <w:bookmarkEnd w:id="15"/>
     </w:p>
     <w:tbl>
       <w:tblPr>
@@ -4520,7 +4628,7 @@
           <w:rFonts w:cs="Arial"/>
         </w:rPr>
       </w:pPr>
-      <w:bookmarkStart w:id="17" w:name="_Toc243653465"/>
+      <w:bookmarkStart w:id="16" w:name="_Toc244261696"/>
       <w:r>
         <w:rPr>
           <w:rFonts w:cs="Arial"/>
@@ -4540,7 +4648,7 @@
         </w:rPr>
         <w:t>Zeitplanung</w:t>
       </w:r>
-      <w:bookmarkEnd w:id="17"/>
+      <w:bookmarkEnd w:id="16"/>
     </w:p>
     <w:p>
       <w:r>
@@ -4562,7 +4670,7 @@
           <w:szCs w:val="22"/>
         </w:rPr>
       </w:pPr>
-      <w:bookmarkStart w:id="18" w:name="_Toc243653174"/>
+      <w:bookmarkStart w:id="17" w:name="_Toc244261681"/>
       <w:r>
         <w:rPr>
           <w:sz w:val="22"/>
@@ -4613,7 +4721,7 @@
         </w:rPr>
         <w:t>: Arbeitspakete</w:t>
       </w:r>
-      <w:bookmarkEnd w:id="18"/>
+      <w:bookmarkEnd w:id="17"/>
     </w:p>
     <w:tbl>
       <w:tblPr>
@@ -5020,9 +5128,11 @@
             <w:pPr>
               <w:spacing w:after="120"/>
             </w:pPr>
+            <w:proofErr w:type="spellStart"/>
             <w:r>
               <w:t>Labyrinthmechanik</w:t>
             </w:r>
+            <w:proofErr w:type="spellEnd"/>
           </w:p>
         </w:tc>
         <w:tc>
@@ -5480,7 +5590,7 @@
           <w:szCs w:val="22"/>
         </w:rPr>
       </w:pPr>
-      <w:bookmarkStart w:id="19" w:name="_Toc243653175"/>
+      <w:bookmarkStart w:id="18" w:name="_Toc244261682"/>
       <w:r>
         <w:rPr>
           <w:sz w:val="22"/>
@@ -5532,7 +5642,7 @@
         </w:rPr>
         <w:t>: Zeitplan</w:t>
       </w:r>
-      <w:bookmarkEnd w:id="19"/>
+      <w:bookmarkEnd w:id="18"/>
     </w:p>
     <w:tbl>
       <w:tblPr>
@@ -5951,7 +6061,7 @@
           <w:szCs w:val="22"/>
         </w:rPr>
       </w:pPr>
-      <w:bookmarkStart w:id="20" w:name="_Toc243653176"/>
+      <w:bookmarkStart w:id="19" w:name="_Toc244261683"/>
       <w:r>
         <w:rPr>
           <w:sz w:val="22"/>
@@ -6002,7 +6112,7 @@
         </w:rPr>
         <w:t>: Meilensteine</w:t>
       </w:r>
-      <w:bookmarkEnd w:id="20"/>
+      <w:bookmarkEnd w:id="19"/>
     </w:p>
     <w:tbl>
       <w:tblPr>
@@ -6360,7 +6470,7 @@
     <w:p>
       <w:pPr>
         <w:sectPr>
-          <w:footerReference w:type="default" r:id="rId19"/>
+          <w:footerReference w:type="default" r:id="rId16"/>
           <w:pgSz w:w="11906" w:h="16838"/>
           <w:pgMar w:top="1134" w:right="1134" w:bottom="1134" w:left="1134" w:header="709" w:footer="709" w:gutter="0"/>
           <w:pgNumType w:start="1"/>
@@ -6373,12 +6483,12 @@
       <w:pPr>
         <w:pStyle w:val="berschrift1"/>
       </w:pPr>
-      <w:bookmarkStart w:id="21" w:name="_Toc243653466"/>
+      <w:bookmarkStart w:id="20" w:name="_Toc244261697"/>
       <w:r>
         <w:lastRenderedPageBreak/>
         <w:t>Literaturverzeichnis</w:t>
       </w:r>
-      <w:bookmarkEnd w:id="21"/>
+      <w:bookmarkEnd w:id="20"/>
     </w:p>
     <w:sdt>
       <w:sdtPr>
@@ -6392,20 +6502,18 @@
           <w:docPart w:val="DefaultPlaceholder_-1854013440"/>
         </w:placeholder>
       </w:sdtPr>
-      <w:sdtEndPr/>
       <w:sdtContent>
         <w:p>
           <w:pPr>
             <w:autoSpaceDE w:val="0"/>
             <w:autoSpaceDN w:val="0"/>
             <w:ind w:hanging="480"/>
-            <w:divId w:val="1257247701"/>
+            <w:divId w:val="1586781"/>
             <w:rPr>
               <w:rFonts w:eastAsia="Times New Roman" w:cs="Arial"/>
               <w:color w:val="000000"/>
               <w:kern w:val="0"/>
               <w:szCs w:val="24"/>
-              <w:lang w:val="en-GB"/>
               <w14:ligatures w14:val="none"/>
             </w:rPr>
           </w:pPr>
@@ -6414,15 +6522,151 @@
               <w:rFonts w:eastAsia="Times New Roman" w:cs="Arial"/>
               <w:color w:val="000000"/>
             </w:rPr>
-            <w:t xml:space="preserve">Abdellatif, T. M., Capretz, L. F., &amp; Ho, D. (2019). </w:t>
-          </w:r>
-          <w:r>
-            <w:rPr>
-              <w:rFonts w:eastAsia="Times New Roman" w:cs="Arial"/>
-              <w:color w:val="000000"/>
-              <w:lang w:val="en-GB"/>
-            </w:rPr>
-            <w:t xml:space="preserve">Automatic recall of software lessons learned for software project managers. </w:t>
+            <w:t xml:space="preserve">Abdellatif, T. M., </w:t>
+          </w:r>
+          <w:proofErr w:type="spellStart"/>
+          <w:r>
+            <w:rPr>
+              <w:rFonts w:eastAsia="Times New Roman" w:cs="Arial"/>
+              <w:color w:val="000000"/>
+            </w:rPr>
+            <w:t>Capretz</w:t>
+          </w:r>
+          <w:proofErr w:type="spellEnd"/>
+          <w:r>
+            <w:rPr>
+              <w:rFonts w:eastAsia="Times New Roman" w:cs="Arial"/>
+              <w:color w:val="000000"/>
+            </w:rPr>
+            <w:t xml:space="preserve">, L. F., &amp; Ho, D. (2019). </w:t>
+          </w:r>
+          <w:proofErr w:type="spellStart"/>
+          <w:r>
+            <w:rPr>
+              <w:rFonts w:eastAsia="Times New Roman" w:cs="Arial"/>
+              <w:color w:val="000000"/>
+            </w:rPr>
+            <w:t>Automatic</w:t>
+          </w:r>
+          <w:proofErr w:type="spellEnd"/>
+          <w:r>
+            <w:rPr>
+              <w:rFonts w:eastAsia="Times New Roman" w:cs="Arial"/>
+              <w:color w:val="000000"/>
+            </w:rPr>
+            <w:t xml:space="preserve"> </w:t>
+          </w:r>
+          <w:proofErr w:type="spellStart"/>
+          <w:r>
+            <w:rPr>
+              <w:rFonts w:eastAsia="Times New Roman" w:cs="Arial"/>
+              <w:color w:val="000000"/>
+            </w:rPr>
+            <w:t>recall</w:t>
+          </w:r>
+          <w:proofErr w:type="spellEnd"/>
+          <w:r>
+            <w:rPr>
+              <w:rFonts w:eastAsia="Times New Roman" w:cs="Arial"/>
+              <w:color w:val="000000"/>
+            </w:rPr>
+            <w:t xml:space="preserve"> of </w:t>
+          </w:r>
+          <w:proofErr w:type="spellStart"/>
+          <w:r>
+            <w:rPr>
+              <w:rFonts w:eastAsia="Times New Roman" w:cs="Arial"/>
+              <w:color w:val="000000"/>
+            </w:rPr>
+            <w:t>software</w:t>
+          </w:r>
+          <w:proofErr w:type="spellEnd"/>
+          <w:r>
+            <w:rPr>
+              <w:rFonts w:eastAsia="Times New Roman" w:cs="Arial"/>
+              <w:color w:val="000000"/>
+            </w:rPr>
+            <w:t xml:space="preserve"> </w:t>
+          </w:r>
+          <w:proofErr w:type="spellStart"/>
+          <w:r>
+            <w:rPr>
+              <w:rFonts w:eastAsia="Times New Roman" w:cs="Arial"/>
+              <w:color w:val="000000"/>
+            </w:rPr>
+            <w:t>lessons</w:t>
+          </w:r>
+          <w:proofErr w:type="spellEnd"/>
+          <w:r>
+            <w:rPr>
+              <w:rFonts w:eastAsia="Times New Roman" w:cs="Arial"/>
+              <w:color w:val="000000"/>
+            </w:rPr>
+            <w:t xml:space="preserve"> </w:t>
+          </w:r>
+          <w:proofErr w:type="spellStart"/>
+          <w:r>
+            <w:rPr>
+              <w:rFonts w:eastAsia="Times New Roman" w:cs="Arial"/>
+              <w:color w:val="000000"/>
+            </w:rPr>
+            <w:t>learned</w:t>
+          </w:r>
+          <w:proofErr w:type="spellEnd"/>
+          <w:r>
+            <w:rPr>
+              <w:rFonts w:eastAsia="Times New Roman" w:cs="Arial"/>
+              <w:color w:val="000000"/>
+            </w:rPr>
+            <w:t xml:space="preserve"> for </w:t>
+          </w:r>
+          <w:proofErr w:type="spellStart"/>
+          <w:r>
+            <w:rPr>
+              <w:rFonts w:eastAsia="Times New Roman" w:cs="Arial"/>
+              <w:color w:val="000000"/>
+            </w:rPr>
+            <w:t>software</w:t>
+          </w:r>
+          <w:proofErr w:type="spellEnd"/>
+          <w:r>
+            <w:rPr>
+              <w:rFonts w:eastAsia="Times New Roman" w:cs="Arial"/>
+              <w:color w:val="000000"/>
+            </w:rPr>
+            <w:t xml:space="preserve"> </w:t>
+          </w:r>
+          <w:proofErr w:type="spellStart"/>
+          <w:r>
+            <w:rPr>
+              <w:rFonts w:eastAsia="Times New Roman" w:cs="Arial"/>
+              <w:color w:val="000000"/>
+            </w:rPr>
+            <w:t>project</w:t>
+          </w:r>
+          <w:proofErr w:type="spellEnd"/>
+          <w:r>
+            <w:rPr>
+              <w:rFonts w:eastAsia="Times New Roman" w:cs="Arial"/>
+              <w:color w:val="000000"/>
+            </w:rPr>
+            <w:t xml:space="preserve"> </w:t>
+          </w:r>
+          <w:proofErr w:type="spellStart"/>
+          <w:r>
+            <w:rPr>
+              <w:rFonts w:eastAsia="Times New Roman" w:cs="Arial"/>
+              <w:color w:val="000000"/>
+            </w:rPr>
+            <w:t>managers</w:t>
+          </w:r>
+          <w:proofErr w:type="spellEnd"/>
+          <w:r>
+            <w:rPr>
+              <w:rFonts w:eastAsia="Times New Roman" w:cs="Arial"/>
+              <w:color w:val="000000"/>
+            </w:rPr>
+            <w:t xml:space="preserve">. </w:t>
           </w:r>
           <w:r>
             <w:rPr>
@@ -6430,7 +6674,6 @@
               <w:i/>
               <w:iCs/>
               <w:color w:val="000000"/>
-              <w:lang w:val="en-GB"/>
             </w:rPr>
             <w:t>Information and Software Technology</w:t>
           </w:r>
@@ -6438,7 +6681,6 @@
             <w:rPr>
               <w:rFonts w:eastAsia="Times New Roman" w:cs="Arial"/>
               <w:color w:val="000000"/>
-              <w:lang w:val="en-GB"/>
             </w:rPr>
             <w:t xml:space="preserve">, </w:t>
           </w:r>
@@ -6448,7 +6690,6 @@
               <w:i/>
               <w:iCs/>
               <w:color w:val="000000"/>
-              <w:lang w:val="en-GB"/>
             </w:rPr>
             <w:t>115</w:t>
           </w:r>
@@ -6456,7 +6697,6 @@
             <w:rPr>
               <w:rFonts w:eastAsia="Times New Roman" w:cs="Arial"/>
               <w:color w:val="000000"/>
-              <w:lang w:val="en-GB"/>
             </w:rPr>
             <w:t>, 44–57. https://doi.org/10.1016/j.infsof.2019.07.006</w:t>
           </w:r>
@@ -6466,20 +6706,130 @@
             <w:autoSpaceDE w:val="0"/>
             <w:autoSpaceDN w:val="0"/>
             <w:ind w:hanging="480"/>
-            <w:divId w:val="973289828"/>
-            <w:rPr>
-              <w:rFonts w:eastAsia="Times New Roman" w:cs="Arial"/>
-              <w:color w:val="000000"/>
-              <w:lang w:val="en-GB"/>
+            <w:divId w:val="1627738567"/>
+            <w:rPr>
+              <w:rFonts w:eastAsia="Times New Roman" w:cs="Arial"/>
+              <w:color w:val="000000"/>
             </w:rPr>
           </w:pPr>
           <w:r>
             <w:rPr>
               <w:rFonts w:eastAsia="Times New Roman" w:cs="Arial"/>
               <w:color w:val="000000"/>
-              <w:lang w:val="en-GB"/>
-            </w:rPr>
-            <w:t xml:space="preserve">Di Lucca, G. A., &amp; Fasolino, A. R. (2006). Testing Web-based applications: The state of the art and future trends. </w:t>
+            </w:rPr>
+            <w:t xml:space="preserve">Di Lucca, G. A., &amp; Fasolino, A. R. (2006). </w:t>
+          </w:r>
+          <w:proofErr w:type="spellStart"/>
+          <w:r>
+            <w:rPr>
+              <w:rFonts w:eastAsia="Times New Roman" w:cs="Arial"/>
+              <w:color w:val="000000"/>
+            </w:rPr>
+            <w:t>Testing</w:t>
+          </w:r>
+          <w:proofErr w:type="spellEnd"/>
+          <w:r>
+            <w:rPr>
+              <w:rFonts w:eastAsia="Times New Roman" w:cs="Arial"/>
+              <w:color w:val="000000"/>
+            </w:rPr>
+            <w:t xml:space="preserve"> Web-</w:t>
+          </w:r>
+          <w:proofErr w:type="spellStart"/>
+          <w:r>
+            <w:rPr>
+              <w:rFonts w:eastAsia="Times New Roman" w:cs="Arial"/>
+              <w:color w:val="000000"/>
+            </w:rPr>
+            <w:t>based</w:t>
+          </w:r>
+          <w:proofErr w:type="spellEnd"/>
+          <w:r>
+            <w:rPr>
+              <w:rFonts w:eastAsia="Times New Roman" w:cs="Arial"/>
+              <w:color w:val="000000"/>
+            </w:rPr>
+            <w:t xml:space="preserve"> </w:t>
+          </w:r>
+          <w:proofErr w:type="spellStart"/>
+          <w:r>
+            <w:rPr>
+              <w:rFonts w:eastAsia="Times New Roman" w:cs="Arial"/>
+              <w:color w:val="000000"/>
+            </w:rPr>
+            <w:t>applications</w:t>
+          </w:r>
+          <w:proofErr w:type="spellEnd"/>
+          <w:r>
+            <w:rPr>
+              <w:rFonts w:eastAsia="Times New Roman" w:cs="Arial"/>
+              <w:color w:val="000000"/>
+            </w:rPr>
+            <w:t xml:space="preserve">: The </w:t>
+          </w:r>
+          <w:proofErr w:type="spellStart"/>
+          <w:r>
+            <w:rPr>
+              <w:rFonts w:eastAsia="Times New Roman" w:cs="Arial"/>
+              <w:color w:val="000000"/>
+            </w:rPr>
+            <w:t>state</w:t>
+          </w:r>
+          <w:proofErr w:type="spellEnd"/>
+          <w:r>
+            <w:rPr>
+              <w:rFonts w:eastAsia="Times New Roman" w:cs="Arial"/>
+              <w:color w:val="000000"/>
+            </w:rPr>
+            <w:t xml:space="preserve"> of the </w:t>
+          </w:r>
+          <w:proofErr w:type="spellStart"/>
+          <w:r>
+            <w:rPr>
+              <w:rFonts w:eastAsia="Times New Roman" w:cs="Arial"/>
+              <w:color w:val="000000"/>
+            </w:rPr>
+            <w:t>art</w:t>
+          </w:r>
+          <w:proofErr w:type="spellEnd"/>
+          <w:r>
+            <w:rPr>
+              <w:rFonts w:eastAsia="Times New Roman" w:cs="Arial"/>
+              <w:color w:val="000000"/>
+            </w:rPr>
+            <w:t xml:space="preserve"> and </w:t>
+          </w:r>
+          <w:proofErr w:type="spellStart"/>
+          <w:r>
+            <w:rPr>
+              <w:rFonts w:eastAsia="Times New Roman" w:cs="Arial"/>
+              <w:color w:val="000000"/>
+            </w:rPr>
+            <w:t>future</w:t>
+          </w:r>
+          <w:proofErr w:type="spellEnd"/>
+          <w:r>
+            <w:rPr>
+              <w:rFonts w:eastAsia="Times New Roman" w:cs="Arial"/>
+              <w:color w:val="000000"/>
+            </w:rPr>
+            <w:t xml:space="preserve"> </w:t>
+          </w:r>
+          <w:proofErr w:type="spellStart"/>
+          <w:r>
+            <w:rPr>
+              <w:rFonts w:eastAsia="Times New Roman" w:cs="Arial"/>
+              <w:color w:val="000000"/>
+            </w:rPr>
+            <w:t>trends</w:t>
+          </w:r>
+          <w:proofErr w:type="spellEnd"/>
+          <w:r>
+            <w:rPr>
+              <w:rFonts w:eastAsia="Times New Roman" w:cs="Arial"/>
+              <w:color w:val="000000"/>
+            </w:rPr>
+            <w:t xml:space="preserve">. </w:t>
           </w:r>
           <w:r>
             <w:rPr>
@@ -6487,7 +6837,6 @@
               <w:i/>
               <w:iCs/>
               <w:color w:val="000000"/>
-              <w:lang w:val="en-GB"/>
             </w:rPr>
             <w:t>Information and Software Technology</w:t>
           </w:r>
@@ -6495,7 +6844,6 @@
             <w:rPr>
               <w:rFonts w:eastAsia="Times New Roman" w:cs="Arial"/>
               <w:color w:val="000000"/>
-              <w:lang w:val="en-GB"/>
             </w:rPr>
             <w:t xml:space="preserve">, </w:t>
           </w:r>
@@ -6505,7 +6853,6 @@
               <w:i/>
               <w:iCs/>
               <w:color w:val="000000"/>
-              <w:lang w:val="en-GB"/>
             </w:rPr>
             <w:t>48</w:t>
           </w:r>
@@ -6513,7 +6860,6 @@
             <w:rPr>
               <w:rFonts w:eastAsia="Times New Roman" w:cs="Arial"/>
               <w:color w:val="000000"/>
-              <w:lang w:val="en-GB"/>
             </w:rPr>
             <w:t>(12), 1172–1186. https://doi.org/10.1016/j.infsof.2006.06.006</w:t>
           </w:r>
@@ -6523,20 +6869,162 @@
             <w:autoSpaceDE w:val="0"/>
             <w:autoSpaceDN w:val="0"/>
             <w:ind w:hanging="480"/>
-            <w:divId w:val="81951938"/>
-            <w:rPr>
-              <w:rFonts w:eastAsia="Times New Roman" w:cs="Arial"/>
-              <w:color w:val="000000"/>
-              <w:lang w:val="en-GB"/>
+            <w:divId w:val="771556154"/>
+            <w:rPr>
+              <w:rFonts w:eastAsia="Times New Roman" w:cs="Arial"/>
+              <w:color w:val="000000"/>
             </w:rPr>
           </w:pPr>
           <w:r>
             <w:rPr>
               <w:rFonts w:eastAsia="Times New Roman" w:cs="Arial"/>
               <w:color w:val="000000"/>
-              <w:lang w:val="en-GB"/>
-            </w:rPr>
-            <w:t xml:space="preserve">Kuhrmann, M., Diebold, P., Münch, J., Tell, P., Garousi, V., Felderer, M., Trektere, K., McCaffery, F., Linssen, O., Hanser, E., &amp; Prause, C. R. (2017). Hybrid software and system development in practice: waterfall, scrum, and beyond. </w:t>
+            </w:rPr>
+            <w:t xml:space="preserve">Kuhrmann, M., Diebold, P., Münch, J., Tell, P., </w:t>
+          </w:r>
+          <w:proofErr w:type="spellStart"/>
+          <w:r>
+            <w:rPr>
+              <w:rFonts w:eastAsia="Times New Roman" w:cs="Arial"/>
+              <w:color w:val="000000"/>
+            </w:rPr>
+            <w:t>Garousi</w:t>
+          </w:r>
+          <w:proofErr w:type="spellEnd"/>
+          <w:r>
+            <w:rPr>
+              <w:rFonts w:eastAsia="Times New Roman" w:cs="Arial"/>
+              <w:color w:val="000000"/>
+            </w:rPr>
+            <w:t xml:space="preserve">, V., Felderer, M., </w:t>
+          </w:r>
+          <w:proofErr w:type="spellStart"/>
+          <w:r>
+            <w:rPr>
+              <w:rFonts w:eastAsia="Times New Roman" w:cs="Arial"/>
+              <w:color w:val="000000"/>
+            </w:rPr>
+            <w:t>Trektere</w:t>
+          </w:r>
+          <w:proofErr w:type="spellEnd"/>
+          <w:r>
+            <w:rPr>
+              <w:rFonts w:eastAsia="Times New Roman" w:cs="Arial"/>
+              <w:color w:val="000000"/>
+            </w:rPr>
+            <w:t xml:space="preserve">, K., McCaffery, F., Linssen, O., Hanser, E., &amp; Prause, C. R. (2017). Hybrid </w:t>
+          </w:r>
+          <w:proofErr w:type="spellStart"/>
+          <w:r>
+            <w:rPr>
+              <w:rFonts w:eastAsia="Times New Roman" w:cs="Arial"/>
+              <w:color w:val="000000"/>
+            </w:rPr>
+            <w:t>software</w:t>
+          </w:r>
+          <w:proofErr w:type="spellEnd"/>
+          <w:r>
+            <w:rPr>
+              <w:rFonts w:eastAsia="Times New Roman" w:cs="Arial"/>
+              <w:color w:val="000000"/>
+            </w:rPr>
+            <w:t xml:space="preserve"> and </w:t>
+          </w:r>
+          <w:proofErr w:type="spellStart"/>
+          <w:r>
+            <w:rPr>
+              <w:rFonts w:eastAsia="Times New Roman" w:cs="Arial"/>
+              <w:color w:val="000000"/>
+            </w:rPr>
+            <w:t>system</w:t>
+          </w:r>
+          <w:proofErr w:type="spellEnd"/>
+          <w:r>
+            <w:rPr>
+              <w:rFonts w:eastAsia="Times New Roman" w:cs="Arial"/>
+              <w:color w:val="000000"/>
+            </w:rPr>
+            <w:t xml:space="preserve"> </w:t>
+          </w:r>
+          <w:proofErr w:type="spellStart"/>
+          <w:r>
+            <w:rPr>
+              <w:rFonts w:eastAsia="Times New Roman" w:cs="Arial"/>
+              <w:color w:val="000000"/>
+            </w:rPr>
+            <w:t>development</w:t>
+          </w:r>
+          <w:proofErr w:type="spellEnd"/>
+          <w:r>
+            <w:rPr>
+              <w:rFonts w:eastAsia="Times New Roman" w:cs="Arial"/>
+              <w:color w:val="000000"/>
+            </w:rPr>
+            <w:t xml:space="preserve"> in </w:t>
+          </w:r>
+          <w:proofErr w:type="spellStart"/>
+          <w:r>
+            <w:rPr>
+              <w:rFonts w:eastAsia="Times New Roman" w:cs="Arial"/>
+              <w:color w:val="000000"/>
+            </w:rPr>
+            <w:t>practice</w:t>
+          </w:r>
+          <w:proofErr w:type="spellEnd"/>
+          <w:r>
+            <w:rPr>
+              <w:rFonts w:eastAsia="Times New Roman" w:cs="Arial"/>
+              <w:color w:val="000000"/>
+            </w:rPr>
+            <w:t xml:space="preserve">: </w:t>
+          </w:r>
+          <w:proofErr w:type="spellStart"/>
+          <w:r>
+            <w:rPr>
+              <w:rFonts w:eastAsia="Times New Roman" w:cs="Arial"/>
+              <w:color w:val="000000"/>
+            </w:rPr>
+            <w:t>waterfall</w:t>
+          </w:r>
+          <w:proofErr w:type="spellEnd"/>
+          <w:r>
+            <w:rPr>
+              <w:rFonts w:eastAsia="Times New Roman" w:cs="Arial"/>
+              <w:color w:val="000000"/>
+            </w:rPr>
+            <w:t xml:space="preserve">, </w:t>
+          </w:r>
+          <w:proofErr w:type="spellStart"/>
+          <w:r>
+            <w:rPr>
+              <w:rFonts w:eastAsia="Times New Roman" w:cs="Arial"/>
+              <w:color w:val="000000"/>
+            </w:rPr>
+            <w:t>scrum</w:t>
+          </w:r>
+          <w:proofErr w:type="spellEnd"/>
+          <w:r>
+            <w:rPr>
+              <w:rFonts w:eastAsia="Times New Roman" w:cs="Arial"/>
+              <w:color w:val="000000"/>
+            </w:rPr>
+            <w:t xml:space="preserve">, and </w:t>
+          </w:r>
+          <w:proofErr w:type="spellStart"/>
+          <w:r>
+            <w:rPr>
+              <w:rFonts w:eastAsia="Times New Roman" w:cs="Arial"/>
+              <w:color w:val="000000"/>
+            </w:rPr>
+            <w:t>beyond</w:t>
+          </w:r>
+          <w:proofErr w:type="spellEnd"/>
+          <w:r>
+            <w:rPr>
+              <w:rFonts w:eastAsia="Times New Roman" w:cs="Arial"/>
+              <w:color w:val="000000"/>
+            </w:rPr>
+            <w:t xml:space="preserve">. </w:t>
           </w:r>
           <w:r>
             <w:rPr>
@@ -6544,25 +7032,33 @@
               <w:i/>
               <w:iCs/>
               <w:color w:val="000000"/>
-              <w:lang w:val="en-GB"/>
-            </w:rPr>
-            <w:t>Proceedings of the 2017 International Conference on Software and System Process</w:t>
-          </w:r>
-          <w:r>
-            <w:rPr>
-              <w:rFonts w:eastAsia="Times New Roman" w:cs="Arial"/>
-              <w:color w:val="000000"/>
-              <w:lang w:val="en-GB"/>
-            </w:rPr>
-            <w:t xml:space="preserve">, </w:t>
-          </w:r>
+            </w:rPr>
+            <w:t xml:space="preserve">Proceedings of the 2017 International Conference on Software and System </w:t>
+          </w:r>
+          <w:proofErr w:type="spellStart"/>
           <w:r>
             <w:rPr>
               <w:rFonts w:eastAsia="Times New Roman" w:cs="Arial"/>
               <w:i/>
               <w:iCs/>
               <w:color w:val="000000"/>
-              <w:lang w:val="en-GB"/>
+            </w:rPr>
+            <w:t>Process</w:t>
+          </w:r>
+          <w:proofErr w:type="spellEnd"/>
+          <w:r>
+            <w:rPr>
+              <w:rFonts w:eastAsia="Times New Roman" w:cs="Arial"/>
+              <w:color w:val="000000"/>
+            </w:rPr>
+            <w:t xml:space="preserve">, </w:t>
+          </w:r>
+          <w:r>
+            <w:rPr>
+              <w:rFonts w:eastAsia="Times New Roman" w:cs="Arial"/>
+              <w:i/>
+              <w:iCs/>
+              <w:color w:val="000000"/>
             </w:rPr>
             <w:t>10</w:t>
           </w:r>
@@ -6570,7 +7066,6 @@
             <w:rPr>
               <w:rFonts w:eastAsia="Times New Roman" w:cs="Arial"/>
               <w:color w:val="000000"/>
-              <w:lang w:val="en-GB"/>
             </w:rPr>
             <w:t>, 30–39. https://doi.org/10.1145/3084100.3084104</w:t>
           </w:r>
@@ -6580,11 +7075,10 @@
             <w:autoSpaceDE w:val="0"/>
             <w:autoSpaceDN w:val="0"/>
             <w:ind w:hanging="480"/>
-            <w:divId w:val="171726552"/>
-            <w:rPr>
-              <w:rFonts w:eastAsia="Times New Roman" w:cs="Arial"/>
-              <w:color w:val="000000"/>
-              <w:lang w:val="en-GB"/>
+            <w:divId w:val="1774592256"/>
+            <w:rPr>
+              <w:rFonts w:eastAsia="Times New Roman" w:cs="Arial"/>
+              <w:color w:val="000000"/>
             </w:rPr>
           </w:pPr>
           <w:r>
@@ -6592,41 +7086,137 @@
               <w:rFonts w:eastAsia="Times New Roman" w:cs="Arial"/>
               <w:color w:val="000000"/>
             </w:rPr>
-            <w:t xml:space="preserve">Lucassen, G., Dalpiaz, F., van der Werf, J. M. E. M., &amp; Brinkkemper, S. (2016). </w:t>
-          </w:r>
-          <w:r>
-            <w:rPr>
-              <w:rFonts w:eastAsia="Times New Roman" w:cs="Arial"/>
-              <w:color w:val="000000"/>
-              <w:lang w:val="en-GB"/>
-            </w:rPr>
-            <w:t xml:space="preserve">Improving agile requirements: the Quality User Story framework and tool. </w:t>
-          </w:r>
+            <w:t xml:space="preserve">Lucassen, G., Dalpiaz, F., van der </w:t>
+          </w:r>
+          <w:proofErr w:type="spellStart"/>
+          <w:r>
+            <w:rPr>
+              <w:rFonts w:eastAsia="Times New Roman" w:cs="Arial"/>
+              <w:color w:val="000000"/>
+            </w:rPr>
+            <w:t>Werf</w:t>
+          </w:r>
+          <w:proofErr w:type="spellEnd"/>
+          <w:r>
+            <w:rPr>
+              <w:rFonts w:eastAsia="Times New Roman" w:cs="Arial"/>
+              <w:color w:val="000000"/>
+            </w:rPr>
+            <w:t xml:space="preserve">, J. M. E. M., &amp; </w:t>
+          </w:r>
+          <w:proofErr w:type="spellStart"/>
+          <w:r>
+            <w:rPr>
+              <w:rFonts w:eastAsia="Times New Roman" w:cs="Arial"/>
+              <w:color w:val="000000"/>
+            </w:rPr>
+            <w:t>Brinkkemper</w:t>
+          </w:r>
+          <w:proofErr w:type="spellEnd"/>
+          <w:r>
+            <w:rPr>
+              <w:rFonts w:eastAsia="Times New Roman" w:cs="Arial"/>
+              <w:color w:val="000000"/>
+            </w:rPr>
+            <w:t xml:space="preserve">, S. (2016). </w:t>
+          </w:r>
+          <w:proofErr w:type="spellStart"/>
+          <w:r>
+            <w:rPr>
+              <w:rFonts w:eastAsia="Times New Roman" w:cs="Arial"/>
+              <w:color w:val="000000"/>
+            </w:rPr>
+            <w:t>Improving</w:t>
+          </w:r>
+          <w:proofErr w:type="spellEnd"/>
+          <w:r>
+            <w:rPr>
+              <w:rFonts w:eastAsia="Times New Roman" w:cs="Arial"/>
+              <w:color w:val="000000"/>
+            </w:rPr>
+            <w:t xml:space="preserve"> agile </w:t>
+          </w:r>
+          <w:proofErr w:type="spellStart"/>
+          <w:r>
+            <w:rPr>
+              <w:rFonts w:eastAsia="Times New Roman" w:cs="Arial"/>
+              <w:color w:val="000000"/>
+            </w:rPr>
+            <w:t>requirements</w:t>
+          </w:r>
+          <w:proofErr w:type="spellEnd"/>
+          <w:r>
+            <w:rPr>
+              <w:rFonts w:eastAsia="Times New Roman" w:cs="Arial"/>
+              <w:color w:val="000000"/>
+            </w:rPr>
+            <w:t xml:space="preserve">: the Quality User Story </w:t>
+          </w:r>
+          <w:proofErr w:type="spellStart"/>
+          <w:r>
+            <w:rPr>
+              <w:rFonts w:eastAsia="Times New Roman" w:cs="Arial"/>
+              <w:color w:val="000000"/>
+            </w:rPr>
+            <w:t>framework</w:t>
+          </w:r>
+          <w:proofErr w:type="spellEnd"/>
+          <w:r>
+            <w:rPr>
+              <w:rFonts w:eastAsia="Times New Roman" w:cs="Arial"/>
+              <w:color w:val="000000"/>
+            </w:rPr>
+            <w:t xml:space="preserve"> and </w:t>
+          </w:r>
+          <w:proofErr w:type="spellStart"/>
+          <w:r>
+            <w:rPr>
+              <w:rFonts w:eastAsia="Times New Roman" w:cs="Arial"/>
+              <w:color w:val="000000"/>
+            </w:rPr>
+            <w:t>tool</w:t>
+          </w:r>
+          <w:proofErr w:type="spellEnd"/>
+          <w:r>
+            <w:rPr>
+              <w:rFonts w:eastAsia="Times New Roman" w:cs="Arial"/>
+              <w:color w:val="000000"/>
+            </w:rPr>
+            <w:t xml:space="preserve">. </w:t>
+          </w:r>
+          <w:proofErr w:type="spellStart"/>
           <w:r>
             <w:rPr>
               <w:rFonts w:eastAsia="Times New Roman" w:cs="Arial"/>
               <w:i/>
               <w:iCs/>
               <w:color w:val="000000"/>
-              <w:lang w:val="en-GB"/>
-            </w:rPr>
-            <w:t>Requirements Engineering</w:t>
-          </w:r>
-          <w:r>
-            <w:rPr>
-              <w:rFonts w:eastAsia="Times New Roman" w:cs="Arial"/>
-              <w:color w:val="000000"/>
-              <w:lang w:val="en-GB"/>
-            </w:rPr>
-            <w:t xml:space="preserve">, </w:t>
-          </w:r>
+            </w:rPr>
+            <w:t>Requirements</w:t>
+          </w:r>
+          <w:proofErr w:type="spellEnd"/>
           <w:r>
             <w:rPr>
               <w:rFonts w:eastAsia="Times New Roman" w:cs="Arial"/>
               <w:i/>
               <w:iCs/>
               <w:color w:val="000000"/>
-              <w:lang w:val="en-GB"/>
+            </w:rPr>
+            <w:t xml:space="preserve"> Engineering</w:t>
+          </w:r>
+          <w:r>
+            <w:rPr>
+              <w:rFonts w:eastAsia="Times New Roman" w:cs="Arial"/>
+              <w:color w:val="000000"/>
+            </w:rPr>
+            <w:t xml:space="preserve">, </w:t>
+          </w:r>
+          <w:r>
+            <w:rPr>
+              <w:rFonts w:eastAsia="Times New Roman" w:cs="Arial"/>
+              <w:i/>
+              <w:iCs/>
+              <w:color w:val="000000"/>
             </w:rPr>
             <w:t>21</w:t>
           </w:r>
@@ -6634,7 +7224,6 @@
             <w:rPr>
               <w:rFonts w:eastAsia="Times New Roman" w:cs="Arial"/>
               <w:color w:val="000000"/>
-              <w:lang w:val="en-GB"/>
             </w:rPr>
             <w:t>(3), 383–403. https://doi.org/10.1007/s00766-016-0250-x</w:t>
           </w:r>
@@ -6644,20 +7233,114 @@
             <w:autoSpaceDE w:val="0"/>
             <w:autoSpaceDN w:val="0"/>
             <w:ind w:hanging="480"/>
-            <w:divId w:val="1321932202"/>
-            <w:rPr>
-              <w:rFonts w:eastAsia="Times New Roman" w:cs="Arial"/>
-              <w:color w:val="000000"/>
-              <w:lang w:val="en-GB"/>
+            <w:divId w:val="453134308"/>
+            <w:rPr>
+              <w:rFonts w:eastAsia="Times New Roman" w:cs="Arial"/>
+              <w:color w:val="000000"/>
             </w:rPr>
           </w:pPr>
           <w:r>
             <w:rPr>
               <w:rFonts w:eastAsia="Times New Roman" w:cs="Arial"/>
               <w:color w:val="000000"/>
-              <w:lang w:val="en-GB"/>
-            </w:rPr>
-            <w:t xml:space="preserve">Mishra, A., &amp; Alzoubi, Y. I. (2023). Structured software development versus agile software development: a comparative analysis. </w:t>
+            </w:rPr>
+            <w:t xml:space="preserve">Mishra, A., &amp; Alzoubi, Y. I. (2023). Structured </w:t>
+          </w:r>
+          <w:proofErr w:type="spellStart"/>
+          <w:r>
+            <w:rPr>
+              <w:rFonts w:eastAsia="Times New Roman" w:cs="Arial"/>
+              <w:color w:val="000000"/>
+            </w:rPr>
+            <w:t>software</w:t>
+          </w:r>
+          <w:proofErr w:type="spellEnd"/>
+          <w:r>
+            <w:rPr>
+              <w:rFonts w:eastAsia="Times New Roman" w:cs="Arial"/>
+              <w:color w:val="000000"/>
+            </w:rPr>
+            <w:t xml:space="preserve"> </w:t>
+          </w:r>
+          <w:proofErr w:type="spellStart"/>
+          <w:r>
+            <w:rPr>
+              <w:rFonts w:eastAsia="Times New Roman" w:cs="Arial"/>
+              <w:color w:val="000000"/>
+            </w:rPr>
+            <w:t>development</w:t>
+          </w:r>
+          <w:proofErr w:type="spellEnd"/>
+          <w:r>
+            <w:rPr>
+              <w:rFonts w:eastAsia="Times New Roman" w:cs="Arial"/>
+              <w:color w:val="000000"/>
+            </w:rPr>
+            <w:t xml:space="preserve"> versus agile </w:t>
+          </w:r>
+          <w:proofErr w:type="spellStart"/>
+          <w:r>
+            <w:rPr>
+              <w:rFonts w:eastAsia="Times New Roman" w:cs="Arial"/>
+              <w:color w:val="000000"/>
+            </w:rPr>
+            <w:t>software</w:t>
+          </w:r>
+          <w:proofErr w:type="spellEnd"/>
+          <w:r>
+            <w:rPr>
+              <w:rFonts w:eastAsia="Times New Roman" w:cs="Arial"/>
+              <w:color w:val="000000"/>
+            </w:rPr>
+            <w:t xml:space="preserve"> </w:t>
+          </w:r>
+          <w:proofErr w:type="spellStart"/>
+          <w:r>
+            <w:rPr>
+              <w:rFonts w:eastAsia="Times New Roman" w:cs="Arial"/>
+              <w:color w:val="000000"/>
+            </w:rPr>
+            <w:t>development</w:t>
+          </w:r>
+          <w:proofErr w:type="spellEnd"/>
+          <w:r>
+            <w:rPr>
+              <w:rFonts w:eastAsia="Times New Roman" w:cs="Arial"/>
+              <w:color w:val="000000"/>
+            </w:rPr>
+            <w:t xml:space="preserve">: a </w:t>
+          </w:r>
+          <w:proofErr w:type="spellStart"/>
+          <w:r>
+            <w:rPr>
+              <w:rFonts w:eastAsia="Times New Roman" w:cs="Arial"/>
+              <w:color w:val="000000"/>
+            </w:rPr>
+            <w:t>comparative</w:t>
+          </w:r>
+          <w:proofErr w:type="spellEnd"/>
+          <w:r>
+            <w:rPr>
+              <w:rFonts w:eastAsia="Times New Roman" w:cs="Arial"/>
+              <w:color w:val="000000"/>
+            </w:rPr>
+            <w:t xml:space="preserve"> </w:t>
+          </w:r>
+          <w:proofErr w:type="spellStart"/>
+          <w:r>
+            <w:rPr>
+              <w:rFonts w:eastAsia="Times New Roman" w:cs="Arial"/>
+              <w:color w:val="000000"/>
+            </w:rPr>
+            <w:t>analysis</w:t>
+          </w:r>
+          <w:proofErr w:type="spellEnd"/>
+          <w:r>
+            <w:rPr>
+              <w:rFonts w:eastAsia="Times New Roman" w:cs="Arial"/>
+              <w:color w:val="000000"/>
+            </w:rPr>
+            <w:t xml:space="preserve">. </w:t>
           </w:r>
           <w:r>
             <w:rPr>
@@ -6665,7 +7348,6 @@
               <w:i/>
               <w:iCs/>
               <w:color w:val="000000"/>
-              <w:lang w:val="en-GB"/>
             </w:rPr>
             <w:t>International Journal of System Assurance Engineering and Management</w:t>
           </w:r>
@@ -6673,7 +7355,6 @@
             <w:rPr>
               <w:rFonts w:eastAsia="Times New Roman" w:cs="Arial"/>
               <w:color w:val="000000"/>
-              <w:lang w:val="en-GB"/>
             </w:rPr>
             <w:t xml:space="preserve">, </w:t>
           </w:r>
@@ -6683,7 +7364,6 @@
               <w:i/>
               <w:iCs/>
               <w:color w:val="000000"/>
-              <w:lang w:val="en-GB"/>
             </w:rPr>
             <w:t>14</w:t>
           </w:r>
@@ -6691,7 +7371,6 @@
             <w:rPr>
               <w:rFonts w:eastAsia="Times New Roman" w:cs="Arial"/>
               <w:color w:val="000000"/>
-              <w:lang w:val="en-GB"/>
             </w:rPr>
             <w:t>(4), 1504–1522. https://doi.org/10.1007/s13198-023-01958-5</w:t>
           </w:r>
@@ -6701,11 +7380,10 @@
             <w:autoSpaceDE w:val="0"/>
             <w:autoSpaceDN w:val="0"/>
             <w:ind w:hanging="480"/>
-            <w:divId w:val="1959028175"/>
-            <w:rPr>
-              <w:rFonts w:eastAsia="Times New Roman" w:cs="Arial"/>
-              <w:color w:val="000000"/>
-              <w:lang w:val="en-GB"/>
+            <w:divId w:val="1761172094"/>
+            <w:rPr>
+              <w:rFonts w:eastAsia="Times New Roman" w:cs="Arial"/>
+              <w:color w:val="000000"/>
             </w:rPr>
           </w:pPr>
           <w:r>
@@ -6713,31 +7391,71 @@
               <w:rFonts w:eastAsia="Times New Roman" w:cs="Arial"/>
               <w:color w:val="000000"/>
             </w:rPr>
-            <w:t xml:space="preserve">Mumtaz, M., Ahmad, N., Usman Ashraf, M., Alghamdi, A. M., Bahaddad, A. A., &amp; Almarhabi, K. A. (2022). </w:t>
-          </w:r>
-          <w:r>
-            <w:rPr>
-              <w:rFonts w:eastAsia="Times New Roman" w:cs="Arial"/>
-              <w:color w:val="000000"/>
-              <w:lang w:val="en-GB"/>
-            </w:rPr>
-            <w:t xml:space="preserve">Iteration Causes, Impact, and Timing in Software Development Lifecycle: An SLR. </w:t>
-          </w:r>
+            <w:t xml:space="preserve">Mumtaz, M., Ahmad, N., Usman Ashraf, M., Alghamdi, A. M., </w:t>
+          </w:r>
+          <w:proofErr w:type="spellStart"/>
+          <w:r>
+            <w:rPr>
+              <w:rFonts w:eastAsia="Times New Roman" w:cs="Arial"/>
+              <w:color w:val="000000"/>
+            </w:rPr>
+            <w:t>Bahaddad</w:t>
+          </w:r>
+          <w:proofErr w:type="spellEnd"/>
+          <w:r>
+            <w:rPr>
+              <w:rFonts w:eastAsia="Times New Roman" w:cs="Arial"/>
+              <w:color w:val="000000"/>
+            </w:rPr>
+            <w:t xml:space="preserve">, A. A., &amp; </w:t>
+          </w:r>
+          <w:proofErr w:type="spellStart"/>
+          <w:r>
+            <w:rPr>
+              <w:rFonts w:eastAsia="Times New Roman" w:cs="Arial"/>
+              <w:color w:val="000000"/>
+            </w:rPr>
+            <w:t>Almarhabi</w:t>
+          </w:r>
+          <w:proofErr w:type="spellEnd"/>
+          <w:r>
+            <w:rPr>
+              <w:rFonts w:eastAsia="Times New Roman" w:cs="Arial"/>
+              <w:color w:val="000000"/>
+            </w:rPr>
+            <w:t xml:space="preserve">, K. A. (2022). Iteration </w:t>
+          </w:r>
+          <w:proofErr w:type="spellStart"/>
+          <w:r>
+            <w:rPr>
+              <w:rFonts w:eastAsia="Times New Roman" w:cs="Arial"/>
+              <w:color w:val="000000"/>
+            </w:rPr>
+            <w:t>Causes</w:t>
+          </w:r>
+          <w:proofErr w:type="spellEnd"/>
+          <w:r>
+            <w:rPr>
+              <w:rFonts w:eastAsia="Times New Roman" w:cs="Arial"/>
+              <w:color w:val="000000"/>
+            </w:rPr>
+            <w:t xml:space="preserve">, Impact, and Timing in Software Development Lifecycle: An SLR. </w:t>
+          </w:r>
+          <w:proofErr w:type="gramStart"/>
           <w:r>
             <w:rPr>
               <w:rFonts w:eastAsia="Times New Roman" w:cs="Arial"/>
               <w:i/>
               <w:iCs/>
               <w:color w:val="000000"/>
-              <w:lang w:val="en-GB"/>
             </w:rPr>
             <w:t>IEEE Access</w:t>
           </w:r>
-          <w:r>
-            <w:rPr>
-              <w:rFonts w:eastAsia="Times New Roman" w:cs="Arial"/>
-              <w:color w:val="000000"/>
-              <w:lang w:val="en-GB"/>
+          <w:proofErr w:type="gramEnd"/>
+          <w:r>
+            <w:rPr>
+              <w:rFonts w:eastAsia="Times New Roman" w:cs="Arial"/>
+              <w:color w:val="000000"/>
             </w:rPr>
             <w:t xml:space="preserve">, </w:t>
           </w:r>
@@ -6747,7 +7465,6 @@
               <w:i/>
               <w:iCs/>
               <w:color w:val="000000"/>
-              <w:lang w:val="en-GB"/>
             </w:rPr>
             <w:t>10</w:t>
           </w:r>
@@ -6755,7 +7472,6 @@
             <w:rPr>
               <w:rFonts w:eastAsia="Times New Roman" w:cs="Arial"/>
               <w:color w:val="000000"/>
-              <w:lang w:val="en-GB"/>
             </w:rPr>
             <w:t>, 65355–65375. https://doi.org/10.1109/ACCESS.2022.3182703</w:t>
           </w:r>
@@ -6765,20 +7481,59 @@
             <w:autoSpaceDE w:val="0"/>
             <w:autoSpaceDN w:val="0"/>
             <w:ind w:hanging="480"/>
-            <w:divId w:val="363940625"/>
-            <w:rPr>
-              <w:rFonts w:eastAsia="Times New Roman" w:cs="Arial"/>
-              <w:color w:val="000000"/>
-              <w:lang w:val="en-GB"/>
+            <w:divId w:val="1621690719"/>
+            <w:rPr>
+              <w:rFonts w:eastAsia="Times New Roman" w:cs="Arial"/>
+              <w:color w:val="000000"/>
             </w:rPr>
           </w:pPr>
-          <w:r>
-            <w:rPr>
-              <w:rFonts w:eastAsia="Times New Roman" w:cs="Arial"/>
-              <w:color w:val="000000"/>
-              <w:lang w:val="en-GB"/>
-            </w:rPr>
-            <w:t xml:space="preserve">Nuseibeh, B., &amp; Easterbrook, S. (2000). Requirements engineering. </w:t>
+          <w:proofErr w:type="spellStart"/>
+          <w:r>
+            <w:rPr>
+              <w:rFonts w:eastAsia="Times New Roman" w:cs="Arial"/>
+              <w:color w:val="000000"/>
+            </w:rPr>
+            <w:t>Nuseibeh</w:t>
+          </w:r>
+          <w:proofErr w:type="spellEnd"/>
+          <w:r>
+            <w:rPr>
+              <w:rFonts w:eastAsia="Times New Roman" w:cs="Arial"/>
+              <w:color w:val="000000"/>
+            </w:rPr>
+            <w:t xml:space="preserve">, B., &amp; Easterbrook, S. (2000). </w:t>
+          </w:r>
+          <w:proofErr w:type="spellStart"/>
+          <w:r>
+            <w:rPr>
+              <w:rFonts w:eastAsia="Times New Roman" w:cs="Arial"/>
+              <w:color w:val="000000"/>
+            </w:rPr>
+            <w:t>Requirements</w:t>
+          </w:r>
+          <w:proofErr w:type="spellEnd"/>
+          <w:r>
+            <w:rPr>
+              <w:rFonts w:eastAsia="Times New Roman" w:cs="Arial"/>
+              <w:color w:val="000000"/>
+            </w:rPr>
+            <w:t xml:space="preserve"> </w:t>
+          </w:r>
+          <w:proofErr w:type="spellStart"/>
+          <w:r>
+            <w:rPr>
+              <w:rFonts w:eastAsia="Times New Roman" w:cs="Arial"/>
+              <w:color w:val="000000"/>
+            </w:rPr>
+            <w:t>engineering</w:t>
+          </w:r>
+          <w:proofErr w:type="spellEnd"/>
+          <w:r>
+            <w:rPr>
+              <w:rFonts w:eastAsia="Times New Roman" w:cs="Arial"/>
+              <w:color w:val="000000"/>
+            </w:rPr>
+            <w:t xml:space="preserve">. </w:t>
           </w:r>
           <w:r>
             <w:rPr>
@@ -6786,7 +7541,6 @@
               <w:i/>
               <w:iCs/>
               <w:color w:val="000000"/>
-              <w:lang w:val="en-GB"/>
             </w:rPr>
             <w:t>Proceedings of the Conference on The Future of Software Engineering</w:t>
           </w:r>
@@ -6794,7 +7548,6 @@
             <w:rPr>
               <w:rFonts w:eastAsia="Times New Roman" w:cs="Arial"/>
               <w:color w:val="000000"/>
-              <w:lang w:val="en-GB"/>
             </w:rPr>
             <w:t>, 35–46. https://doi.org/10.1145/336512.336523</w:t>
           </w:r>
@@ -6804,7 +7557,7 @@
             <w:autoSpaceDE w:val="0"/>
             <w:autoSpaceDN w:val="0"/>
             <w:ind w:hanging="480"/>
-            <w:divId w:val="1934783658"/>
+            <w:divId w:val="43797364"/>
             <w:rPr>
               <w:rFonts w:eastAsia="Times New Roman" w:cs="Arial"/>
               <w:color w:val="000000"/>
@@ -6854,46 +7607,6 @@
     </w:sectPr>
   </w:body>
 </w:document>
-</file>
-
-<file path=word/comments.xml><?xml version="1.0" encoding="utf-8"?>
-<w:comments xmlns:wpc="http://schemas.microsoft.com/office/word/2010/wordprocessingCanvas" xmlns:cx="http://schemas.microsoft.com/office/drawing/2014/chartex" xmlns:cx1="http://schemas.microsoft.com/office/drawing/2015/9/8/chartex" xmlns:cx2="http://schemas.microsoft.com/office/drawing/2015/10/21/chartex" xmlns:cx3="http://schemas.microsoft.com/office/drawing/2016/5/9/chartex" xmlns:cx4="http://schemas.microsoft.com/office/drawing/2016/5/10/chartex" xmlns:cx5="http://schemas.microsoft.com/office/drawing/2016/5/11/chartex" xmlns:cx6="http://schemas.microsoft.com/office/drawing/2016/5/12/chartex" xmlns:cx7="http://schemas.microsoft.com/office/drawing/2016/5/13/chartex" xmlns:cx8="http://schemas.microsoft.com/office/drawing/2016/5/14/chartex" xmlns:mc="http://schemas.openxmlformats.org/markup-compatibility/2006" xmlns:aink="http://schemas.microsoft.com/office/drawing/2016/ink" xmlns:am3d="http://schemas.microsoft.com/office/drawing/2017/model3d" xmlns:o="urn:schemas-microsoft-com:office:office" xmlns:oel="http://schemas.microsoft.com/office/2019/extlst" xmlns:r="http://schemas.openxmlformats.org/officeDocument/2006/relationships" xmlns:m="http://schemas.openxmlformats.org/officeDocument/2006/math" xmlns:v="urn:schemas-microsoft-com:vml" xmlns:wp14="http://schemas.microsoft.com/office/word/2010/wordprocessingDrawing" xmlns:wp="http://schemas.openxmlformats.org/drawingml/2006/wordprocessingDrawing" xmlns:w10="urn:schemas-microsoft-com:office:word" xmlns:w="http://schemas.openxmlformats.org/wordprocessingml/2006/main" xmlns:w14="http://schemas.microsoft.com/office/word/2010/wordml" xmlns:w15="http://schemas.microsoft.com/office/word/2012/wordml" xmlns:w16cex="http://schemas.microsoft.com/office/word/2018/wordml/cex" xmlns:w16cid="http://schemas.microsoft.com/office/word/2016/wordml/cid" xmlns:w16="http://schemas.microsoft.com/office/word/2018/wordml" xmlns:w16du="http://schemas.microsoft.com/office/word/2023/wordml/word16du" xmlns:w16sdtdh="http://schemas.microsoft.com/office/word/2020/wordml/sdtdatahash" xmlns:w16sdtfl="http://schemas.microsoft.com/office/word/2024/wordml/sdtformatlock" xmlns:w16se="http://schemas.microsoft.com/office/word/2015/wordml/symex" xmlns:wpg="http://schemas.microsoft.com/office/word/2010/wordprocessingGroup" xmlns:wpi="http://schemas.microsoft.com/office/word/2010/wordprocessingInk" xmlns:wne="http://schemas.microsoft.com/office/word/2006/wordml" xmlns:wps="http://schemas.microsoft.com/office/word/2010/wordprocessingShape" mc:Ignorable="w14 w15 w16se w16cid w16 w16cex w16sdtdh w16sdtfl w16du wp14">
-  <w:comment w:id="9" w:author="Jessica Krautheuser" w:date="2026-10-23T13:27:00Z" w:initials="JK">
-    <w:p>
-      <w:pPr>
-        <w:pStyle w:val="Kommentartext"/>
-        <w:jc w:val="left"/>
-      </w:pPr>
-      <w:r>
-        <w:rPr>
-          <w:rStyle w:val="Kommentarzeichen"/>
-        </w:rPr>
-        <w:annotationRef/>
-      </w:r>
-      <w:r>
-        <w:t>Kurze Einleitung ergänzen</w:t>
-      </w:r>
-    </w:p>
-  </w:comment>
-</w:comments>
-</file>
-
-<file path=word/commentsExtended.xml><?xml version="1.0" encoding="utf-8"?>
-<w15:commentsEx xmlns:wpc="http://schemas.microsoft.com/office/word/2010/wordprocessingCanvas" xmlns:cx="http://schemas.microsoft.com/office/drawing/2014/chartex" xmlns:cx1="http://schemas.microsoft.com/office/drawing/2015/9/8/chartex" xmlns:cx2="http://schemas.microsoft.com/office/drawing/2015/10/21/chartex" xmlns:cx3="http://schemas.microsoft.com/office/drawing/2016/5/9/chartex" xmlns:cx4="http://schemas.microsoft.com/office/drawing/2016/5/10/chartex" xmlns:cx5="http://schemas.microsoft.com/office/drawing/2016/5/11/chartex" xmlns:cx6="http://schemas.microsoft.com/office/drawing/2016/5/12/chartex" xmlns:cx7="http://schemas.microsoft.com/office/drawing/2016/5/13/chartex" xmlns:cx8="http://schemas.microsoft.com/office/drawing/2016/5/14/chartex" xmlns:mc="http://schemas.openxmlformats.org/markup-compatibility/2006" xmlns:aink="http://schemas.microsoft.com/office/drawing/2016/ink" xmlns:am3d="http://schemas.microsoft.com/office/drawing/2017/model3d" xmlns:o="urn:schemas-microsoft-com:office:office" xmlns:oel="http://schemas.microsoft.com/office/2019/extlst" xmlns:r="http://schemas.openxmlformats.org/officeDocument/2006/relationships" xmlns:m="http://schemas.openxmlformats.org/officeDocument/2006/math" xmlns:v="urn:schemas-microsoft-com:vml" xmlns:wp14="http://schemas.microsoft.com/office/word/2010/wordprocessingDrawing" xmlns:wp="http://schemas.openxmlformats.org/drawingml/2006/wordprocessingDrawing" xmlns:w10="urn:schemas-microsoft-com:office:word" xmlns:w="http://schemas.openxmlformats.org/wordprocessingml/2006/main" xmlns:w14="http://schemas.microsoft.com/office/word/2010/wordml" xmlns:w15="http://schemas.microsoft.com/office/word/2012/wordml" xmlns:w16cex="http://schemas.microsoft.com/office/word/2018/wordml/cex" xmlns:w16cid="http://schemas.microsoft.com/office/word/2016/wordml/cid" xmlns:w16="http://schemas.microsoft.com/office/word/2018/wordml" xmlns:w16du="http://schemas.microsoft.com/office/word/2023/wordml/word16du" xmlns:w16sdtdh="http://schemas.microsoft.com/office/word/2020/wordml/sdtdatahash" xmlns:w16sdtfl="http://schemas.microsoft.com/office/word/2024/wordml/sdtformatlock" xmlns:w16se="http://schemas.microsoft.com/office/word/2015/wordml/symex" xmlns:wpg="http://schemas.microsoft.com/office/word/2010/wordprocessingGroup" xmlns:wpi="http://schemas.microsoft.com/office/word/2010/wordprocessingInk" xmlns:wne="http://schemas.microsoft.com/office/word/2006/wordml" xmlns:wps="http://schemas.microsoft.com/office/word/2010/wordprocessingShape" mc:Ignorable="w14 w15 w16se w16cid w16 w16cex w16sdtdh w16sdtfl w16du wp14">
-  <w15:commentEx w15:paraId="1623B35B" w15:done="0"/>
-</w15:commentsEx>
-</file>
-
-<file path=word/commentsExtensible.xml><?xml version="1.0" encoding="utf-8"?>
-<w16cex:commentsExtensible xmlns:wpc="http://schemas.microsoft.com/office/word/2010/wordprocessingCanvas" xmlns:cx="http://schemas.microsoft.com/office/drawing/2014/chartex" xmlns:cx1="http://schemas.microsoft.com/office/drawing/2015/9/8/chartex" xmlns:cx2="http://schemas.microsoft.com/office/drawing/2015/10/21/chartex" xmlns:cx3="http://schemas.microsoft.com/office/drawing/2016/5/9/chartex" xmlns:cx4="http://schemas.microsoft.com/office/drawing/2016/5/10/chartex" xmlns:cx5="http://schemas.microsoft.com/office/drawing/2016/5/11/chartex" xmlns:cx6="http://schemas.microsoft.com/office/drawing/2016/5/12/chartex" xmlns:cx7="http://schemas.microsoft.com/office/drawing/2016/5/13/chartex" xmlns:cx8="http://schemas.microsoft.com/office/drawing/2016/5/14/chartex" xmlns:cr="http://schemas.microsoft.com/office/comments/2020/reactions" xmlns:mc="http://schemas.openxmlformats.org/markup-compatibility/2006" xmlns:aink="http://schemas.microsoft.com/office/drawing/2016/ink" xmlns:am3d="http://schemas.microsoft.com/office/drawing/2017/model3d" xmlns:o="urn:schemas-microsoft-com:office:office" xmlns:oel="http://schemas.microsoft.com/office/2019/extlst" xmlns:r="http://schemas.openxmlformats.org/officeDocument/2006/relationships" xmlns:m="http://schemas.openxmlformats.org/officeDocument/2006/math" xmlns:v="urn:schemas-microsoft-com:vml" xmlns:wp14="http://schemas.microsoft.com/office/word/2010/wordprocessingDrawing" xmlns:wp="http://schemas.openxmlformats.org/drawingml/2006/wordprocessingDrawing" xmlns:w10="urn:schemas-microsoft-com:office:word" xmlns:w="http://schemas.openxmlformats.org/wordprocessingml/2006/main" xmlns:w14="http://schemas.microsoft.com/office/word/2010/wordml" xmlns:w15="http://schemas.microsoft.com/office/word/2012/wordml" xmlns:w16cex="http://schemas.microsoft.com/office/word/2018/wordml/cex" xmlns:w16cid="http://schemas.microsoft.com/office/word/2016/wordml/cid" xmlns:w16="http://schemas.microsoft.com/office/word/2018/wordml" xmlns:w16du="http://schemas.microsoft.com/office/word/2023/wordml/word16du" xmlns:w16sdtdh="http://schemas.microsoft.com/office/word/2020/wordml/sdtdatahash" xmlns:w16sdtfl="http://schemas.microsoft.com/office/word/2024/wordml/sdtformatlock" xmlns:w16se="http://schemas.microsoft.com/office/word/2015/wordml/symex" xmlns:wpg="http://schemas.microsoft.com/office/word/2010/wordprocessingGroup" xmlns:wpi="http://schemas.microsoft.com/office/word/2010/wordprocessingInk" xmlns:wne="http://schemas.microsoft.com/office/word/2006/wordml" xmlns:wps="http://schemas.microsoft.com/office/word/2010/wordprocessingShape" mc:Ignorable="w14 w15 w16se w16cid w16 w16cex w16sdtdh w16sdtfl cr w16du wp14">
-  <w16cex:commentExtensible w16cex:durableId="5DE83FED" w16cex:dateUtc="2026-10-23T11:27:00Z"/>
-</w16cex:commentsExtensible>
-</file>
-
-<file path=word/commentsIds.xml><?xml version="1.0" encoding="utf-8"?>
-<w16cid:commentsIds xmlns:wpc="http://schemas.microsoft.com/office/word/2010/wordprocessingCanvas" xmlns:cx="http://schemas.microsoft.com/office/drawing/2014/chartex" xmlns:cx1="http://schemas.microsoft.com/office/drawing/2015/9/8/chartex" xmlns:cx2="http://schemas.microsoft.com/office/drawing/2015/10/21/chartex" xmlns:cx3="http://schemas.microsoft.com/office/drawing/2016/5/9/chartex" xmlns:cx4="http://schemas.microsoft.com/office/drawing/2016/5/10/chartex" xmlns:cx5="http://schemas.microsoft.com/office/drawing/2016/5/11/chartex" xmlns:cx6="http://schemas.microsoft.com/office/drawing/2016/5/12/chartex" xmlns:cx7="http://schemas.microsoft.com/office/drawing/2016/5/13/chartex" xmlns:cx8="http://schemas.microsoft.com/office/drawing/2016/5/14/chartex" xmlns:mc="http://schemas.openxmlformats.org/markup-compatibility/2006" xmlns:aink="http://schemas.microsoft.com/office/drawing/2016/ink" xmlns:am3d="http://schemas.microsoft.com/office/drawing/2017/model3d" xmlns:o="urn:schemas-microsoft-com:office:office" xmlns:oel="http://schemas.microsoft.com/office/2019/extlst" xmlns:r="http://schemas.openxmlformats.org/officeDocument/2006/relationships" xmlns:m="http://schemas.openxmlformats.org/officeDocument/2006/math" xmlns:v="urn:schemas-microsoft-com:vml" xmlns:wp14="http://schemas.microsoft.com/office/word/2010/wordprocessingDrawing" xmlns:wp="http://schemas.openxmlformats.org/drawingml/2006/wordprocessingDrawing" xmlns:w10="urn:schemas-microsoft-com:office:word" xmlns:w="http://schemas.openxmlformats.org/wordprocessingml/2006/main" xmlns:w14="http://schemas.microsoft.com/office/word/2010/wordml" xmlns:w15="http://schemas.microsoft.com/office/word/2012/wordml" xmlns:w16cex="http://schemas.microsoft.com/office/word/2018/wordml/cex" xmlns:w16cid="http://schemas.microsoft.com/office/word/2016/wordml/cid" xmlns:w16="http://schemas.microsoft.com/office/word/2018/wordml" xmlns:w16du="http://schemas.microsoft.com/office/word/2023/wordml/word16du" xmlns:w16sdtdh="http://schemas.microsoft.com/office/word/2020/wordml/sdtdatahash" xmlns:w16sdtfl="http://schemas.microsoft.com/office/word/2024/wordml/sdtformatlock" xmlns:w16se="http://schemas.microsoft.com/office/word/2015/wordml/symex" xmlns:wpg="http://schemas.microsoft.com/office/word/2010/wordprocessingGroup" xmlns:wpi="http://schemas.microsoft.com/office/word/2010/wordprocessingInk" xmlns:wne="http://schemas.microsoft.com/office/word/2006/wordml" xmlns:wps="http://schemas.microsoft.com/office/word/2010/wordprocessingShape" mc:Ignorable="w14 w15 w16se w16cid w16 w16cex w16sdtdh w16sdtfl w16du wp14">
-  <w16cid:commentId w16cid:paraId="1623B35B" w16cid:durableId="5DE83FED"/>
-</w16cid:commentsIds>
 </file>
 
 <file path=word/endnotes.xml><?xml version="1.0" encoding="utf-8"?>
@@ -6948,7 +7661,6 @@
         <w:docPartUnique/>
       </w:docPartObj>
     </w:sdtPr>
-    <w:sdtEndPr/>
     <w:sdtContent>
       <w:p>
         <w:pPr>
@@ -7001,7 +7713,6 @@
         <w:docPartUnique/>
       </w:docPartObj>
     </w:sdtPr>
-    <w:sdtEndPr/>
     <w:sdtContent>
       <w:p>
         <w:pPr>
@@ -10047,14 +10758,6 @@
     <w:abstractNumId w:val="10"/>
   </w:num>
 </w:numbering>
-</file>
-
-<file path=word/people.xml><?xml version="1.0" encoding="utf-8"?>
-<w15:people xmlns:wpc="http://schemas.microsoft.com/office/word/2010/wordprocessingCanvas" xmlns:cx="http://schemas.microsoft.com/office/drawing/2014/chartex" xmlns:cx1="http://schemas.microsoft.com/office/drawing/2015/9/8/chartex" xmlns:cx2="http://schemas.microsoft.com/office/drawing/2015/10/21/chartex" xmlns:cx3="http://schemas.microsoft.com/office/drawing/2016/5/9/chartex" xmlns:cx4="http://schemas.microsoft.com/office/drawing/2016/5/10/chartex" xmlns:cx5="http://schemas.microsoft.com/office/drawing/2016/5/11/chartex" xmlns:cx6="http://schemas.microsoft.com/office/drawing/2016/5/12/chartex" xmlns:cx7="http://schemas.microsoft.com/office/drawing/2016/5/13/chartex" xmlns:cx8="http://schemas.microsoft.com/office/drawing/2016/5/14/chartex" xmlns:mc="http://schemas.openxmlformats.org/markup-compatibility/2006" xmlns:aink="http://schemas.microsoft.com/office/drawing/2016/ink" xmlns:am3d="http://schemas.microsoft.com/office/drawing/2017/model3d" xmlns:o="urn:schemas-microsoft-com:office:office" xmlns:oel="http://schemas.microsoft.com/office/2019/extlst" xmlns:r="http://schemas.openxmlformats.org/officeDocument/2006/relationships" xmlns:m="http://schemas.openxmlformats.org/officeDocument/2006/math" xmlns:v="urn:schemas-microsoft-com:vml" xmlns:wp14="http://schemas.microsoft.com/office/word/2010/wordprocessingDrawing" xmlns:wp="http://schemas.openxmlformats.org/drawingml/2006/wordprocessingDrawing" xmlns:w10="urn:schemas-microsoft-com:office:word" xmlns:w="http://schemas.openxmlformats.org/wordprocessingml/2006/main" xmlns:w14="http://schemas.microsoft.com/office/word/2010/wordml" xmlns:w15="http://schemas.microsoft.com/office/word/2012/wordml" xmlns:w16cex="http://schemas.microsoft.com/office/word/2018/wordml/cex" xmlns:w16cid="http://schemas.microsoft.com/office/word/2016/wordml/cid" xmlns:w16="http://schemas.microsoft.com/office/word/2018/wordml" xmlns:w16du="http://schemas.microsoft.com/office/word/2023/wordml/word16du" xmlns:w16sdtdh="http://schemas.microsoft.com/office/word/2020/wordml/sdtdatahash" xmlns:w16sdtfl="http://schemas.microsoft.com/office/word/2024/wordml/sdtformatlock" xmlns:w16se="http://schemas.microsoft.com/office/word/2015/wordml/symex" xmlns:wpg="http://schemas.microsoft.com/office/word/2010/wordprocessingGroup" xmlns:wpi="http://schemas.microsoft.com/office/word/2010/wordprocessingInk" xmlns:wne="http://schemas.microsoft.com/office/word/2006/wordml" xmlns:wps="http://schemas.microsoft.com/office/word/2010/wordprocessingShape" mc:Ignorable="w14 w15 w16se w16cid w16 w16cex w16sdtdh w16sdtfl w16du wp14">
-  <w15:person w15:author="Jessica Krautheuser">
-    <w15:presenceInfo w15:providerId="AD" w15:userId="S::jessica.krautheuser@iu-study.org::fe4d7fde-7d7a-43d2-a4ea-6eb678d92ce1"/>
-  </w15:person>
-</w15:people>
 </file>
 
 <file path=word/styles.xml><?xml version="1.0" encoding="utf-8"?>
@@ -11646,11 +12349,15 @@
     <w:rsidRoot w:val="00013483"/>
     <w:rsid w:val="00013483"/>
     <w:rsid w:val="000A20DB"/>
+    <w:rsid w:val="000C0316"/>
     <w:rsid w:val="000C613B"/>
+    <w:rsid w:val="00206523"/>
     <w:rsid w:val="00300CE6"/>
     <w:rsid w:val="00376023"/>
+    <w:rsid w:val="003E58DE"/>
     <w:rsid w:val="00490235"/>
     <w:rsid w:val="00644ED5"/>
+    <w:rsid w:val="008B5787"/>
     <w:rsid w:val="00A00E95"/>
     <w:rsid w:val="00A7114D"/>
     <w:rsid w:val="00E06D07"/>
@@ -12435,8 +13142,8 @@
   </we:alternateReferences>
   <we:properties>
     <we:property name="MENDELEY_BIBLIOGRAPHY_IS_DIRTY" value="false"/>
-    <we:property name="MENDELEY_BIBLIOGRAPHY_LAST_MODIFIED" value="1792679609369"/>
-    <we:property name="MENDELEY_CITATIONS" value="[{&quot;citationID&quot;:&quot;MENDELEY_CITATION_ab37ff72-2c9d-49bd-8401-eaf3a3cc2b41&quot;,&quot;properties&quot;:{&quot;noteIndex&quot;:0},&quot;isEdited&quot;:false,&quot;manualOverride&quot;:{&quot;isManuallyOverridden&quot;:false,&quot;citeprocText&quot;:&quot;(Ravensburger AG, o. J.)&quot;,&quot;manualOverrideText&quot;:&quot;&quot;},&quot;citationTag&quot;:&quot;MENDELEY_CITATION_v3_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&quot;,&quot;citationItems&quot;:[{&quot;id&quot;:&quot;2d2eeb0f-8807-3663-ae5c-5c4272309445&quot;,&quot;itemData&quot;:{&quot;type&quot;:&quot;webpage&quot;,&quot;id&quot;:&quot;2d2eeb0f-8807-3663-ae5c-5c4272309445&quot;,&quot;title&quot;:&quot;Das verrückte Labyrinth | Gesellschaftsspiele | Ravensburger&quot;,&quot;author&quot;:[{&quot;family&quot;:&quot;Ravensburger AG&quot;,&quot;given&quot;:&quot;&quot;,&quot;parse-names&quot;:false,&quot;dropping-particle&quot;:&quot;&quot;,&quot;non-dropping-particle&quot;:&quot;&quot;}],&quot;accessed&quot;:{&quot;date-parts&quot;:[[2026,9,26]]},&quot;URL&quot;:&quot;https://www.ravensburger.de/de-DE/produkte/spiele/gesellschaftsspiele-brettspiele/das-verrueckte-labyrinth-26955&quot;,&quot;container-title-short&quot;:&quot;&quot;},&quot;isTemporary&quot;:false,&quot;suppress-author&quot;:false,&quot;composite&quot;:false,&quot;author-only&quot;:false}]},{&quot;citationID&quot;:&quot;MENDELEY_CITATION_3684e7fc-a561-464c-bcef-1dd947201db9&quot;,&quot;properties&quot;:{&quot;noteIndex&quot;:0},&quot;isEdited&quot;:false,&quot;manualOverride&quot;:{&quot;isManuallyOverridden&quot;:true,&quot;citeprocText&quot;:&quot;(Mishra &amp;#38; Alzoubi, 2023)&quot;,&quot;manualOverrideText&quot;:&quot;(Mishra &amp; Alzoubi, 2023, S. 1504-1506)&quot;},&quot;citationItems&quot;:[{&quot;id&quot;:&quot;0b6812b8-1d49-3ad8-9af0-9c30a89a2b08&quot;,&quot;itemData&quot;:{&quot;type&quot;:&quot;article-journal&quot;,&quot;id&quot;:&quot;0b6812b8-1d49-3ad8-9af0-9c30a89a2b08&quot;,&quot;title&quot;:&quot;Structured software development versus agile software development: a comparative analysis&quot;,&quot;author&quot;:[{&quot;family&quot;:&quot;Mishra&quot;,&quot;given&quot;:&quot;Alok&quot;,&quot;parse-names&quot;:false,&quot;dropping-particle&quot;:&quot;&quot;,&quot;non-dropping-particle&quot;:&quot;&quot;},{&quot;family&quot;:&quot;Alzoubi&quot;,&quot;given&quot;:&quot;Yehia Ibrahim&quot;,&quot;parse-names&quot;:false,&quot;dropping-particle&quot;:&quot;&quot;,&quot;non-dropping-particle&quot;:&quot;&quot;}],&quot;container-title&quot;:&quot;International Journal of System Assurance Engineering and Management&quot;,&quot;accessed&quot;:{&quot;date-parts&quot;:[[2026,10,22]]},&quot;DOI&quot;:&quot;10.1007/s13198-023-01958-5&quot;,&quot;ISSN&quot;:&quot;0975-6809&quot;,&quot;URL&quot;:&quot;https://link.springer.com/10.1007/s13198-023-01958-5&quot;,&quot;issued&quot;:{&quot;date-parts&quot;:[[2023,8,12]]},&quot;page&quot;:&quot;1504-1522&quot;,&quot;abstract&quot;:&quot;&lt;p&gt;The use of agile methodology has become widespread in organizations that previously relied on traditional or structured software development methods, such as the waterfall approach. Successful completion rates for agile initiatives are at 40%, whereas only 15% of waterfall projects were successfully completed. To take advantage of the benefits of each method, many organizations are using a hybrid approach that combines Agile with Waterfall and structured software development methodologies. Rather than asking which methodology is superior, it is more productive to determine which one is most effective for a particular project. Agile projects have a failure rate of 10%, while waterfall projects fail 30% of the time. This study aims to compare and contrast agile and waterfall methodologies in order to create a decision tree for selecting the most suitable method for a software development project. Several cases and scenarios are examined using the hybrid development approach. Despite many advantages of Agile methodologies, a combination approach may be necessary, as Waterfall may be required for certain projects or development phases. This study explores the feasibility of combining Waterfall and Agile methodologies in software development management.&lt;/p&gt;&quot;,&quot;issue&quot;:&quot;4&quot;,&quot;volume&quot;:&quot;14&quot;},&quot;isTemporary&quot;:false,&quot;suppress-author&quot;:false,&quot;composite&quot;:false,&quot;author-only&quot;:false}],&quot;citationTag&quot;:&quot;MENDELEY_CITATION_v3_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&quot;},{&quot;citationID&quot;:&quot;MENDELEY_CITATION_cb846245-8812-41db-aa83-d53d78d50684&quot;,&quot;properties&quot;:{&quot;noteIndex&quot;:0},&quot;isEdited&quot;:false,&quot;manualOverride&quot;:{&quot;isManuallyOverridden&quot;:true,&quot;citeprocText&quot;:&quot;(Kuhrmann et al., 2017)&quot;,&quot;manualOverrideText&quot;:&quot;(Kuhrmann et al., 2017, S. 30-31)&quot;},&quot;citationItems&quot;:[{&quot;id&quot;:&quot;24aabb8f-262f-31f4-b23a-8634de227d06&quot;,&quot;itemData&quot;:{&quot;type&quot;:&quot;paper-conference&quot;,&quot;id&quot;:&quot;24aabb8f-262f-31f4-b23a-8634de227d06&quot;,&quot;title&quot;:&quot;Hybrid software and system development in practice: waterfall, scrum, and beyond&quot;,&quot;author&quot;:[{&quot;family&quot;:&quot;Kuhrmann&quot;,&quot;given&quot;:&quot;Marco&quot;,&quot;parse-names&quot;:false,&quot;dropping-particle&quot;:&quot;&quot;,&quot;non-dropping-particle&quot;:&quot;&quot;},{&quot;family&quot;:&quot;Diebold&quot;,&quot;given&quot;:&quot;Philipp&quot;,&quot;parse-names&quot;:false,&quot;dropping-particle&quot;:&quot;&quot;,&quot;non-dropping-particle&quot;:&quot;&quot;},{&quot;family&quot;:&quot;Münch&quot;,&quot;given&quot;:&quot;Jürgen&quot;,&quot;parse-names&quot;:false,&quot;dropping-particle&quot;:&quot;&quot;,&quot;non-dropping-particle&quot;:&quot;&quot;},{&quot;family&quot;:&quot;Tell&quot;,&quot;given&quot;:&quot;Paolo&quot;,&quot;parse-names&quot;:false,&quot;dropping-particle&quot;:&quot;&quot;,&quot;non-dropping-particle&quot;:&quot;&quot;},{&quot;family&quot;:&quot;Garousi&quot;,&quot;given&quot;:&quot;Vahid&quot;,&quot;parse-names&quot;:false,&quot;dropping-particle&quot;:&quot;&quot;,&quot;non-dropping-particle&quot;:&quot;&quot;},{&quot;family&quot;:&quot;Felderer&quot;,&quot;given&quot;:&quot;Michael&quot;,&quot;parse-names&quot;:false,&quot;dropping-particle&quot;:&quot;&quot;,&quot;non-dropping-particle&quot;:&quot;&quot;},{&quot;family&quot;:&quot;Trektere&quot;,&quot;given&quot;:&quot;Kitija&quot;,&quot;parse-names&quot;:false,&quot;dropping-particle&quot;:&quot;&quot;,&quot;non-dropping-particle&quot;:&quot;&quot;},{&quot;family&quot;:&quot;McCaffery&quot;,&quot;given&quot;:&quot;Fergal&quot;,&quot;parse-names&quot;:false,&quot;dropping-particle&quot;:&quot;&quot;,&quot;non-dropping-particle&quot;:&quot;&quot;},{&quot;family&quot;:&quot;Linssen&quot;,&quot;given&quot;:&quot;Oliver&quot;,&quot;parse-names&quot;:false,&quot;dropping-particle&quot;:&quot;&quot;,&quot;non-dropping-particle&quot;:&quot;&quot;},{&quot;family&quot;:&quot;Hanser&quot;,&quot;given&quot;:&quot;Eckhart&quot;,&quot;parse-names&quot;:false,&quot;dropping-particle&quot;:&quot;&quot;,&quot;non-dropping-particle&quot;:&quot;&quot;},{&quot;family&quot;:&quot;Prause&quot;,&quot;given&quot;:&quot;Christian R.&quot;,&quot;parse-names&quot;:false,&quot;dropping-particle&quot;:&quot;&quot;,&quot;non-dropping-particle&quot;:&quot;&quot;}],&quot;container-title&quot;:&quot;Proceedings of the 2017 International Conference on Software and System Process&quot;,&quot;DOI&quot;:&quot;10.1145/3084100.3084104&quot;,&quot;ISBN&quot;:&quot;9781450352703&quot;,&quot;URL&quot;:&quot;https://dl.acm.org/doi/10.1145/3084100.3084104&quot;,&quot;issued&quot;:{&quot;date-parts&quot;:[[2017,7,5]]},&quot;publisher-place&quot;:&quot;New York, NY, USA&quot;,&quot;page&quot;:&quot;30-39&quot;,&quot;abstract&quot;:&quot;Software and system development faces numerous challenges of rapidly changing markets. To address such challenges, companies and projects design and adopt speciic development approaches by combining well-structured comprehensive methods and dexible agile practices. Yet, the number of methods and practices is large, and available studies argue that the actual process composition is carried out in a fairly ad-hoc manner. The present paper reports on a survey on hybrid software development approaches. We study which approaches are used in practice, how diierent approaches are combined, and what contextual factors innuence the use and combination of hybrid software development approaches. Our results from 69 study participants show a variety of development approaches used and combined in practice. We show that most combinations follow a pattern in which a traditional process model serves as framework in which several lne-grained (agile) practices are plugged in. We further show that hybrid software development approaches are independent from the company size and external triggers. We conclude that such approaches are the results of a natural process evolution, which is mainly driven by experience, learning, and pragmatism. CCS CONCEPTS • General and reference → Surveys and overviews; • Software and its engineering → Software development methods; Software organization and properties; Designing software; Software development techniques; Programming teams; Permission to make digital or hard copies of all or part of this work for personal or classroom use is granted without fee provided that copies are not made or distributed for proot or commercial advantage and that copies bear this notice and the full citation on the erst page. Copyrights for components of this work owned by others than ACM must be honored. Abstracting with credit is permitted. To copy otherwise, or republish, to post on servers or to redistribute to lists, requires prior speciic permission and/or a fee. Request permissions from permissions@acm.org. ICSSP'17,&quot;,&quot;publisher&quot;:&quot;ACM&quot;,&quot;volume&quot;:&quot;10&quot;,&quot;container-title-short&quot;:&quot;&quot;},&quot;isTemporary&quot;:false,&quot;suppress-author&quot;:false,&quot;composite&quot;:false,&quot;author-only&quot;:false}],&quot;citationTag&quot;:&quot;MENDELEY_CITATION_v3_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&quot;},{&quot;citationID&quot;:&quot;MENDELEY_CITATION_3726452d-9a69-4d39-87d2-069f919b8946&quot;,&quot;properties&quot;:{&quot;noteIndex&quot;:0},&quot;isEdited&quot;:false,&quot;manualOverride&quot;:{&quot;isManuallyOverridden&quot;:true,&quot;citeprocText&quot;:&quot;(Nuseibeh &amp;#38; Easterbrook, 2000)&quot;,&quot;manualOverrideText&quot;:&quot;(Nuseibeh &amp; Easterbrook, 2000, S. 37)&quot;},&quot;citationTag&quot;:&quot;MENDELEY_CITATION_v3_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&quot;,&quot;citationItems&quot;:[{&quot;id&quot;:&quot;53cf6f27-d2ed-39e8-85c2-eaa4a6716f2c&quot;,&quot;itemData&quot;:{&quot;type&quot;:&quot;paper-conference&quot;,&quot;id&quot;:&quot;53cf6f27-d2ed-39e8-85c2-eaa4a6716f2c&quot;,&quot;title&quot;:&quot;Requirements engineering&quot;,&quot;author&quot;:[{&quot;family&quot;:&quot;Nuseibeh&quot;,&quot;given&quot;:&quot;Bashar&quot;,&quot;parse-names&quot;:false,&quot;dropping-particle&quot;:&quot;&quot;,&quot;non-dropping-particle&quot;:&quot;&quot;},{&quot;family&quot;:&quot;Easterbrook&quot;,&quot;given&quot;:&quot;Steve&quot;,&quot;parse-names&quot;:false,&quot;dropping-particle&quot;:&quot;&quot;,&quot;non-dropping-particle&quot;:&quot;&quot;}],&quot;container-title&quot;:&quot;Proceedings of the Conference on The Future of Software Engineering&quot;,&quot;DOI&quot;:&quot;10.1145/336512.336523&quot;,&quot;ISBN&quot;:&quot;1581132530&quot;,&quot;URL&quot;:&quot;https://dl.acm.org/doi/10.1145/336512.336523&quot;,&quot;issued&quot;:{&quot;date-parts&quot;:[[2000,5]]},&quot;publisher-place&quot;:&quot;New York, NY, USA&quot;,&quot;page&quot;:&quot;35-46&quot;,&quot;abstract&quot;:&quot;Key Research Pointers Better modelling and analysis of problem domains, as opposed to the behaviour of s oflwa re. Development of richer models for capturing and analysing non-functional requirements. Bridging the gap between requirements elicitation approaches based on contextual enquiry and more formal specification and analysis techniques. Better understanding of the impact of software architectural choices on the prioritisation and evolution of requirements. Reuse of requirements models to facilitate the development of system families and the selection of COTS. Multidisciplinary training for requirements practitioners.&quot;,&quot;publisher&quot;:&quot;ACM&quot;,&quot;container-title-short&quot;:&quot;&quot;},&quot;isTemporary&quot;:false,&quot;suppress-author&quot;:false,&quot;composite&quot;:false,&quot;author-only&quot;:false}]},{&quot;citationID&quot;:&quot;MENDELEY_CITATION_6207d441-417d-4699-9072-84323b1470ec&quot;,&quot;properties&quot;:{&quot;noteIndex&quot;:0},&quot;isEdited&quot;:false,&quot;manualOverride&quot;:{&quot;isManuallyOverridden&quot;:true,&quot;citeprocText&quot;:&quot;(Lucassen et al., 2016)&quot;,&quot;manualOverrideText&quot;:&quot;(Lucassen et al., 2016, S. 383–384)&quot;},&quot;citationTag&quot;:&quot;MENDELEY_CITATION_v3_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&quot;,&quot;citationItems&quot;:[{&quot;id&quot;:&quot;80eb1641-b9d6-3f42-a291-b2b8dea8220a&quot;,&quot;itemData&quot;:{&quot;type&quot;:&quot;article-journal&quot;,&quot;id&quot;:&quot;80eb1641-b9d6-3f42-a291-b2b8dea8220a&quot;,&quot;title&quot;:&quot;Improving agile requirements: the Quality User Story framework and tool&quot;,&quot;author&quot;:[{&quot;family&quot;:&quot;Lucassen&quot;,&quot;given&quot;:&quot;Garm&quot;,&quot;parse-names&quot;:false,&quot;dropping-particle&quot;:&quot;&quot;,&quot;non-dropping-particle&quot;:&quot;&quot;},{&quot;family&quot;:&quot;Dalpiaz&quot;,&quot;given&quot;:&quot;Fabiano&quot;,&quot;parse-names&quot;:false,&quot;dropping-particle&quot;:&quot;&quot;,&quot;non-dropping-particle&quot;:&quot;&quot;},{&quot;family&quot;:&quot;Werf&quot;,&quot;given&quot;:&quot;Jan Martijn E. M.&quot;,&quot;parse-names&quot;:false,&quot;dropping-particle&quot;:&quot;&quot;,&quot;non-dropping-particle&quot;:&quot;van der&quot;},{&quot;family&quot;:&quot;Brinkkemper&quot;,&quot;given&quot;:&quot;Sjaak&quot;,&quot;parse-names&quot;:false,&quot;dropping-particle&quot;:&quot;&quot;,&quot;non-dropping-particle&quot;:&quot;&quot;}],&quot;container-title&quot;:&quot;Requirements Engineering&quot;,&quot;container-title-short&quot;:&quot;Requir. Eng.&quot;,&quot;DOI&quot;:&quot;10.1007/s00766-016-0250-x&quot;,&quot;ISSN&quot;:&quot;0947-3602&quot;,&quot;URL&quot;:&quot;http://link.springer.com/10.1007/s00766-016-0250-x&quot;,&quot;issued&quot;:{&quot;date-parts&quot;:[[2016,9,1]]},&quot;page&quot;:&quot;383-403&quot;,&quot;abstract&quot;:&quot;User stories are a widely adopted requirements notation in agile development. Yet, user stories are too often poorly written in practice and exhibit inherent quality defects. Triggered by this observation, we propose the Quality User Story (QUS) framework, a set of 13 quality criteria that user story writers should strive to conform to. Based on QUS, we present the Automatic Quality User Story Artisan (AQUSA) software tool. Relying on natural language processing (NLP) techniques, AQUSA detects quality defects and suggest possible remedies. We describe the architecture of AQUSA, its implementation, and we report on an evaluation that analyzes 1023 user stories obtained from 18 software companies. Our tool does not yet reach the ambitious 100 % recall that Daniel Berry and colleagues require NLP tools for RE to achieve. However, we obtain promising results and we identify some improvements that will substantially improve recall and precision.&quot;,&quot;issue&quot;:&quot;3&quot;,&quot;volume&quot;:&quot;21&quot;},&quot;isTemporary&quot;:false,&quot;suppress-author&quot;:false,&quot;composite&quot;:false,&quot;author-only&quot;:false}]},{&quot;citationID&quot;:&quot;MENDELEY_CITATION_f8d788c6-5c93-4131-9d1b-f67bbcc99f3f&quot;,&quot;properties&quot;:{&quot;noteIndex&quot;:0},&quot;isEdited&quot;:false,&quot;manualOverride&quot;:{&quot;isManuallyOverridden&quot;:true,&quot;citeprocText&quot;:&quot;(Mumtaz et al., 2022)&quot;,&quot;manualOverrideText&quot;:&quot;(Mumtaz et al., 2022, S. 65355–65356)&quot;},&quot;citationTag&quot;:&quot;MENDELEY_CITATION_v3_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&quot;,&quot;citationItems&quot;:[{&quot;id&quot;:&quot;39f1d071-88d7-3956-8fab-8b1ba0cc3569&quot;,&quot;itemData&quot;:{&quot;type&quot;:&quot;article-journal&quot;,&quot;id&quot;:&quot;39f1d071-88d7-3956-8fab-8b1ba0cc3569&quot;,&quot;title&quot;:&quot;Iteration Causes, Impact, and Timing in Software Development Lifecycle: An SLR&quot;,&quot;author&quot;:[{&quot;family&quot;:&quot;Mumtaz&quot;,&quot;given&quot;:&quot;Mamoona&quot;,&quot;parse-names&quot;:false,&quot;dropping-particle&quot;:&quot;&quot;,&quot;non-dropping-particle&quot;:&quot;&quot;},{&quot;family&quot;:&quot;Ahmad&quot;,&quot;given&quot;:&quot;Naveed&quot;,&quot;parse-names&quot;:false,&quot;dropping-particle&quot;:&quot;&quot;,&quot;non-dropping-particle&quot;:&quot;&quot;},{&quot;family&quot;:&quot;Usman Ashraf&quot;,&quot;given&quot;:&quot;M.&quot;,&quot;parse-names&quot;:false,&quot;dropping-particle&quot;:&quot;&quot;,&quot;non-dropping-particle&quot;:&quot;&quot;},{&quot;family&quot;:&quot;Alghamdi&quot;,&quot;given&quot;:&quot;Ahmed Mohammed&quot;,&quot;parse-names&quot;:false,&quot;dropping-particle&quot;:&quot;&quot;,&quot;non-dropping-particle&quot;:&quot;&quot;},{&quot;family&quot;:&quot;Bahaddad&quot;,&quot;given&quot;:&quot;Adel A.&quot;,&quot;parse-names&quot;:false,&quot;dropping-particle&quot;:&quot;&quot;,&quot;non-dropping-particle&quot;:&quot;&quot;},{&quot;family&quot;:&quot;Almarhabi&quot;,&quot;given&quot;:&quot;Khalid Ali&quot;,&quot;parse-names&quot;:false,&quot;dropping-particle&quot;:&quot;&quot;,&quot;non-dropping-particle&quot;:&quot;&quot;}],&quot;container-title&quot;:&quot;IEEE Access&quot;,&quot;DOI&quot;:&quot;10.1109/ACCESS.2022.3182703&quot;,&quot;ISSN&quot;:&quot;2169-3536&quot;,&quot;URL&quot;:&quot;https://ieeexplore.ieee.org/document/9795025/&quot;,&quot;issued&quot;:{&quot;date-parts&quot;:[[2022]]},&quot;page&quot;:&quot;65355-65375&quot;,&quot;abstract&quot;:&quot;Context: Iteration-performing an activity once it has already been done-is unavoidable and omnipresent during software development. Management of iteration is a challenging task due to the lack of detailed analysis and use of different terms for the iteration at different places in software engineering. Objective: In order to manage iteration in a better way during software development processes, we investigate different iterative situations, the causes, the stages at which it can occur during the development, and its impacts. Method: We use the systematic literature review (SLR) method to search using six bibliographic databases. The SLR includes 153 primary studies published from 2007 to February 2017. Results: We identify twenty-two leading causes, five stages, and positive and negative impacts of iteration. Then, we develop a lucid taxonomy of iteration perspectives based on the causes and timing at which it occurs during the software development lifecycle. Conclusions: The frequently reported causes of iteration are defects, code smell, and conflicts, whereas the least referenced causes are poor management and different methods followed by teams. The most cited phase at which iteration occurs during the software development is maintenance. The most cited positive consequence of iteration is quality improvement, whereas the negative impacts of iteration are increasing time, effort, and cost. Our study provides a framework to understand the nature of iteration, what sources can lead to which iterative perspective, a particular iterative situation can have what kind of impacts on project milestones, and also provide research directions.&quot;,&quot;volume&quot;:&quot;10&quot;,&quot;container-title-short&quot;:&quot;&quot;},&quot;isTemporary&quot;:false,&quot;suppress-author&quot;:false,&quot;composite&quot;:false,&quot;author-only&quot;:false}]},{&quot;citationID&quot;:&quot;MENDELEY_CITATION_4370fe55-f239-4a68-8c59-4924d1adf40e&quot;,&quot;properties&quot;:{&quot;noteIndex&quot;:0},&quot;isEdited&quot;:false,&quot;manualOverride&quot;:{&quot;isManuallyOverridden&quot;:false,&quot;citeprocText&quot;:&quot;(Di Lucca &amp;#38; Fasolino, 2006)&quot;,&quot;manualOverrideText&quot;:&quot;&quot;},&quot;citationTag&quot;:&quot;MENDELEY_CITATION_v3_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&quot;,&quot;citationItems&quot;:[{&quot;id&quot;:&quot;4d7bd381-5963-3884-87d8-1306fa1ffb3a&quot;,&quot;itemData&quot;:{&quot;type&quot;:&quot;article-journal&quot;,&quot;id&quot;:&quot;4d7bd381-5963-3884-87d8-1306fa1ffb3a&quot;,&quot;title&quot;:&quot;Testing Web-based applications: The state of the art and future trends&quot;,&quot;author&quot;:[{&quot;family&quot;:&quot;Lucca&quot;,&quot;given&quot;:&quot;Giuseppe A.&quot;,&quot;parse-names&quot;:false,&quot;dropping-particle&quot;:&quot;&quot;,&quot;non-dropping-particle&quot;:&quot;Di&quot;},{&quot;family&quot;:&quot;Fasolino&quot;,&quot;given&quot;:&quot;Anna Rita&quot;,&quot;parse-names&quot;:false,&quot;dropping-particle&quot;:&quot;&quot;,&quot;non-dropping-particle&quot;:&quot;&quot;}],&quot;container-title&quot;:&quot;Information and Software Technology&quot;,&quot;container-title-short&quot;:&quot;Inf. Softw. Technol.&quot;,&quot;accessed&quot;:{&quot;date-parts&quot;:[[2026,10,22]]},&quot;DOI&quot;:&quot;10.1016/j.infsof.2006.06.006&quot;,&quot;ISSN&quot;:&quot;09505849&quot;,&quot;URL&quot;:&quot;https://linkinghub.elsevier.com/retrieve/pii/S0950584906000851&quot;,&quot;issued&quot;:{&quot;date-parts&quot;:[[2006,12,1]]},&quot;page&quot;:&quot;1172-1186&quot;,&quot;abstract&quot;:&quot;Software testing is a difficult task and testing Web-based applications may be even more difficult, due to the peculiarities of such applications. In the last years, several problems in the field of Web-based applications testing have been addressed by research work, and several methods and techniques have been defined and used to test Web-based applications effectively. This paper will present the main differences between Web-based applications and traditional ones, how these differences impact the testing of the former ones, and some relevant contributions in the field of Web application testing developed in recent years. The focus is mainly on testing the functionality of a Web-based application, even if some discussion about the testing of non-functional requirements is provided too. Some indications about future trends in Web application testing are also outlined in the paper. © 2006 Elsevier B.V. All rights reserved.&quot;,&quot;publisher&quot;:&quot;Elsevier&quot;,&quot;issue&quot;:&quot;12&quot;,&quot;volume&quot;:&quot;48&quot;},&quot;isTemporary&quot;:false,&quot;suppress-author&quot;:false,&quot;composite&quot;:false,&quot;author-only&quot;:false}]},{&quot;citationID&quot;:&quot;MENDELEY_CITATION_ffb5855b-7516-4145-9178-4d964b176384&quot;,&quot;properties&quot;:{&quot;noteIndex&quot;:0},&quot;isEdited&quot;:false,&quot;manualOverride&quot;:{&quot;isManuallyOverridden&quot;:false,&quot;citeprocText&quot;:&quot;(Abdellatif et al., 2019)&quot;,&quot;manualOverrideText&quot;:&quot;&quot;},&quot;citationTag&quot;:&quot;MENDELEY_CITATION_v3_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&quot;,&quot;citationItems&quot;:[{&quot;id&quot;:&quot;6f6860f3-0eb9-30c4-88eb-f3e6ba0792e6&quot;,&quot;itemData&quot;:{&quot;type&quot;:&quot;article-journal&quot;,&quot;id&quot;:&quot;6f6860f3-0eb9-30c4-88eb-f3e6ba0792e6&quot;,&quot;title&quot;:&quot;Automatic recall of software lessons learned for software project managers&quot;,&quot;author&quot;:[{&quot;family&quot;:&quot;Abdellatif&quot;,&quot;given&quot;:&quot;Tamer Mohamed&quot;,&quot;parse-names&quot;:false,&quot;dropping-particle&quot;:&quot;&quot;,&quot;non-dropping-particle&quot;:&quot;&quot;},{&quot;family&quot;:&quot;Capretz&quot;,&quot;given&quot;:&quot;Luiz Fernando&quot;,&quot;parse-names&quot;:false,&quot;dropping-particle&quot;:&quot;&quot;,&quot;non-dropping-particle&quot;:&quot;&quot;},{&quot;family&quot;:&quot;Ho&quot;,&quot;given&quot;:&quot;Danny&quot;,&quot;parse-names&quot;:false,&quot;dropping-particle&quot;:&quot;&quot;,&quot;non-dropping-particle&quot;:&quot;&quot;}],&quot;container-title&quot;:&quot;Information and Software Technology&quot;,&quot;container-title-short&quot;:&quot;Inf. Softw. Technol.&quot;,&quot;accessed&quot;:{&quot;date-parts&quot;:[[2026,10,22]]},&quot;DOI&quot;:&quot;10.1016/j.infsof.2019.07.006&quot;,&quot;ISSN&quot;:&quot;09505849&quot;,&quot;URL&quot;:&quot;https://linkinghub.elsevier.com/retrieve/pii/S0950584919301612&quot;,&quot;issued&quot;:{&quot;date-parts&quot;:[[2019,11,1]]},&quot;page&quot;:&quot;44-57&quot;,&quot;abstract&quot;:&quot;Context: Lessons learned (LL) records constitute the software organization memory of successes and failures. LL are recorded within the organization repository for future reference to optimize planning, gain experience, and elevate market competitiveness. However, manually searching this repository is a daunting task, so it is often disregarded. This can lead to the repetition of previous mistakes or even missing potential opportunities. This, in turn, can negatively affect the organization's profitability and competitiveness. Objective: We aim to present a novel solution that provides an automatic process to recall relevant LL and to push those LL to project managers. This will dramatically save the time and effort of manually searching the unstructured LL repositories and thus encourage the LL exploitation. Method: We exploit existing project artifacts to build the LL search queries on-the-fly in order to bypass the tedious manual searching. An empirical case study is conducted to build the automatic LL recall solution and evaluate its effectiveness. The study employs three of the most popular information retrieval models to construct the solution. Furthermore, a real-world dataset of 212 LL records from 30 different software projects is used for validation. Top-k and MAP well-known accuracy metrics are used as well. Results: Our case study results confirm the effectiveness of the automatic LL recall solution. Also, the results prove the success of using existing project artifacts to dynamically build the search query string. This is supported by a discerning accuracy of about 70% achieved in the case of top-k. Conclusion: The automatic LL recall solution is valid with high accuracy. It will eliminate the effort needed to manually search the LL repository. Therefore, this will positively encourage project managers to reuse the available LL knowledge – which will avoid old pitfalls and unleash hidden business opportunities.&quot;,&quot;publisher&quot;:&quot;Elsevier&quot;,&quot;volume&quot;:&quot;115&quot;},&quot;isTemporary&quot;:false,&quot;suppress-author&quot;:false,&quot;composite&quot;:false,&quot;author-only&quot;:false}]}]"/>
+    <we:property name="MENDELEY_BIBLIOGRAPHY_LAST_MODIFIED" value="1793365677843"/>
+    <we:property name="MENDELEY_CITATIONS" value="[{&quot;citationID&quot;:&quot;MENDELEY_CITATION_ab37ff72-2c9d-49bd-8401-eaf3a3cc2b41&quot;,&quot;properties&quot;:{&quot;noteIndex&quot;:0},&quot;isEdited&quot;:false,&quot;manualOverride&quot;:{&quot;isManuallyOverridden&quot;:false,&quot;citeprocText&quot;:&quot;(Ravensburger AG, o. J.)&quot;,&quot;manualOverrideText&quot;:&quot;&quot;},&quot;citationTag&quot;:&quot;MENDELEY_CITATION_v3_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&quot;,&quot;citationItems&quot;:[{&quot;id&quot;:&quot;2d2eeb0f-8807-3663-ae5c-5c4272309445&quot;,&quot;itemData&quot;:{&quot;type&quot;:&quot;webpage&quot;,&quot;id&quot;:&quot;2d2eeb0f-8807-3663-ae5c-5c4272309445&quot;,&quot;title&quot;:&quot;Das verrückte Labyrinth | Gesellschaftsspiele | Ravensburger&quot;,&quot;author&quot;:[{&quot;family&quot;:&quot;Ravensburger AG&quot;,&quot;given&quot;:&quot;&quot;,&quot;parse-names&quot;:false,&quot;dropping-particle&quot;:&quot;&quot;,&quot;non-dropping-particle&quot;:&quot;&quot;}],&quot;accessed&quot;:{&quot;date-parts&quot;:[[2026,9,26]]},&quot;URL&quot;:&quot;https://www.ravensburger.de/de-DE/produkte/spiele/gesellschaftsspiele-brettspiele/das-verrueckte-labyrinth-26955&quot;,&quot;container-title-short&quot;:&quot;&quot;},&quot;isTemporary&quot;:false,&quot;suppress-author&quot;:false,&quot;composite&quot;:false,&quot;author-only&quot;:false}]},{&quot;citationID&quot;:&quot;MENDELEY_CITATION_3684e7fc-a561-464c-bcef-1dd947201db9&quot;,&quot;properties&quot;:{&quot;noteIndex&quot;:0},&quot;isEdited&quot;:false,&quot;manualOverride&quot;:{&quot;isManuallyOverridden&quot;:true,&quot;citeprocText&quot;:&quot;(Mishra &amp;#38; Alzoubi, 2023)&quot;,&quot;manualOverrideText&quot;:&quot;(Mishra &amp; Alzoubi, 2023, S. 1504-1506)&quot;},&quot;citationTag&quot;:&quot;MENDELEY_CITATION_v3_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&quot;,&quot;citationItems&quot;:[{&quot;id&quot;:&quot;0b6812b8-1d49-3ad8-9af0-9c30a89a2b08&quot;,&quot;itemData&quot;:{&quot;type&quot;:&quot;article-journal&quot;,&quot;id&quot;:&quot;0b6812b8-1d49-3ad8-9af0-9c30a89a2b08&quot;,&quot;title&quot;:&quot;Structured software development versus agile software development: a comparative analysis&quot;,&quot;author&quot;:[{&quot;family&quot;:&quot;Mishra&quot;,&quot;given&quot;:&quot;Alok&quot;,&quot;parse-names&quot;:false,&quot;dropping-particle&quot;:&quot;&quot;,&quot;non-dropping-particle&quot;:&quot;&quot;},{&quot;family&quot;:&quot;Alzoubi&quot;,&quot;given&quot;:&quot;Yehia Ibrahim&quot;,&quot;parse-names&quot;:false,&quot;dropping-particle&quot;:&quot;&quot;,&quot;non-dropping-particle&quot;:&quot;&quot;}],&quot;container-title&quot;:&quot;International Journal of System Assurance Engineering and Management&quot;,&quot;accessed&quot;:{&quot;date-parts&quot;:[[2026,10,22]]},&quot;DOI&quot;:&quot;10.1007/s13198-023-01958-5&quot;,&quot;ISSN&quot;:&quot;0975-6809&quot;,&quot;URL&quot;:&quot;https://link.springer.com/10.1007/s13198-023-01958-5&quot;,&quot;issued&quot;:{&quot;date-parts&quot;:[[2023,8,12]]},&quot;page&quot;:&quot;1504-1522&quot;,&quot;abstract&quot;:&quot;&lt;p&gt;The use of agile methodology has become widespread in organizations that previously relied on traditional or structured software development methods, such as the waterfall approach. Successful completion rates for agile initiatives are at 40%, whereas only 15% of waterfall projects were successfully completed. To take advantage of the benefits of each method, many organizations are using a hybrid approach that combines Agile with Waterfall and structured software development methodologies. Rather than asking which methodology is superior, it is more productive to determine which one is most effective for a particular project. Agile projects have a failure rate of 10%, while waterfall projects fail 30% of the time. This study aims to compare and contrast agile and waterfall methodologies in order to create a decision tree for selecting the most suitable method for a software development project. Several cases and scenarios are examined using the hybrid development approach. Despite many advantages of Agile methodologies, a combination approach may be necessary, as Waterfall may be required for certain projects or development phases. This study explores the feasibility of combining Waterfall and Agile methodologies in software development management.&lt;/p&gt;&quot;,&quot;issue&quot;:&quot;4&quot;,&quot;volume&quot;:&quot;14&quot;,&quot;container-title-short&quot;:&quot;&quot;},&quot;isTemporary&quot;:false,&quot;suppress-author&quot;:false,&quot;composite&quot;:false,&quot;author-only&quot;:false}]},{&quot;citationID&quot;:&quot;MENDELEY_CITATION_cb846245-8812-41db-aa83-d53d78d50684&quot;,&quot;properties&quot;:{&quot;noteIndex&quot;:0},&quot;isEdited&quot;:false,&quot;manualOverride&quot;:{&quot;isManuallyOverridden&quot;:true,&quot;citeprocText&quot;:&quot;(Kuhrmann et al., 2017)&quot;,&quot;manualOverrideText&quot;:&quot;(Kuhrmann et al., 2017, S. 30-31)&quot;},&quot;citationTag&quot;:&quot;MENDELEY_CITATION_v3_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&quot;,&quot;citationItems&quot;:[{&quot;id&quot;:&quot;24aabb8f-262f-31f4-b23a-8634de227d06&quot;,&quot;itemData&quot;:{&quot;type&quot;:&quot;paper-conference&quot;,&quot;id&quot;:&quot;24aabb8f-262f-31f4-b23a-8634de227d06&quot;,&quot;title&quot;:&quot;Hybrid software and system development in practice: waterfall, scrum, and beyond&quot;,&quot;author&quot;:[{&quot;family&quot;:&quot;Kuhrmann&quot;,&quot;given&quot;:&quot;Marco&quot;,&quot;parse-names&quot;:false,&quot;dropping-particle&quot;:&quot;&quot;,&quot;non-dropping-particle&quot;:&quot;&quot;},{&quot;family&quot;:&quot;Diebold&quot;,&quot;given&quot;:&quot;Philipp&quot;,&quot;parse-names&quot;:false,&quot;dropping-particle&quot;:&quot;&quot;,&quot;non-dropping-particle&quot;:&quot;&quot;},{&quot;family&quot;:&quot;Münch&quot;,&quot;given&quot;:&quot;Jürgen&quot;,&quot;parse-names&quot;:false,&quot;dropping-particle&quot;:&quot;&quot;,&quot;non-dropping-particle&quot;:&quot;&quot;},{&quot;family&quot;:&quot;Tell&quot;,&quot;given&quot;:&quot;Paolo&quot;,&quot;parse-names&quot;:false,&quot;dropping-particle&quot;:&quot;&quot;,&quot;non-dropping-particle&quot;:&quot;&quot;},{&quot;family&quot;:&quot;Garousi&quot;,&quot;given&quot;:&quot;Vahid&quot;,&quot;parse-names&quot;:false,&quot;dropping-particle&quot;:&quot;&quot;,&quot;non-dropping-particle&quot;:&quot;&quot;},{&quot;family&quot;:&quot;Felderer&quot;,&quot;given&quot;:&quot;Michael&quot;,&quot;parse-names&quot;:false,&quot;dropping-particle&quot;:&quot;&quot;,&quot;non-dropping-particle&quot;:&quot;&quot;},{&quot;family&quot;:&quot;Trektere&quot;,&quot;given&quot;:&quot;Kitija&quot;,&quot;parse-names&quot;:false,&quot;dropping-particle&quot;:&quot;&quot;,&quot;non-dropping-particle&quot;:&quot;&quot;},{&quot;family&quot;:&quot;McCaffery&quot;,&quot;given&quot;:&quot;Fergal&quot;,&quot;parse-names&quot;:false,&quot;dropping-particle&quot;:&quot;&quot;,&quot;non-dropping-particle&quot;:&quot;&quot;},{&quot;family&quot;:&quot;Linssen&quot;,&quot;given&quot;:&quot;Oliver&quot;,&quot;parse-names&quot;:false,&quot;dropping-particle&quot;:&quot;&quot;,&quot;non-dropping-particle&quot;:&quot;&quot;},{&quot;family&quot;:&quot;Hanser&quot;,&quot;given&quot;:&quot;Eckhart&quot;,&quot;parse-names&quot;:false,&quot;dropping-particle&quot;:&quot;&quot;,&quot;non-dropping-particle&quot;:&quot;&quot;},{&quot;family&quot;:&quot;Prause&quot;,&quot;given&quot;:&quot;Christian R.&quot;,&quot;parse-names&quot;:false,&quot;dropping-particle&quot;:&quot;&quot;,&quot;non-dropping-particle&quot;:&quot;&quot;}],&quot;container-title&quot;:&quot;Proceedings of the 2017 International Conference on Software and System Process&quot;,&quot;DOI&quot;:&quot;10.1145/3084100.3084104&quot;,&quot;ISBN&quot;:&quot;9781450352703&quot;,&quot;URL&quot;:&quot;https://dl.acm.org/doi/10.1145/3084100.3084104&quot;,&quot;issued&quot;:{&quot;date-parts&quot;:[[2017,7,5]]},&quot;publisher-place&quot;:&quot;New York, NY, USA&quot;,&quot;page&quot;:&quot;30-39&quot;,&quot;abstract&quot;:&quot;Software and system development faces numerous challenges of rapidly changing markets. To address such challenges, companies and projects design and adopt speciic development approaches by combining well-structured comprehensive methods and dexible agile practices. Yet, the number of methods and practices is large, and available studies argue that the actual process composition is carried out in a fairly ad-hoc manner. The present paper reports on a survey on hybrid software development approaches. We study which approaches are used in practice, how diierent approaches are combined, and what contextual factors innuence the use and combination of hybrid software development approaches. Our results from 69 study participants show a variety of development approaches used and combined in practice. We show that most combinations follow a pattern in which a traditional process model serves as framework in which several lne-grained (agile) practices are plugged in. We further show that hybrid software development approaches are independent from the company size and external triggers. We conclude that such approaches are the results of a natural process evolution, which is mainly driven by experience, learning, and pragmatism. CCS CONCEPTS • General and reference → Surveys and overviews; • Software and its engineering → Software development methods; Software organization and properties; Designing software; Software development techniques; Programming teams; Permission to make digital or hard copies of all or part of this work for personal or classroom use is granted without fee provided that copies are not made or distributed for proot or commercial advantage and that copies bear this notice and the full citation on the erst page. Copyrights for components of this work owned by others than ACM must be honored. Abstracting with credit is permitted. To copy otherwise, or republish, to post on servers or to redistribute to lists, requires prior speciic permission and/or a fee. Request permissions from permissions@acm.org. ICSSP'17,&quot;,&quot;publisher&quot;:&quot;ACM&quot;,&quot;volume&quot;:&quot;10&quot;,&quot;container-title-short&quot;:&quot;&quot;},&quot;isTemporary&quot;:false,&quot;suppress-author&quot;:false,&quot;composite&quot;:false,&quot;author-only&quot;:false}]},{&quot;citationID&quot;:&quot;MENDELEY_CITATION_3726452d-9a69-4d39-87d2-069f919b8946&quot;,&quot;properties&quot;:{&quot;noteIndex&quot;:0},&quot;isEdited&quot;:false,&quot;manualOverride&quot;:{&quot;isManuallyOverridden&quot;:true,&quot;citeprocText&quot;:&quot;(Nuseibeh &amp;#38; Easterbrook, 2000)&quot;,&quot;manualOverrideText&quot;:&quot;(Nuseibeh &amp; Easterbrook, 2000, S. 37)&quot;},&quot;citationTag&quot;:&quot;MENDELEY_CITATION_v3_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&quot;,&quot;citationItems&quot;:[{&quot;id&quot;:&quot;53cf6f27-d2ed-39e8-85c2-eaa4a6716f2c&quot;,&quot;itemData&quot;:{&quot;type&quot;:&quot;paper-conference&quot;,&quot;id&quot;:&quot;53cf6f27-d2ed-39e8-85c2-eaa4a6716f2c&quot;,&quot;title&quot;:&quot;Requirements engineering&quot;,&quot;author&quot;:[{&quot;family&quot;:&quot;Nuseibeh&quot;,&quot;given&quot;:&quot;Bashar&quot;,&quot;parse-names&quot;:false,&quot;dropping-particle&quot;:&quot;&quot;,&quot;non-dropping-particle&quot;:&quot;&quot;},{&quot;family&quot;:&quot;Easterbrook&quot;,&quot;given&quot;:&quot;Steve&quot;,&quot;parse-names&quot;:false,&quot;dropping-particle&quot;:&quot;&quot;,&quot;non-dropping-particle&quot;:&quot;&quot;}],&quot;container-title&quot;:&quot;Proceedings of the Conference on The Future of Software Engineering&quot;,&quot;DOI&quot;:&quot;10.1145/336512.336523&quot;,&quot;ISBN&quot;:&quot;1581132530&quot;,&quot;URL&quot;:&quot;https://dl.acm.org/doi/10.1145/336512.336523&quot;,&quot;issued&quot;:{&quot;date-parts&quot;:[[2000,5]]},&quot;publisher-place&quot;:&quot;New York, NY, USA&quot;,&quot;page&quot;:&quot;35-46&quot;,&quot;abstract&quot;:&quot;Key Research Pointers Better modelling and analysis of problem domains, as opposed to the behaviour of s oflwa re. Development of richer models for capturing and analysing non-functional requirements. Bridging the gap between requirements elicitation approaches based on contextual enquiry and more formal specification and analysis techniques. Better understanding of the impact of software architectural choices on the prioritisation and evolution of requirements. Reuse of requirements models to facilitate the development of system families and the selection of COTS. Multidisciplinary training for requirements practitioners.&quot;,&quot;publisher&quot;:&quot;ACM&quot;,&quot;container-title-short&quot;:&quot;&quot;},&quot;isTemporary&quot;:false,&quot;suppress-author&quot;:false,&quot;composite&quot;:false,&quot;author-only&quot;:false}]},{&quot;citationID&quot;:&quot;MENDELEY_CITATION_6207d441-417d-4699-9072-84323b1470ec&quot;,&quot;properties&quot;:{&quot;noteIndex&quot;:0},&quot;isEdited&quot;:false,&quot;manualOverride&quot;:{&quot;isManuallyOverridden&quot;:true,&quot;citeprocText&quot;:&quot;(Lucassen et al., 2016)&quot;,&quot;manualOverrideText&quot;:&quot;(Lucassen et al., 2016, S. 383–384)&quot;},&quot;citationTag&quot;:&quot;MENDELEY_CITATION_v3_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&quot;,&quot;citationItems&quot;:[{&quot;id&quot;:&quot;80eb1641-b9d6-3f42-a291-b2b8dea8220a&quot;,&quot;itemData&quot;:{&quot;type&quot;:&quot;article-journal&quot;,&quot;id&quot;:&quot;80eb1641-b9d6-3f42-a291-b2b8dea8220a&quot;,&quot;title&quot;:&quot;Improving agile requirements: the Quality User Story framework and tool&quot;,&quot;author&quot;:[{&quot;family&quot;:&quot;Lucassen&quot;,&quot;given&quot;:&quot;Garm&quot;,&quot;parse-names&quot;:false,&quot;dropping-particle&quot;:&quot;&quot;,&quot;non-dropping-particle&quot;:&quot;&quot;},{&quot;family&quot;:&quot;Dalpiaz&quot;,&quot;given&quot;:&quot;Fabiano&quot;,&quot;parse-names&quot;:false,&quot;dropping-particle&quot;:&quot;&quot;,&quot;non-dropping-particle&quot;:&quot;&quot;},{&quot;family&quot;:&quot;Werf&quot;,&quot;given&quot;:&quot;Jan Martijn E. M.&quot;,&quot;parse-names&quot;:false,&quot;dropping-particle&quot;:&quot;&quot;,&quot;non-dropping-particle&quot;:&quot;van der&quot;},{&quot;family&quot;:&quot;Brinkkemper&quot;,&quot;given&quot;:&quot;Sjaak&quot;,&quot;parse-names&quot;:false,&quot;dropping-particle&quot;:&quot;&quot;,&quot;non-dropping-particle&quot;:&quot;&quot;}],&quot;container-title&quot;:&quot;Requirements Engineering&quot;,&quot;container-title-short&quot;:&quot;Requir. Eng.&quot;,&quot;DOI&quot;:&quot;10.1007/s00766-016-0250-x&quot;,&quot;ISSN&quot;:&quot;0947-3602&quot;,&quot;URL&quot;:&quot;http://link.springer.com/10.1007/s00766-016-0250-x&quot;,&quot;issued&quot;:{&quot;date-parts&quot;:[[2016,9,1]]},&quot;page&quot;:&quot;383-403&quot;,&quot;abstract&quot;:&quot;User stories are a widely adopted requirements notation in agile development. Yet, user stories are too often poorly written in practice and exhibit inherent quality defects. Triggered by this observation, we propose the Quality User Story (QUS) framework, a set of 13 quality criteria that user story writers should strive to conform to. Based on QUS, we present the Automatic Quality User Story Artisan (AQUSA) software tool. Relying on natural language processing (NLP) techniques, AQUSA detects quality defects and suggest possible remedies. We describe the architecture of AQUSA, its implementation, and we report on an evaluation that analyzes 1023 user stories obtained from 18 software companies. Our tool does not yet reach the ambitious 100 % recall that Daniel Berry and colleagues require NLP tools for RE to achieve. However, we obtain promising results and we identify some improvements that will substantially improve recall and precision.&quot;,&quot;issue&quot;:&quot;3&quot;,&quot;volume&quot;:&quot;21&quot;},&quot;isTemporary&quot;:false,&quot;suppress-author&quot;:false,&quot;composite&quot;:false,&quot;author-only&quot;:false}]},{&quot;citationID&quot;:&quot;MENDELEY_CITATION_f8d788c6-5c93-4131-9d1b-f67bbcc99f3f&quot;,&quot;properties&quot;:{&quot;noteIndex&quot;:0},&quot;isEdited&quot;:false,&quot;manualOverride&quot;:{&quot;isManuallyOverridden&quot;:true,&quot;citeprocText&quot;:&quot;(Mumtaz et al., 2022)&quot;,&quot;manualOverrideText&quot;:&quot;(Mumtaz et al., 2022, S. 65355–65356)&quot;},&quot;citationTag&quot;:&quot;MENDELEY_CITATION_v3_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&quot;,&quot;citationItems&quot;:[{&quot;id&quot;:&quot;39f1d071-88d7-3956-8fab-8b1ba0cc3569&quot;,&quot;itemData&quot;:{&quot;type&quot;:&quot;article-journal&quot;,&quot;id&quot;:&quot;39f1d071-88d7-3956-8fab-8b1ba0cc3569&quot;,&quot;title&quot;:&quot;Iteration Causes, Impact, and Timing in Software Development Lifecycle: An SLR&quot;,&quot;author&quot;:[{&quot;family&quot;:&quot;Mumtaz&quot;,&quot;given&quot;:&quot;Mamoona&quot;,&quot;parse-names&quot;:false,&quot;dropping-particle&quot;:&quot;&quot;,&quot;non-dropping-particle&quot;:&quot;&quot;},{&quot;family&quot;:&quot;Ahmad&quot;,&quot;given&quot;:&quot;Naveed&quot;,&quot;parse-names&quot;:false,&quot;dropping-particle&quot;:&quot;&quot;,&quot;non-dropping-particle&quot;:&quot;&quot;},{&quot;family&quot;:&quot;Usman Ashraf&quot;,&quot;given&quot;:&quot;M.&quot;,&quot;parse-names&quot;:false,&quot;dropping-particle&quot;:&quot;&quot;,&quot;non-dropping-particle&quot;:&quot;&quot;},{&quot;family&quot;:&quot;Alghamdi&quot;,&quot;given&quot;:&quot;Ahmed Mohammed&quot;,&quot;parse-names&quot;:false,&quot;dropping-particle&quot;:&quot;&quot;,&quot;non-dropping-particle&quot;:&quot;&quot;},{&quot;family&quot;:&quot;Bahaddad&quot;,&quot;given&quot;:&quot;Adel A.&quot;,&quot;parse-names&quot;:false,&quot;dropping-particle&quot;:&quot;&quot;,&quot;non-dropping-particle&quot;:&quot;&quot;},{&quot;family&quot;:&quot;Almarhabi&quot;,&quot;given&quot;:&quot;Khalid Ali&quot;,&quot;parse-names&quot;:false,&quot;dropping-particle&quot;:&quot;&quot;,&quot;non-dropping-particle&quot;:&quot;&quot;}],&quot;container-title&quot;:&quot;IEEE Access&quot;,&quot;DOI&quot;:&quot;10.1109/ACCESS.2022.3182703&quot;,&quot;ISSN&quot;:&quot;2169-3536&quot;,&quot;URL&quot;:&quot;https://ieeexplore.ieee.org/document/9795025/&quot;,&quot;issued&quot;:{&quot;date-parts&quot;:[[2022]]},&quot;page&quot;:&quot;65355-65375&quot;,&quot;abstract&quot;:&quot;Context: Iteration-performing an activity once it has already been done-is unavoidable and omnipresent during software development. Management of iteration is a challenging task due to the lack of detailed analysis and use of different terms for the iteration at different places in software engineering. Objective: In order to manage iteration in a better way during software development processes, we investigate different iterative situations, the causes, the stages at which it can occur during the development, and its impacts. Method: We use the systematic literature review (SLR) method to search using six bibliographic databases. The SLR includes 153 primary studies published from 2007 to February 2017. Results: We identify twenty-two leading causes, five stages, and positive and negative impacts of iteration. Then, we develop a lucid taxonomy of iteration perspectives based on the causes and timing at which it occurs during the software development lifecycle. Conclusions: The frequently reported causes of iteration are defects, code smell, and conflicts, whereas the least referenced causes are poor management and different methods followed by teams. The most cited phase at which iteration occurs during the software development is maintenance. The most cited positive consequence of iteration is quality improvement, whereas the negative impacts of iteration are increasing time, effort, and cost. Our study provides a framework to understand the nature of iteration, what sources can lead to which iterative perspective, a particular iterative situation can have what kind of impacts on project milestones, and also provide research directions.&quot;,&quot;volume&quot;:&quot;10&quot;,&quot;container-title-short&quot;:&quot;&quot;},&quot;isTemporary&quot;:false,&quot;suppress-author&quot;:false,&quot;composite&quot;:false,&quot;author-only&quot;:false}]},{&quot;citationID&quot;:&quot;MENDELEY_CITATION_4370fe55-f239-4a68-8c59-4924d1adf40e&quot;,&quot;properties&quot;:{&quot;noteIndex&quot;:0},&quot;isEdited&quot;:false,&quot;manualOverride&quot;:{&quot;isManuallyOverridden&quot;:true,&quot;citeprocText&quot;:&quot;(Di Lucca &amp;#38; Fasolino, 2006)&quot;,&quot;manualOverrideText&quot;:&quot;(Di Lucca &amp; Fasolino, 2006, S.1176)&quot;},&quot;citationTag&quot;:&quot;MENDELEY_CITATION_v3_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&quot;,&quot;citationItems&quot;:[{&quot;id&quot;:&quot;4d7bd381-5963-3884-87d8-1306fa1ffb3a&quot;,&quot;itemData&quot;:{&quot;type&quot;:&quot;article-journal&quot;,&quot;id&quot;:&quot;4d7bd381-5963-3884-87d8-1306fa1ffb3a&quot;,&quot;title&quot;:&quot;Testing Web-based applications: The state of the art and future trends&quot;,&quot;author&quot;:[{&quot;family&quot;:&quot;Lucca&quot;,&quot;given&quot;:&quot;Giuseppe A.&quot;,&quot;parse-names&quot;:false,&quot;dropping-particle&quot;:&quot;&quot;,&quot;non-dropping-particle&quot;:&quot;Di&quot;},{&quot;family&quot;:&quot;Fasolino&quot;,&quot;given&quot;:&quot;Anna Rita&quot;,&quot;parse-names&quot;:false,&quot;dropping-particle&quot;:&quot;&quot;,&quot;non-dropping-particle&quot;:&quot;&quot;}],&quot;container-title&quot;:&quot;Information and Software Technology&quot;,&quot;container-title-short&quot;:&quot;Inf. Softw. Technol.&quot;,&quot;accessed&quot;:{&quot;date-parts&quot;:[[2026,10,22]]},&quot;DOI&quot;:&quot;10.1016/j.infsof.2006.06.006&quot;,&quot;ISSN&quot;:&quot;09505849&quot;,&quot;URL&quot;:&quot;https://linkinghub.elsevier.com/retrieve/pii/S0950584906000851&quot;,&quot;issued&quot;:{&quot;date-parts&quot;:[[2006,12,1]]},&quot;page&quot;:&quot;1172-1186&quot;,&quot;abstract&quot;:&quot;Software testing is a difficult task and testing Web-based applications may be even more difficult, due to the peculiarities of such applications. In the last years, several problems in the field of Web-based applications testing have been addressed by research work, and several methods and techniques have been defined and used to test Web-based applications effectively. This paper will present the main differences between Web-based applications and traditional ones, how these differences impact the testing of the former ones, and some relevant contributions in the field of Web application testing developed in recent years. The focus is mainly on testing the functionality of a Web-based application, even if some discussion about the testing of non-functional requirements is provided too. Some indications about future trends in Web application testing are also outlined in the paper. © 2006 Elsevier B.V. All rights reserved.&quot;,&quot;publisher&quot;:&quot;Elsevier&quot;,&quot;issue&quot;:&quot;12&quot;,&quot;volume&quot;:&quot;48&quot;},&quot;isTemporary&quot;:false,&quot;suppress-author&quot;:false,&quot;composite&quot;:false,&quot;author-only&quot;:false}]},{&quot;citationID&quot;:&quot;MENDELEY_CITATION_ffb5855b-7516-4145-9178-4d964b176384&quot;,&quot;properties&quot;:{&quot;noteIndex&quot;:0},&quot;isEdited&quot;:false,&quot;manualOverride&quot;:{&quot;isManuallyOverridden&quot;:true,&quot;citeprocText&quot;:&quot;(Abdellatif et al., 2019)&quot;,&quot;manualOverrideText&quot;:&quot;(Abdellatif et al., 2019, S.44)&quot;},&quot;citationTag&quot;:&quot;MENDELEY_CITATION_v3_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&quot;,&quot;citationItems&quot;:[{&quot;id&quot;:&quot;6f6860f3-0eb9-30c4-88eb-f3e6ba0792e6&quot;,&quot;itemData&quot;:{&quot;type&quot;:&quot;article-journal&quot;,&quot;id&quot;:&quot;6f6860f3-0eb9-30c4-88eb-f3e6ba0792e6&quot;,&quot;title&quot;:&quot;Automatic recall of software lessons learned for software project managers&quot;,&quot;author&quot;:[{&quot;family&quot;:&quot;Abdellatif&quot;,&quot;given&quot;:&quot;Tamer Mohamed&quot;,&quot;parse-names&quot;:false,&quot;dropping-particle&quot;:&quot;&quot;,&quot;non-dropping-particle&quot;:&quot;&quot;},{&quot;family&quot;:&quot;Capretz&quot;,&quot;given&quot;:&quot;Luiz Fernando&quot;,&quot;parse-names&quot;:false,&quot;dropping-particle&quot;:&quot;&quot;,&quot;non-dropping-particle&quot;:&quot;&quot;},{&quot;family&quot;:&quot;Ho&quot;,&quot;given&quot;:&quot;Danny&quot;,&quot;parse-names&quot;:false,&quot;dropping-particle&quot;:&quot;&quot;,&quot;non-dropping-particle&quot;:&quot;&quot;}],&quot;container-title&quot;:&quot;Information and Software Technology&quot;,&quot;container-title-short&quot;:&quot;Inf. Softw. Technol.&quot;,&quot;accessed&quot;:{&quot;date-parts&quot;:[[2026,10,22]]},&quot;DOI&quot;:&quot;10.1016/j.infsof.2019.07.006&quot;,&quot;ISSN&quot;:&quot;09505849&quot;,&quot;URL&quot;:&quot;https://linkinghub.elsevier.com/retrieve/pii/S0950584919301612&quot;,&quot;issued&quot;:{&quot;date-parts&quot;:[[2019,11,1]]},&quot;page&quot;:&quot;44-57&quot;,&quot;abstract&quot;:&quot;Context: Lessons learned (LL) records constitute the software organization memory of successes and failures. LL are recorded within the organization repository for future reference to optimize planning, gain experience, and elevate market competitiveness. However, manually searching this repository is a daunting task, so it is often disregarded. This can lead to the repetition of previous mistakes or even missing potential opportunities. This, in turn, can negatively affect the organization's profitability and competitiveness. Objective: We aim to present a novel solution that provides an automatic process to recall relevant LL and to push those LL to project managers. This will dramatically save the time and effort of manually searching the unstructured LL repositories and thus encourage the LL exploitation. Method: We exploit existing project artifacts to build the LL search queries on-the-fly in order to bypass the tedious manual searching. An empirical case study is conducted to build the automatic LL recall solution and evaluate its effectiveness. The study employs three of the most popular information retrieval models to construct the solution. Furthermore, a real-world dataset of 212 LL records from 30 different software projects is used for validation. Top-k and MAP well-known accuracy metrics are used as well. Results: Our case study results confirm the effectiveness of the automatic LL recall solution. Also, the results prove the success of using existing project artifacts to dynamically build the search query string. This is supported by a discerning accuracy of about 70% achieved in the case of top-k. Conclusion: The automatic LL recall solution is valid with high accuracy. It will eliminate the effort needed to manually search the LL repository. Therefore, this will positively encourage project managers to reuse the available LL knowledge – which will avoid old pitfalls and unleash hidden business opportunities.&quot;,&quot;publisher&quot;:&quot;Elsevier&quot;,&quot;volume&quot;:&quot;115&quot;},&quot;isTemporary&quot;:false,&quot;suppress-author&quot;:false,&quot;composite&quot;:false,&quot;author-only&quot;:false}]}]"/>
     <we:property name="MENDELEY_CITATIONS_LOCALE_CODE" value="&quot;de-DE&quot;"/>
     <we:property name="MENDELEY_CITATIONS_STYLE" value="{&quot;id&quot;:&quot;https://www.zotero.org/styles/apa&quot;,&quot;title&quot;:&quot;APA Style 7th edition&quot;,&quot;format&quot;:&quot;author-date&quot;,&quot;defaultLocale&quot;:null,&quot;isLocaleCodeValid&quot;:true}"/>
   </we:properties>
